--- a/courts/eleventh-circuit/alabama/federal/bankruptcy-southern-district/adversary-complaint/usage/OUTPUT-adversary-complaint-2.docx
+++ b/courts/eleventh-circuit/alabama/federal/bankruptcy-southern-district/adversary-complaint/usage/OUTPUT-adversary-complaint-2.docx
@@ -4,142 +4,137 @@
   <w:body>
     <w:p>
       <w:pPr>
-        <w:pStyle w:val="SignatureBlock"/>
-        <w:spacing w:after="40"/>
+        <w:keepNext/>
+        <w:keepLines/>
+        <w:spacing w:before="0" w:after="0" w:line="276" w:lineRule="exact"/>
+        <w:ind w:left="0" w:firstLine="0"/>
         <w:jc w:val="center"/>
       </w:pPr>
       <w:r>
         <w:rPr>
           <w:b/>
-          <w:caps/>
-        </w:rPr>
-        <w:t xml:space="preserve">United</w:t>
-      </w:r>
-      <w:r>
-        <w:rPr>
-          <w:b/>
-          <w:caps/>
-        </w:rPr>
-        <w:t xml:space="preserve"> </w:t>
-      </w:r>
-      <w:r>
-        <w:rPr>
-          <w:b/>
-          <w:caps/>
-        </w:rPr>
-        <w:t xml:space="preserve">States</w:t>
-      </w:r>
-      <w:r>
-        <w:rPr>
-          <w:b/>
-          <w:caps/>
-        </w:rPr>
-        <w:t xml:space="preserve"> </w:t>
-      </w:r>
-      <w:r>
-        <w:rPr>
-          <w:b/>
-          <w:caps/>
-        </w:rPr>
-        <w:t xml:space="preserve">Bankruptcy</w:t>
-      </w:r>
-      <w:r>
-        <w:rPr>
-          <w:b/>
-          <w:caps/>
-        </w:rPr>
-        <w:t xml:space="preserve"> </w:t>
-      </w:r>
-      <w:r>
-        <w:rPr>
-          <w:b/>
-          <w:caps/>
-        </w:rPr>
-        <w:t xml:space="preserve">Court</w:t>
+          <w:bCs/>
+        </w:rPr>
+        <w:t xml:space="preserve">UNITED</w:t>
+      </w:r>
+      <w:r>
+        <w:rPr>
+          <w:b/>
+          <w:bCs/>
+        </w:rPr>
+        <w:t xml:space="preserve"> </w:t>
+      </w:r>
+      <w:r>
+        <w:rPr>
+          <w:b/>
+          <w:bCs/>
+        </w:rPr>
+        <w:t xml:space="preserve">STATES</w:t>
+      </w:r>
+      <w:r>
+        <w:rPr>
+          <w:b/>
+          <w:bCs/>
+        </w:rPr>
+        <w:t xml:space="preserve"> </w:t>
+      </w:r>
+      <w:r>
+        <w:rPr>
+          <w:b/>
+          <w:bCs/>
+        </w:rPr>
+        <w:t xml:space="preserve">BANKRUPTCY</w:t>
+      </w:r>
+      <w:r>
+        <w:rPr>
+          <w:b/>
+          <w:bCs/>
+        </w:rPr>
+        <w:t xml:space="preserve"> </w:t>
+      </w:r>
+      <w:r>
+        <w:rPr>
+          <w:b/>
+          <w:bCs/>
+        </w:rPr>
+        <w:t xml:space="preserve">COURT</w:t>
       </w:r>
     </w:p>
     <w:p>
       <w:pPr>
-        <w:pStyle w:val="SignatureBlock"/>
-        <w:spacing w:after="40"/>
+        <w:keepNext/>
+        <w:keepLines/>
+        <w:spacing w:before="0" w:after="552" w:line="276" w:lineRule="exact"/>
+        <w:ind w:left="0" w:firstLine="0"/>
         <w:jc w:val="center"/>
       </w:pPr>
       <w:r>
         <w:rPr>
           <w:b/>
-          <w:caps/>
-        </w:rPr>
-        <w:t xml:space="preserve">Southern</w:t>
-      </w:r>
-      <w:r>
-        <w:rPr>
-          <w:b/>
-          <w:caps/>
-        </w:rPr>
-        <w:t xml:space="preserve"> </w:t>
-      </w:r>
-      <w:r>
-        <w:rPr>
-          <w:b/>
-          <w:caps/>
-        </w:rPr>
-        <w:t xml:space="preserve">District</w:t>
-      </w:r>
-      <w:r>
-        <w:rPr>
-          <w:b/>
-          <w:caps/>
-        </w:rPr>
-        <w:t xml:space="preserve"> </w:t>
-      </w:r>
-      <w:r>
-        <w:rPr>
-          <w:b/>
-          <w:caps/>
-        </w:rPr>
-        <w:t xml:space="preserve">of</w:t>
-      </w:r>
-      <w:r>
-        <w:rPr>
-          <w:b/>
-          <w:caps/>
-        </w:rPr>
-        <w:t xml:space="preserve"> </w:t>
-      </w:r>
-      <w:r>
-        <w:rPr>
-          <w:b/>
-          <w:caps/>
-        </w:rPr>
-        <w:t xml:space="preserve">Alabama</w:t>
+          <w:bCs/>
+        </w:rPr>
+        <w:t xml:space="preserve">SOUTHERN</w:t>
+      </w:r>
+      <w:r>
+        <w:rPr>
+          <w:b/>
+          <w:bCs/>
+        </w:rPr>
+        <w:t xml:space="preserve"> </w:t>
+      </w:r>
+      <w:r>
+        <w:rPr>
+          <w:b/>
+          <w:bCs/>
+        </w:rPr>
+        <w:t xml:space="preserve">DISTRICT</w:t>
+      </w:r>
+      <w:r>
+        <w:rPr>
+          <w:b/>
+          <w:bCs/>
+        </w:rPr>
+        <w:t xml:space="preserve"> </w:t>
+      </w:r>
+      <w:r>
+        <w:rPr>
+          <w:b/>
+          <w:bCs/>
+        </w:rPr>
+        <w:t xml:space="preserve">OF</w:t>
+      </w:r>
+      <w:r>
+        <w:rPr>
+          <w:b/>
+          <w:bCs/>
+        </w:rPr>
+        <w:t xml:space="preserve"> </w:t>
+      </w:r>
+      <w:r>
+        <w:rPr>
+          <w:b/>
+          <w:bCs/>
+        </w:rPr>
+        <w:t xml:space="preserve">ALABAMA</w:t>
       </w:r>
     </w:p>
     <w:tbl>
       <w:tblPr>
         <w:tblW w:w="9360" w:type="dxa"/>
-        <w:tblBorders>
-          <w:top w:val="nil"/>
-          <w:left w:val="nil"/>
-          <w:bottom w:val="nil"/>
-          <w:right w:val="nil"/>
-          <w:insideH w:val="nil"/>
-          <w:insideV w:val="nil"/>
-        </w:tblBorders>
         <w:tblLayout w:type="fixed"/>
         <w:tblCellMar>
+          <w:top w:w="0" w:type="dxa"/>
           <w:left w:w="0" w:type="dxa"/>
+          <w:bottom w:w="0" w:type="dxa"/>
           <w:right w:w="0" w:type="dxa"/>
         </w:tblCellMar>
-        <w:tblLook w:val="0000"/>
+        <w:tblLook w:val="0000" w:firstRow="0" w:lastRow="0" w:firstColumn="0" w:lastColumn="0" w:noHBand="0" w:noVBand="0"/>
       </w:tblPr>
       <w:tblGrid>
         <w:gridCol w:w="4896"/>
         <w:gridCol w:w="4464"/>
       </w:tblGrid>
       <w:tr>
-        <w:trPr>
-          <w:cantSplit/>
-        </w:trPr>
         <w:tc>
           <w:tcPr>
             <w:tcW w:w="4896" w:type="dxa"/>
@@ -147,15 +142,14 @@
               <w:right w:val="single" w:sz="4" w:space="0" w:color="000000"/>
             </w:tcBorders>
             <w:tcMar>
-              <w:top w:w="0" w:type="dxa"/>
-              <w:left w:w="0" w:type="dxa"/>
-              <w:bottom w:w="0" w:type="dxa"/>
               <w:right w:w="288" w:type="dxa"/>
             </w:tcMar>
           </w:tcPr>
           <w:p>
             <w:pPr>
-              <w:pStyle w:val="SignatureBlock"/>
+              <w:spacing w:before="0" w:after="0" w:line="276" w:lineRule="exact"/>
+              <w:ind w:left="0" w:firstLine="0"/>
+              <w:jc w:val="left"/>
             </w:pPr>
             <w:r>
               <w:t xml:space="preserve">Jane</w:t>
@@ -169,11 +163,14 @@
           </w:p>
           <w:p>
             <w:pPr>
-              <w:pStyle w:val="SignatureBlock"/>
+              <w:spacing w:before="0" w:after="0" w:line="276" w:lineRule="exact"/>
+              <w:ind w:left="0" w:firstLine="0"/>
+              <w:jc w:val="left"/>
             </w:pPr>
             <w:r>
               <w:rPr>
                 <w:i/>
+                <w:iCs/>
               </w:rPr>
               <w:t xml:space="preserve">and</w:t>
             </w:r>
@@ -192,8 +189,9 @@
           </w:p>
           <w:p>
             <w:pPr>
-              <w:pStyle w:val="SignatureBlock"/>
-              <w:spacing w:before="52" w:after="182"/>
+              <w:spacing w:before="0" w:after="0" w:line="276" w:lineRule="exact"/>
+              <w:ind w:left="432" w:firstLine="0"/>
+              <w:jc w:val="left"/>
             </w:pPr>
             <w:r>
               <w:t xml:space="preserve">Debtors.</w:t>
@@ -201,7 +199,9 @@
           </w:p>
           <w:p>
             <w:pPr>
-              <w:pStyle w:val="SignatureBlock"/>
+              <w:spacing w:before="276" w:after="0" w:line="276" w:lineRule="exact"/>
+              <w:ind w:left="0" w:firstLine="0"/>
+              <w:jc w:val="left"/>
             </w:pPr>
             <w:r>
               <w:t xml:space="preserve">Samuel</w:t>
@@ -239,8 +239,9 @@
           </w:p>
           <w:p>
             <w:pPr>
-              <w:pStyle w:val="SignatureBlock"/>
-              <w:spacing w:before="52" w:after="182"/>
+              <w:spacing w:before="0" w:after="0" w:line="276" w:lineRule="exact"/>
+              <w:ind w:left="432" w:firstLine="0"/>
+              <w:jc w:val="left"/>
             </w:pPr>
             <w:r>
               <w:t xml:space="preserve">Plaintiff,</w:t>
@@ -248,8 +249,9 @@
           </w:p>
           <w:p>
             <w:pPr>
-              <w:pStyle w:val="SignatureBlock"/>
-              <w:spacing w:before="52" w:after="52"/>
+              <w:spacing w:before="276" w:after="0" w:line="276" w:lineRule="exact"/>
+              <w:ind w:left="0" w:firstLine="0"/>
+              <w:jc w:val="left"/>
             </w:pPr>
             <w:r>
               <w:t xml:space="preserve">v.</w:t>
@@ -257,7 +259,9 @@
           </w:p>
           <w:p>
             <w:pPr>
-              <w:pStyle w:val="SignatureBlock"/>
+              <w:spacing w:before="276" w:after="0" w:line="276" w:lineRule="exact"/>
+              <w:ind w:left="0" w:firstLine="0"/>
+              <w:jc w:val="left"/>
             </w:pPr>
             <w:r>
               <w:t xml:space="preserve">Acme</w:t>
@@ -283,8 +287,9 @@
           </w:p>
           <w:p>
             <w:pPr>
-              <w:pStyle w:val="SignatureBlock"/>
-              <w:spacing w:before="52" w:after="182"/>
+              <w:spacing w:before="0" w:after="138" w:line="276" w:lineRule="exact"/>
+              <w:ind w:left="432" w:firstLine="0"/>
+              <w:jc w:val="left"/>
             </w:pPr>
             <w:r>
               <w:t xml:space="preserve">Defendant.</w:t>
@@ -295,27 +300,26 @@
           <w:tcPr>
             <w:tcW w:w="4464" w:type="dxa"/>
             <w:tcMar>
-              <w:top w:w="78" w:type="dxa"/>
-              <w:left w:w="0" w:type="dxa"/>
-              <w:bottom w:w="0" w:type="dxa"/>
-              <w:right w:w="0" w:type="dxa"/>
+              <w:left w:w="432" w:type="dxa"/>
             </w:tcMar>
           </w:tcPr>
           <w:p>
             <w:pPr>
-              <w:pStyle w:val="SignatureBlock"/>
-              <w:spacing w:after="156"/>
-              <w:ind w:left="432"/>
+              <w:spacing w:before="0" w:after="0" w:line="276" w:lineRule="exact"/>
+              <w:ind w:left="0" w:firstLine="0"/>
+              <w:jc w:val="left"/>
             </w:pPr>
             <w:r>
-              <w:t xml:space="preserve">Case No. 00-00000</w:t>
+              <w:t xml:space="preserve">Case No. 00</w:t>
+              <w:noBreakHyphen/>
+              <w:t xml:space="preserve">00000</w:t>
             </w:r>
           </w:p>
           <w:p>
             <w:pPr>
-              <w:pStyle w:val="SignatureBlock"/>
-              <w:spacing w:after="156"/>
-              <w:ind w:left="432"/>
+              <w:spacing w:before="276" w:after="0" w:line="276" w:lineRule="exact"/>
+              <w:ind w:left="0" w:firstLine="0"/>
+              <w:jc w:val="left"/>
             </w:pPr>
             <w:r>
               <w:t xml:space="preserve">Chapter 7</w:t>
@@ -323,12 +327,14 @@
           </w:p>
           <w:p>
             <w:pPr>
-              <w:pStyle w:val="SignatureBlock"/>
-              <w:spacing w:after="156"/>
-              <w:ind w:left="432"/>
+              <w:spacing w:before="276" w:after="0" w:line="276" w:lineRule="exact"/>
+              <w:ind w:left="0" w:firstLine="0"/>
+              <w:jc w:val="left"/>
             </w:pPr>
             <w:r>
-              <w:t xml:space="preserve">Adv. Pro. No. 00-0000</w:t>
+              <w:t xml:space="preserve">Adv. Pro. No. 00</w:t>
+              <w:noBreakHyphen/>
+              <w:t xml:space="preserve">0000</w:t>
             </w:r>
           </w:p>
         </w:tc>
@@ -336,474 +342,6272 @@
     </w:tbl>
     <w:p>
       <w:pPr>
-        <w:pStyle w:val="SignatureBlock"/>
-        <w:spacing w:before="364" w:after="364"/>
+        <w:keepNext/>
+        <w:keepLines/>
+        <w:spacing w:before="552" w:after="0" w:line="276" w:lineRule="exact"/>
+        <w:ind w:left="0" w:firstLine="0"/>
         <w:jc w:val="center"/>
       </w:pPr>
       <w:r>
         <w:rPr>
           <w:b/>
-          <w:caps/>
-        </w:rPr>
-        <w:t xml:space="preserve">Complaint</w:t>
-      </w:r>
-      <w:r>
-        <w:rPr>
-          <w:b/>
-          <w:caps/>
-        </w:rPr>
-        <w:t xml:space="preserve"> </w:t>
-      </w:r>
-      <w:r>
-        <w:rPr>
-          <w:b/>
-          <w:caps/>
-        </w:rPr>
-        <w:t xml:space="preserve">to</w:t>
-      </w:r>
-      <w:r>
-        <w:rPr>
-          <w:b/>
-          <w:caps/>
-        </w:rPr>
-        <w:t xml:space="preserve"> </w:t>
-      </w:r>
-      <w:r>
-        <w:rPr>
-          <w:b/>
-          <w:caps/>
-        </w:rPr>
-        <w:t xml:space="preserve">Determine</w:t>
-      </w:r>
-      <w:r>
-        <w:rPr>
-          <w:b/>
-          <w:caps/>
-        </w:rPr>
-        <w:t xml:space="preserve"> </w:t>
-      </w:r>
-      <w:r>
-        <w:rPr>
-          <w:b/>
-          <w:caps/>
-        </w:rPr>
-        <w:t xml:space="preserve">Dischargeability</w:t>
-      </w:r>
-      <w:r>
-        <w:rPr>
-          <w:b/>
-          <w:caps/>
-        </w:rPr>
-        <w:t xml:space="preserve"> </w:t>
-      </w:r>
-      <w:r>
-        <w:rPr>
-          <w:b/>
-          <w:caps/>
-        </w:rPr>
-        <w:t xml:space="preserve">of</w:t>
-      </w:r>
-      <w:r>
-        <w:rPr>
-          <w:b/>
-          <w:caps/>
-        </w:rPr>
-        <w:t xml:space="preserve"> </w:t>
-      </w:r>
-      <w:r>
-        <w:rPr>
-          <w:b/>
-          <w:caps/>
-        </w:rPr>
-        <w:t xml:space="preserve">Debt</w:t>
+          <w:bCs/>
+        </w:rPr>
+        <w:t xml:space="preserve">COMPLAINT</w:t>
+      </w:r>
+      <w:r>
+        <w:rPr>
+          <w:b/>
+          <w:bCs/>
+        </w:rPr>
+        <w:t xml:space="preserve"> </w:t>
+      </w:r>
+      <w:r>
+        <w:rPr>
+          <w:b/>
+          <w:bCs/>
+        </w:rPr>
+        <w:t xml:space="preserve">TO</w:t>
+      </w:r>
+      <w:r>
+        <w:rPr>
+          <w:b/>
+          <w:bCs/>
+        </w:rPr>
+        <w:t xml:space="preserve"> </w:t>
+      </w:r>
+      <w:r>
+        <w:rPr>
+          <w:b/>
+          <w:bCs/>
+        </w:rPr>
+        <w:t xml:space="preserve">DETERMINE</w:t>
+      </w:r>
+      <w:r>
+        <w:rPr>
+          <w:b/>
+          <w:bCs/>
+        </w:rPr>
+        <w:t xml:space="preserve"> </w:t>
+      </w:r>
+      <w:r>
+        <w:rPr>
+          <w:b/>
+          <w:bCs/>
+        </w:rPr>
+        <w:t xml:space="preserve">DISCHARGEABILITY</w:t>
+      </w:r>
+      <w:r>
+        <w:rPr>
+          <w:b/>
+          <w:bCs/>
+        </w:rPr>
+        <w:t xml:space="preserve"> </w:t>
+      </w:r>
+      <w:r>
+        <w:rPr>
+          <w:b/>
+          <w:bCs/>
+        </w:rPr>
+        <w:t xml:space="preserve">OF</w:t>
+      </w:r>
+      <w:r>
+        <w:rPr>
+          <w:b/>
+          <w:bCs/>
+        </w:rPr>
+        <w:t xml:space="preserve"> </w:t>
+      </w:r>
+      <w:r>
+        <w:rPr>
+          <w:b/>
+          <w:bCs/>
+        </w:rPr>
+        <w:t xml:space="preserve">DEBT</w:t>
       </w:r>
     </w:p>
     <w:p>
       <w:pPr>
-        <w:pStyle w:val="FirstParagraph"/>
+        <w:spacing w:before="276" w:after="0" w:line="552" w:lineRule="exact"/>
+        <w:ind w:left="0" w:firstLine="720"/>
+        <w:jc w:val="left"/>
       </w:pPr>
       <w:r>
-        <w:t xml:space="preserve">This is a generic, fictional sample. The names, numbers and facts are invented to exercise the template; they describe no real case. It is not a transcription of a filed document.</w:t>
+        <w:t xml:space="preserve">This</w:t>
+      </w:r>
+      <w:r>
+        <w:t xml:space="preserve"> </w:t>
+      </w:r>
+      <w:r>
+        <w:t xml:space="preserve">is</w:t>
+      </w:r>
+      <w:r>
+        <w:t xml:space="preserve"> </w:t>
+      </w:r>
+      <w:r>
+        <w:t xml:space="preserve">a</w:t>
+      </w:r>
+      <w:r>
+        <w:t xml:space="preserve"> </w:t>
+      </w:r>
+      <w:r>
+        <w:t xml:space="preserve">generic,</w:t>
+      </w:r>
+      <w:r>
+        <w:t xml:space="preserve"> </w:t>
+      </w:r>
+      <w:r>
+        <w:t xml:space="preserve">fictional</w:t>
+      </w:r>
+      <w:r>
+        <w:t xml:space="preserve"> </w:t>
+      </w:r>
+      <w:r>
+        <w:t xml:space="preserve">sample.</w:t>
+      </w:r>
+      <w:r>
+        <w:t xml:space="preserve"> </w:t>
+      </w:r>
+      <w:r>
+        <w:t xml:space="preserve">The</w:t>
+      </w:r>
+      <w:r>
+        <w:t xml:space="preserve"> </w:t>
+      </w:r>
+      <w:r>
+        <w:t xml:space="preserve">names,</w:t>
+      </w:r>
+      <w:r>
+        <w:t xml:space="preserve"> </w:t>
+      </w:r>
+      <w:r>
+        <w:t xml:space="preserve">numbers</w:t>
+      </w:r>
+      <w:r>
+        <w:t xml:space="preserve"> </w:t>
+      </w:r>
+      <w:r>
+        <w:t xml:space="preserve">and</w:t>
+      </w:r>
+      <w:r>
+        <w:t xml:space="preserve"> </w:t>
+      </w:r>
+      <w:r>
+        <w:t xml:space="preserve">facts</w:t>
+      </w:r>
+      <w:r>
+        <w:t xml:space="preserve"> </w:t>
+      </w:r>
+      <w:r>
+        <w:t xml:space="preserve">are</w:t>
+      </w:r>
+      <w:r>
+        <w:t xml:space="preserve"> </w:t>
+      </w:r>
+      <w:r>
+        <w:t xml:space="preserve">invented</w:t>
+      </w:r>
+      <w:r>
+        <w:t xml:space="preserve"> </w:t>
+      </w:r>
+      <w:r>
+        <w:t xml:space="preserve">to</w:t>
+      </w:r>
+      <w:r>
+        <w:t xml:space="preserve"> </w:t>
+      </w:r>
+      <w:r>
+        <w:t xml:space="preserve">exercise</w:t>
+      </w:r>
+      <w:r>
+        <w:t xml:space="preserve"> </w:t>
+      </w:r>
+      <w:r>
+        <w:t xml:space="preserve">the</w:t>
+      </w:r>
+      <w:r>
+        <w:t xml:space="preserve"> </w:t>
+      </w:r>
+      <w:r>
+        <w:t xml:space="preserve">template;</w:t>
+      </w:r>
+      <w:r>
+        <w:t xml:space="preserve"> </w:t>
+      </w:r>
+      <w:r>
+        <w:t xml:space="preserve">they</w:t>
+      </w:r>
+      <w:r>
+        <w:t xml:space="preserve"> </w:t>
+      </w:r>
+      <w:r>
+        <w:t xml:space="preserve">describe</w:t>
+      </w:r>
+      <w:r>
+        <w:t xml:space="preserve"> </w:t>
+      </w:r>
+      <w:r>
+        <w:t xml:space="preserve">no</w:t>
+      </w:r>
+      <w:r>
+        <w:t xml:space="preserve"> </w:t>
+      </w:r>
+      <w:r>
+        <w:t xml:space="preserve">real</w:t>
+      </w:r>
+      <w:r>
+        <w:t xml:space="preserve"> </w:t>
+      </w:r>
+      <w:r>
+        <w:t xml:space="preserve">case.</w:t>
+      </w:r>
+      <w:r>
+        <w:t xml:space="preserve"> </w:t>
+      </w:r>
+      <w:r>
+        <w:t xml:space="preserve">It</w:t>
+      </w:r>
+      <w:r>
+        <w:t xml:space="preserve"> </w:t>
+      </w:r>
+      <w:r>
+        <w:t xml:space="preserve">is</w:t>
+      </w:r>
+      <w:r>
+        <w:t xml:space="preserve"> </w:t>
+      </w:r>
+      <w:r>
+        <w:t xml:space="preserve">not</w:t>
+      </w:r>
+      <w:r>
+        <w:t xml:space="preserve"> </w:t>
+      </w:r>
+      <w:r>
+        <w:t xml:space="preserve">a</w:t>
+      </w:r>
+      <w:r>
+        <w:t xml:space="preserve"> </w:t>
+      </w:r>
+      <w:r>
+        <w:t xml:space="preserve">transcription</w:t>
+      </w:r>
+      <w:r>
+        <w:t xml:space="preserve"> </w:t>
+      </w:r>
+      <w:r>
+        <w:t xml:space="preserve">of</w:t>
+      </w:r>
+      <w:r>
+        <w:t xml:space="preserve"> </w:t>
+      </w:r>
+      <w:r>
+        <w:t xml:space="preserve">a</w:t>
+      </w:r>
+      <w:r>
+        <w:t xml:space="preserve"> </w:t>
+      </w:r>
+      <w:r>
+        <w:t xml:space="preserve">filed</w:t>
+      </w:r>
+      <w:r>
+        <w:t xml:space="preserve"> </w:t>
+      </w:r>
+      <w:r>
+        <w:t xml:space="preserve">document.</w:t>
       </w:r>
     </w:p>
     <w:p>
       <w:pPr>
         <w:pStyle w:val="Heading1"/>
+        <w:keepNext/>
+        <w:keepLines/>
+        <w:spacing w:before="0" w:after="0" w:line="552" w:lineRule="exact"/>
+        <w:ind w:left="0" w:firstLine="0"/>
+        <w:jc w:val="center"/>
       </w:pPr>
-      <w:bookmarkStart w:id="9" w:name="_f96794afb107ca6f5d98c4ff18adc0aee0ad0c3"/>
-      <w:r>
-        <w:t xml:space="preserve">Nature of the Action</w:t>
-      </w:r>
-      <w:bookmarkEnd w:id="9"/>
+      <w:r>
+        <w:rPr>
+          <w:b/>
+          <w:bCs/>
+        </w:rPr>
+        <w:t xml:space="preserve">NATURE</w:t>
+      </w:r>
+      <w:r>
+        <w:rPr>
+          <w:b/>
+          <w:bCs/>
+        </w:rPr>
+        <w:t xml:space="preserve"> </w:t>
+      </w:r>
+      <w:r>
+        <w:rPr>
+          <w:b/>
+          <w:bCs/>
+        </w:rPr>
+        <w:t xml:space="preserve">OF</w:t>
+      </w:r>
+      <w:r>
+        <w:rPr>
+          <w:b/>
+          <w:bCs/>
+        </w:rPr>
+        <w:t xml:space="preserve"> </w:t>
+      </w:r>
+      <w:r>
+        <w:rPr>
+          <w:b/>
+          <w:bCs/>
+        </w:rPr>
+        <w:t xml:space="preserve">THE</w:t>
+      </w:r>
+      <w:r>
+        <w:rPr>
+          <w:b/>
+          <w:bCs/>
+        </w:rPr>
+        <w:t xml:space="preserve"> </w:t>
+      </w:r>
+      <w:r>
+        <w:rPr>
+          <w:b/>
+          <w:bCs/>
+        </w:rPr>
+        <w:t xml:space="preserve">ACTION</w:t>
+      </w:r>
     </w:p>
     <w:p>
       <w:pPr>
-        <w:pStyle w:val="NumberedParagraph"/>
+        <w:spacing w:before="0" w:after="0" w:line="552" w:lineRule="exact"/>
+        <w:ind w:left="0" w:firstLine="720"/>
+        <w:jc w:val="left"/>
       </w:pPr>
       <w:r>
-        <w:t xml:space="preserve">Plaintiff brings this adversary proceeding under 11 U.S.C. § 523(a)(2)(A) and Federal Rule of Bankruptcy Procedure 7001(6) to determine that a debt owed by the Debtors to Defendant is excepted from discharge.</w:t>
+        <w:t xml:space="preserve">1. </w:t>
+      </w:r>
+      <w:r>
+        <w:t xml:space="preserve">Plaintiff</w:t>
+      </w:r>
+      <w:r>
+        <w:t xml:space="preserve"> </w:t>
+      </w:r>
+      <w:r>
+        <w:t xml:space="preserve">brings</w:t>
+      </w:r>
+      <w:r>
+        <w:t xml:space="preserve"> </w:t>
+      </w:r>
+      <w:r>
+        <w:t xml:space="preserve">this</w:t>
+      </w:r>
+      <w:r>
+        <w:t xml:space="preserve"> </w:t>
+      </w:r>
+      <w:r>
+        <w:t xml:space="preserve">adversary</w:t>
+      </w:r>
+      <w:r>
+        <w:t xml:space="preserve"> </w:t>
+      </w:r>
+      <w:r>
+        <w:t xml:space="preserve">proceeding</w:t>
+      </w:r>
+      <w:r>
+        <w:t xml:space="preserve"> </w:t>
+      </w:r>
+      <w:r>
+        <w:t xml:space="preserve">under</w:t>
+      </w:r>
+      <w:r>
+        <w:t xml:space="preserve"> </w:t>
+      </w:r>
+      <w:r>
+        <w:t xml:space="preserve">11</w:t>
+      </w:r>
+      <w:r>
+        <w:t xml:space="preserve"> </w:t>
+      </w:r>
+      <w:r>
+        <w:t xml:space="preserve">U.S.C.</w:t>
+      </w:r>
+      <w:r>
+        <w:t xml:space="preserve"> </w:t>
+      </w:r>
+      <w:r>
+        <w:t xml:space="preserve">§</w:t>
+      </w:r>
+      <w:r>
+        <w:t xml:space="preserve"> </w:t>
+      </w:r>
+      <w:r>
+        <w:t xml:space="preserve">523(a)⁠(2)⁠(A)</w:t>
+      </w:r>
+      <w:r>
+        <w:t xml:space="preserve"> </w:t>
+      </w:r>
+      <w:r>
+        <w:t xml:space="preserve">and</w:t>
+      </w:r>
+      <w:r>
+        <w:t xml:space="preserve"> </w:t>
+      </w:r>
+      <w:r>
+        <w:t xml:space="preserve">Federal</w:t>
+      </w:r>
+      <w:r>
+        <w:t xml:space="preserve"> </w:t>
+      </w:r>
+      <w:r>
+        <w:t xml:space="preserve">Rule</w:t>
+      </w:r>
+      <w:r>
+        <w:t xml:space="preserve"> </w:t>
+      </w:r>
+      <w:r>
+        <w:t xml:space="preserve">of</w:t>
+      </w:r>
+      <w:r>
+        <w:t xml:space="preserve"> </w:t>
+      </w:r>
+      <w:r>
+        <w:t xml:space="preserve">Bankruptcy</w:t>
+      </w:r>
+      <w:r>
+        <w:t xml:space="preserve"> </w:t>
+      </w:r>
+      <w:r>
+        <w:t xml:space="preserve">Procedure</w:t>
+      </w:r>
+      <w:r>
+        <w:t xml:space="preserve"> </w:t>
+      </w:r>
+      <w:r>
+        <w:t xml:space="preserve">7001(6)</w:t>
+      </w:r>
+      <w:r>
+        <w:t xml:space="preserve"> </w:t>
+      </w:r>
+      <w:r>
+        <w:t xml:space="preserve">to</w:t>
+      </w:r>
+      <w:r>
+        <w:t xml:space="preserve"> </w:t>
+      </w:r>
+      <w:r>
+        <w:t xml:space="preserve">determine</w:t>
+      </w:r>
+      <w:r>
+        <w:t xml:space="preserve"> </w:t>
+      </w:r>
+      <w:r>
+        <w:t xml:space="preserve">that</w:t>
+      </w:r>
+      <w:r>
+        <w:t xml:space="preserve"> </w:t>
+      </w:r>
+      <w:r>
+        <w:t xml:space="preserve">a</w:t>
+      </w:r>
+      <w:r>
+        <w:t xml:space="preserve"> </w:t>
+      </w:r>
+      <w:r>
+        <w:t xml:space="preserve">debt</w:t>
+      </w:r>
+      <w:r>
+        <w:t xml:space="preserve"> </w:t>
+      </w:r>
+      <w:r>
+        <w:t xml:space="preserve">owed</w:t>
+      </w:r>
+      <w:r>
+        <w:t xml:space="preserve"> </w:t>
+      </w:r>
+      <w:r>
+        <w:t xml:space="preserve">by</w:t>
+      </w:r>
+      <w:r>
+        <w:t xml:space="preserve"> </w:t>
+      </w:r>
+      <w:r>
+        <w:t xml:space="preserve">the</w:t>
+      </w:r>
+      <w:r>
+        <w:t xml:space="preserve"> </w:t>
+      </w:r>
+      <w:r>
+        <w:t xml:space="preserve">Debtors</w:t>
+      </w:r>
+      <w:r>
+        <w:t xml:space="preserve"> </w:t>
+      </w:r>
+      <w:r>
+        <w:t xml:space="preserve">to</w:t>
+      </w:r>
+      <w:r>
+        <w:t xml:space="preserve"> </w:t>
+      </w:r>
+      <w:r>
+        <w:t xml:space="preserve">Defendant</w:t>
+      </w:r>
+      <w:r>
+        <w:t xml:space="preserve"> </w:t>
+      </w:r>
+      <w:r>
+        <w:t xml:space="preserve">is</w:t>
+      </w:r>
+      <w:r>
+        <w:t xml:space="preserve"> </w:t>
+      </w:r>
+      <w:r>
+        <w:t xml:space="preserve">excepted</w:t>
+      </w:r>
+      <w:r>
+        <w:t xml:space="preserve"> </w:t>
+      </w:r>
+      <w:r>
+        <w:t xml:space="preserve">from</w:t>
+      </w:r>
+      <w:r>
+        <w:t xml:space="preserve"> </w:t>
+      </w:r>
+      <w:r>
+        <w:t xml:space="preserve">discharge.</w:t>
       </w:r>
     </w:p>
     <w:p>
       <w:pPr>
-        <w:pStyle w:val="NumberedParagraph"/>
+        <w:spacing w:before="0" w:after="0" w:line="552" w:lineRule="exact"/>
+        <w:ind w:left="0" w:firstLine="720"/>
+        <w:jc w:val="left"/>
       </w:pPr>
       <w:r>
-        <w:t xml:space="preserve">The Debtors filed a voluntary petition under chapter 7 of the Bankruptcy Code on the petition date stated in the case file. Plaintiff is the chapter 7 trustee of the estate.</w:t>
+        <w:t xml:space="preserve">2. </w:t>
+      </w:r>
+      <w:r>
+        <w:t xml:space="preserve">The</w:t>
+      </w:r>
+      <w:r>
+        <w:t xml:space="preserve"> </w:t>
+      </w:r>
+      <w:r>
+        <w:t xml:space="preserve">Debtors</w:t>
+      </w:r>
+      <w:r>
+        <w:t xml:space="preserve"> </w:t>
+      </w:r>
+      <w:r>
+        <w:t xml:space="preserve">filed</w:t>
+      </w:r>
+      <w:r>
+        <w:t xml:space="preserve"> </w:t>
+      </w:r>
+      <w:r>
+        <w:t xml:space="preserve">a</w:t>
+      </w:r>
+      <w:r>
+        <w:t xml:space="preserve"> </w:t>
+      </w:r>
+      <w:r>
+        <w:t xml:space="preserve">voluntary</w:t>
+      </w:r>
+      <w:r>
+        <w:t xml:space="preserve"> </w:t>
+      </w:r>
+      <w:r>
+        <w:t xml:space="preserve">petition</w:t>
+      </w:r>
+      <w:r>
+        <w:t xml:space="preserve"> </w:t>
+      </w:r>
+      <w:r>
+        <w:t xml:space="preserve">under</w:t>
+      </w:r>
+      <w:r>
+        <w:t xml:space="preserve"> </w:t>
+      </w:r>
+      <w:r>
+        <w:t xml:space="preserve">chapter</w:t>
+      </w:r>
+      <w:r>
+        <w:t xml:space="preserve"> </w:t>
+      </w:r>
+      <w:r>
+        <w:t xml:space="preserve">7</w:t>
+      </w:r>
+      <w:r>
+        <w:t xml:space="preserve"> </w:t>
+      </w:r>
+      <w:r>
+        <w:t xml:space="preserve">of</w:t>
+      </w:r>
+      <w:r>
+        <w:t xml:space="preserve"> </w:t>
+      </w:r>
+      <w:r>
+        <w:t xml:space="preserve">the</w:t>
+      </w:r>
+      <w:r>
+        <w:t xml:space="preserve"> </w:t>
+      </w:r>
+      <w:r>
+        <w:t xml:space="preserve">Bankruptcy</w:t>
+      </w:r>
+      <w:r>
+        <w:t xml:space="preserve"> </w:t>
+      </w:r>
+      <w:r>
+        <w:t xml:space="preserve">Code</w:t>
+      </w:r>
+      <w:r>
+        <w:t xml:space="preserve"> </w:t>
+      </w:r>
+      <w:r>
+        <w:t xml:space="preserve">on</w:t>
+      </w:r>
+      <w:r>
+        <w:t xml:space="preserve"> </w:t>
+      </w:r>
+      <w:r>
+        <w:t xml:space="preserve">the</w:t>
+      </w:r>
+      <w:r>
+        <w:t xml:space="preserve"> </w:t>
+      </w:r>
+      <w:r>
+        <w:t xml:space="preserve">petition</w:t>
+      </w:r>
+      <w:r>
+        <w:t xml:space="preserve"> </w:t>
+      </w:r>
+      <w:r>
+        <w:t xml:space="preserve">date</w:t>
+      </w:r>
+      <w:r>
+        <w:t xml:space="preserve"> </w:t>
+      </w:r>
+      <w:r>
+        <w:t xml:space="preserve">stated</w:t>
+      </w:r>
+      <w:r>
+        <w:t xml:space="preserve"> </w:t>
+      </w:r>
+      <w:r>
+        <w:t xml:space="preserve">in</w:t>
+      </w:r>
+      <w:r>
+        <w:t xml:space="preserve"> </w:t>
+      </w:r>
+      <w:r>
+        <w:t xml:space="preserve">the</w:t>
+      </w:r>
+      <w:r>
+        <w:t xml:space="preserve"> </w:t>
+      </w:r>
+      <w:r>
+        <w:t xml:space="preserve">case</w:t>
+      </w:r>
+      <w:r>
+        <w:t xml:space="preserve"> </w:t>
+      </w:r>
+      <w:r>
+        <w:t xml:space="preserve">file.</w:t>
+      </w:r>
+      <w:r>
+        <w:t xml:space="preserve"> </w:t>
+      </w:r>
+      <w:r>
+        <w:t xml:space="preserve">Plaintiff</w:t>
+      </w:r>
+      <w:r>
+        <w:t xml:space="preserve"> </w:t>
+      </w:r>
+      <w:r>
+        <w:t xml:space="preserve">is</w:t>
+      </w:r>
+      <w:r>
+        <w:t xml:space="preserve"> </w:t>
+      </w:r>
+      <w:r>
+        <w:t xml:space="preserve">the</w:t>
+      </w:r>
+      <w:r>
+        <w:t xml:space="preserve"> </w:t>
+      </w:r>
+      <w:r>
+        <w:t xml:space="preserve">chapter</w:t>
+      </w:r>
+      <w:r>
+        <w:t xml:space="preserve"> </w:t>
+      </w:r>
+      <w:r>
+        <w:t xml:space="preserve">7</w:t>
+      </w:r>
+      <w:r>
+        <w:t xml:space="preserve"> </w:t>
+      </w:r>
+      <w:r>
+        <w:t xml:space="preserve">trustee</w:t>
+      </w:r>
+      <w:r>
+        <w:t xml:space="preserve"> </w:t>
+      </w:r>
+      <w:r>
+        <w:t xml:space="preserve">of</w:t>
+      </w:r>
+      <w:r>
+        <w:t xml:space="preserve"> </w:t>
+      </w:r>
+      <w:r>
+        <w:t xml:space="preserve">the</w:t>
+      </w:r>
+      <w:r>
+        <w:t xml:space="preserve"> </w:t>
+      </w:r>
+      <w:r>
+        <w:t xml:space="preserve">estate.</w:t>
       </w:r>
     </w:p>
     <w:p>
       <w:pPr>
-        <w:pStyle w:val="NumberedParagraph"/>
+        <w:spacing w:before="0" w:after="0" w:line="552" w:lineRule="exact"/>
+        <w:ind w:left="0" w:firstLine="720"/>
+        <w:jc w:val="left"/>
       </w:pPr>
       <w:r>
-        <w:t xml:space="preserve">Defendant held a claim against the Debtors arising from a consumer loan made in the spring before the petition was filed. The claim is scheduled in the Debtors’ schedules as disputed.</w:t>
+        <w:t xml:space="preserve">3. </w:t>
+      </w:r>
+      <w:r>
+        <w:t xml:space="preserve">Defendant</w:t>
+      </w:r>
+      <w:r>
+        <w:t xml:space="preserve"> </w:t>
+      </w:r>
+      <w:r>
+        <w:t xml:space="preserve">held</w:t>
+      </w:r>
+      <w:r>
+        <w:t xml:space="preserve"> </w:t>
+      </w:r>
+      <w:r>
+        <w:t xml:space="preserve">a</w:t>
+      </w:r>
+      <w:r>
+        <w:t xml:space="preserve"> </w:t>
+      </w:r>
+      <w:r>
+        <w:t xml:space="preserve">claim</w:t>
+      </w:r>
+      <w:r>
+        <w:t xml:space="preserve"> </w:t>
+      </w:r>
+      <w:r>
+        <w:t xml:space="preserve">against</w:t>
+      </w:r>
+      <w:r>
+        <w:t xml:space="preserve"> </w:t>
+      </w:r>
+      <w:r>
+        <w:t xml:space="preserve">the</w:t>
+      </w:r>
+      <w:r>
+        <w:t xml:space="preserve"> </w:t>
+      </w:r>
+      <w:r>
+        <w:t xml:space="preserve">Debtors</w:t>
+      </w:r>
+      <w:r>
+        <w:t xml:space="preserve"> </w:t>
+      </w:r>
+      <w:r>
+        <w:t xml:space="preserve">arising</w:t>
+      </w:r>
+      <w:r>
+        <w:t xml:space="preserve"> </w:t>
+      </w:r>
+      <w:r>
+        <w:t xml:space="preserve">from</w:t>
+      </w:r>
+      <w:r>
+        <w:t xml:space="preserve"> </w:t>
+      </w:r>
+      <w:r>
+        <w:t xml:space="preserve">a</w:t>
+      </w:r>
+      <w:r>
+        <w:t xml:space="preserve"> </w:t>
+      </w:r>
+      <w:r>
+        <w:t xml:space="preserve">consumer</w:t>
+      </w:r>
+      <w:r>
+        <w:t xml:space="preserve"> </w:t>
+      </w:r>
+      <w:r>
+        <w:t xml:space="preserve">loan</w:t>
+      </w:r>
+      <w:r>
+        <w:t xml:space="preserve"> </w:t>
+      </w:r>
+      <w:r>
+        <w:t xml:space="preserve">made</w:t>
+      </w:r>
+      <w:r>
+        <w:t xml:space="preserve"> </w:t>
+      </w:r>
+      <w:r>
+        <w:t xml:space="preserve">in</w:t>
+      </w:r>
+      <w:r>
+        <w:t xml:space="preserve"> </w:t>
+      </w:r>
+      <w:r>
+        <w:t xml:space="preserve">the</w:t>
+      </w:r>
+      <w:r>
+        <w:t xml:space="preserve"> </w:t>
+      </w:r>
+      <w:r>
+        <w:t xml:space="preserve">spring</w:t>
+      </w:r>
+      <w:r>
+        <w:t xml:space="preserve"> </w:t>
+      </w:r>
+      <w:r>
+        <w:t xml:space="preserve">before</w:t>
+      </w:r>
+      <w:r>
+        <w:t xml:space="preserve"> </w:t>
+      </w:r>
+      <w:r>
+        <w:t xml:space="preserve">the</w:t>
+      </w:r>
+      <w:r>
+        <w:t xml:space="preserve"> </w:t>
+      </w:r>
+      <w:r>
+        <w:t xml:space="preserve">petition</w:t>
+      </w:r>
+      <w:r>
+        <w:t xml:space="preserve"> </w:t>
+      </w:r>
+      <w:r>
+        <w:t xml:space="preserve">was</w:t>
+      </w:r>
+      <w:r>
+        <w:t xml:space="preserve"> </w:t>
+      </w:r>
+      <w:r>
+        <w:t xml:space="preserve">filed.</w:t>
+      </w:r>
+      <w:r>
+        <w:t xml:space="preserve"> </w:t>
+      </w:r>
+      <w:r>
+        <w:t xml:space="preserve">The</w:t>
+      </w:r>
+      <w:r>
+        <w:t xml:space="preserve"> </w:t>
+      </w:r>
+      <w:r>
+        <w:t xml:space="preserve">claim</w:t>
+      </w:r>
+      <w:r>
+        <w:t xml:space="preserve"> </w:t>
+      </w:r>
+      <w:r>
+        <w:t xml:space="preserve">is</w:t>
+      </w:r>
+      <w:r>
+        <w:t xml:space="preserve"> </w:t>
+      </w:r>
+      <w:r>
+        <w:t xml:space="preserve">scheduled</w:t>
+      </w:r>
+      <w:r>
+        <w:t xml:space="preserve"> </w:t>
+      </w:r>
+      <w:r>
+        <w:t xml:space="preserve">in</w:t>
+      </w:r>
+      <w:r>
+        <w:t xml:space="preserve"> </w:t>
+      </w:r>
+      <w:r>
+        <w:t xml:space="preserve">the</w:t>
+      </w:r>
+      <w:r>
+        <w:t xml:space="preserve"> </w:t>
+      </w:r>
+      <w:r>
+        <w:t xml:space="preserve">Debtors’</w:t>
+      </w:r>
+      <w:r>
+        <w:t xml:space="preserve"> </w:t>
+      </w:r>
+      <w:r>
+        <w:t xml:space="preserve">schedules</w:t>
+      </w:r>
+      <w:r>
+        <w:t xml:space="preserve"> </w:t>
+      </w:r>
+      <w:r>
+        <w:t xml:space="preserve">as</w:t>
+      </w:r>
+      <w:r>
+        <w:t xml:space="preserve"> </w:t>
+      </w:r>
+      <w:r>
+        <w:t xml:space="preserve">disputed.</w:t>
       </w:r>
     </w:p>
     <w:p>
       <w:pPr>
         <w:pStyle w:val="Heading1"/>
+        <w:keepNext/>
+        <w:keepLines/>
+        <w:spacing w:before="0" w:after="0" w:line="552" w:lineRule="exact"/>
+        <w:ind w:left="0" w:firstLine="0"/>
+        <w:jc w:val="center"/>
       </w:pPr>
-      <w:bookmarkStart w:id="10" w:name="_0e2df9c0fe52ebd43073ce38f4076c822df9b17"/>
-      <w:r>
-        <w:t xml:space="preserve">Jurisdiction and Venue</w:t>
-      </w:r>
-      <w:bookmarkEnd w:id="10"/>
+      <w:r>
+        <w:rPr>
+          <w:b/>
+          <w:bCs/>
+        </w:rPr>
+        <w:t xml:space="preserve">JURISDICTION</w:t>
+      </w:r>
+      <w:r>
+        <w:rPr>
+          <w:b/>
+          <w:bCs/>
+        </w:rPr>
+        <w:t xml:space="preserve"> </w:t>
+      </w:r>
+      <w:r>
+        <w:rPr>
+          <w:b/>
+          <w:bCs/>
+        </w:rPr>
+        <w:t xml:space="preserve">AND</w:t>
+      </w:r>
+      <w:r>
+        <w:rPr>
+          <w:b/>
+          <w:bCs/>
+        </w:rPr>
+        <w:t xml:space="preserve"> </w:t>
+      </w:r>
+      <w:r>
+        <w:rPr>
+          <w:b/>
+          <w:bCs/>
+        </w:rPr>
+        <w:t xml:space="preserve">VENUE</w:t>
+      </w:r>
     </w:p>
     <w:p>
       <w:pPr>
-        <w:pStyle w:val="NumberedParagraph"/>
+        <w:spacing w:before="0" w:after="0" w:line="552" w:lineRule="exact"/>
+        <w:ind w:left="0" w:firstLine="720"/>
+        <w:jc w:val="left"/>
       </w:pPr>
       <w:r>
-        <w:t xml:space="preserve">This Court has jurisdiction over this proceeding under 28 U.S.C. §§ 1334(b) and 157(a), and under the reference order of the United States District Court for the Southern District of Alabama.</w:t>
+        <w:t xml:space="preserve">4. </w:t>
+      </w:r>
+      <w:r>
+        <w:t xml:space="preserve">This</w:t>
+      </w:r>
+      <w:r>
+        <w:t xml:space="preserve"> </w:t>
+      </w:r>
+      <w:r>
+        <w:t xml:space="preserve">Court</w:t>
+      </w:r>
+      <w:r>
+        <w:t xml:space="preserve"> </w:t>
+      </w:r>
+      <w:r>
+        <w:t xml:space="preserve">has</w:t>
+      </w:r>
+      <w:r>
+        <w:t xml:space="preserve"> </w:t>
+      </w:r>
+      <w:r>
+        <w:t xml:space="preserve">jurisdiction</w:t>
+      </w:r>
+      <w:r>
+        <w:t xml:space="preserve"> </w:t>
+      </w:r>
+      <w:r>
+        <w:t xml:space="preserve">over</w:t>
+      </w:r>
+      <w:r>
+        <w:t xml:space="preserve"> </w:t>
+      </w:r>
+      <w:r>
+        <w:t xml:space="preserve">this</w:t>
+      </w:r>
+      <w:r>
+        <w:t xml:space="preserve"> </w:t>
+      </w:r>
+      <w:r>
+        <w:t xml:space="preserve">proceeding</w:t>
+      </w:r>
+      <w:r>
+        <w:t xml:space="preserve"> </w:t>
+      </w:r>
+      <w:r>
+        <w:t xml:space="preserve">under</w:t>
+      </w:r>
+      <w:r>
+        <w:t xml:space="preserve"> </w:t>
+      </w:r>
+      <w:r>
+        <w:t xml:space="preserve">28</w:t>
+      </w:r>
+      <w:r>
+        <w:t xml:space="preserve"> </w:t>
+      </w:r>
+      <w:r>
+        <w:t xml:space="preserve">U.S.C.</w:t>
+      </w:r>
+      <w:r>
+        <w:t xml:space="preserve"> </w:t>
+      </w:r>
+      <w:r>
+        <w:t xml:space="preserve">§§</w:t>
+      </w:r>
+      <w:r>
+        <w:t xml:space="preserve"> </w:t>
+      </w:r>
+      <w:r>
+        <w:t xml:space="preserve">1334(b)</w:t>
+      </w:r>
+      <w:r>
+        <w:t xml:space="preserve"> </w:t>
+      </w:r>
+      <w:r>
+        <w:t xml:space="preserve">and</w:t>
+      </w:r>
+      <w:r>
+        <w:t xml:space="preserve"> </w:t>
+      </w:r>
+      <w:r>
+        <w:t xml:space="preserve">157(a),</w:t>
+      </w:r>
+      <w:r>
+        <w:t xml:space="preserve"> </w:t>
+      </w:r>
+      <w:r>
+        <w:t xml:space="preserve">and</w:t>
+      </w:r>
+      <w:r>
+        <w:t xml:space="preserve"> </w:t>
+      </w:r>
+      <w:r>
+        <w:t xml:space="preserve">under</w:t>
+      </w:r>
+      <w:r>
+        <w:t xml:space="preserve"> </w:t>
+      </w:r>
+      <w:r>
+        <w:t xml:space="preserve">the</w:t>
+      </w:r>
+      <w:r>
+        <w:t xml:space="preserve"> </w:t>
+      </w:r>
+      <w:r>
+        <w:t xml:space="preserve">reference</w:t>
+      </w:r>
+      <w:r>
+        <w:t xml:space="preserve"> </w:t>
+      </w:r>
+      <w:r>
+        <w:t xml:space="preserve">order</w:t>
+      </w:r>
+      <w:r>
+        <w:t xml:space="preserve"> </w:t>
+      </w:r>
+      <w:r>
+        <w:t xml:space="preserve">of</w:t>
+      </w:r>
+      <w:r>
+        <w:t xml:space="preserve"> </w:t>
+      </w:r>
+      <w:r>
+        <w:t xml:space="preserve">the</w:t>
+      </w:r>
+      <w:r>
+        <w:t xml:space="preserve"> </w:t>
+      </w:r>
+      <w:r>
+        <w:t xml:space="preserve">United</w:t>
+      </w:r>
+      <w:r>
+        <w:t xml:space="preserve"> </w:t>
+      </w:r>
+      <w:r>
+        <w:t xml:space="preserve">States</w:t>
+      </w:r>
+      <w:r>
+        <w:t xml:space="preserve"> </w:t>
+      </w:r>
+      <w:r>
+        <w:t xml:space="preserve">District</w:t>
+      </w:r>
+      <w:r>
+        <w:t xml:space="preserve"> </w:t>
+      </w:r>
+      <w:r>
+        <w:t xml:space="preserve">Court</w:t>
+      </w:r>
+      <w:r>
+        <w:t xml:space="preserve"> </w:t>
+      </w:r>
+      <w:r>
+        <w:t xml:space="preserve">for</w:t>
+      </w:r>
+      <w:r>
+        <w:t xml:space="preserve"> </w:t>
+      </w:r>
+      <w:r>
+        <w:t xml:space="preserve">the</w:t>
+      </w:r>
+      <w:r>
+        <w:t xml:space="preserve"> </w:t>
+      </w:r>
+      <w:r>
+        <w:t xml:space="preserve">Southern</w:t>
+      </w:r>
+      <w:r>
+        <w:t xml:space="preserve"> </w:t>
+      </w:r>
+      <w:r>
+        <w:t xml:space="preserve">District</w:t>
+      </w:r>
+      <w:r>
+        <w:t xml:space="preserve"> </w:t>
+      </w:r>
+      <w:r>
+        <w:t xml:space="preserve">of</w:t>
+      </w:r>
+      <w:r>
+        <w:t xml:space="preserve"> </w:t>
+      </w:r>
+      <w:r>
+        <w:t xml:space="preserve">Alabama.</w:t>
       </w:r>
     </w:p>
     <w:p>
       <w:pPr>
-        <w:pStyle w:val="NumberedParagraph"/>
+        <w:spacing w:before="0" w:after="0" w:line="552" w:lineRule="exact"/>
+        <w:ind w:left="0" w:firstLine="720"/>
+        <w:jc w:val="left"/>
       </w:pPr>
       <w:r>
-        <w:t xml:space="preserve">This is a core proceeding under 28 U.S.C. § 157(b)(2)(I), which concerns the determination of the dischargeability of particular debts.</w:t>
+        <w:t xml:space="preserve">5. </w:t>
+      </w:r>
+      <w:r>
+        <w:t xml:space="preserve">This</w:t>
+      </w:r>
+      <w:r>
+        <w:t xml:space="preserve"> </w:t>
+      </w:r>
+      <w:r>
+        <w:t xml:space="preserve">is</w:t>
+      </w:r>
+      <w:r>
+        <w:t xml:space="preserve"> </w:t>
+      </w:r>
+      <w:r>
+        <w:t xml:space="preserve">a</w:t>
+      </w:r>
+      <w:r>
+        <w:t xml:space="preserve"> </w:t>
+      </w:r>
+      <w:r>
+        <w:t xml:space="preserve">core</w:t>
+      </w:r>
+      <w:r>
+        <w:t xml:space="preserve"> </w:t>
+      </w:r>
+      <w:r>
+        <w:t xml:space="preserve">proceeding</w:t>
+      </w:r>
+      <w:r>
+        <w:t xml:space="preserve"> </w:t>
+      </w:r>
+      <w:r>
+        <w:t xml:space="preserve">under</w:t>
+      </w:r>
+      <w:r>
+        <w:t xml:space="preserve"> </w:t>
+      </w:r>
+      <w:r>
+        <w:t xml:space="preserve">28</w:t>
+      </w:r>
+      <w:r>
+        <w:t xml:space="preserve"> </w:t>
+      </w:r>
+      <w:r>
+        <w:t xml:space="preserve">U.S.C.</w:t>
+      </w:r>
+      <w:r>
+        <w:t xml:space="preserve"> </w:t>
+      </w:r>
+      <w:r>
+        <w:t xml:space="preserve">§</w:t>
+      </w:r>
+      <w:r>
+        <w:t xml:space="preserve"> </w:t>
+      </w:r>
+      <w:r>
+        <w:t xml:space="preserve">157(b)⁠(2)⁠(I),</w:t>
+      </w:r>
+      <w:r>
+        <w:t xml:space="preserve"> </w:t>
+      </w:r>
+      <w:r>
+        <w:t xml:space="preserve">which</w:t>
+      </w:r>
+      <w:r>
+        <w:t xml:space="preserve"> </w:t>
+      </w:r>
+      <w:r>
+        <w:t xml:space="preserve">concerns</w:t>
+      </w:r>
+      <w:r>
+        <w:t xml:space="preserve"> </w:t>
+      </w:r>
+      <w:r>
+        <w:t xml:space="preserve">the</w:t>
+      </w:r>
+      <w:r>
+        <w:t xml:space="preserve"> </w:t>
+      </w:r>
+      <w:r>
+        <w:t xml:space="preserve">determination</w:t>
+      </w:r>
+      <w:r>
+        <w:t xml:space="preserve"> </w:t>
+      </w:r>
+      <w:r>
+        <w:t xml:space="preserve">of</w:t>
+      </w:r>
+      <w:r>
+        <w:t xml:space="preserve"> </w:t>
+      </w:r>
+      <w:r>
+        <w:t xml:space="preserve">the</w:t>
+      </w:r>
+      <w:r>
+        <w:t xml:space="preserve"> </w:t>
+      </w:r>
+      <w:r>
+        <w:t xml:space="preserve">dischargeability</w:t>
+      </w:r>
+      <w:r>
+        <w:t xml:space="preserve"> </w:t>
+      </w:r>
+      <w:r>
+        <w:t xml:space="preserve">of</w:t>
+      </w:r>
+      <w:r>
+        <w:t xml:space="preserve"> </w:t>
+      </w:r>
+      <w:r>
+        <w:t xml:space="preserve">particular</w:t>
+      </w:r>
+      <w:r>
+        <w:t xml:space="preserve"> </w:t>
+      </w:r>
+      <w:r>
+        <w:t xml:space="preserve">debts.</w:t>
       </w:r>
     </w:p>
     <w:p>
       <w:pPr>
-        <w:pStyle w:val="NumberedParagraph"/>
+        <w:spacing w:before="0" w:after="0" w:line="552" w:lineRule="exact"/>
+        <w:ind w:left="0" w:firstLine="720"/>
+        <w:jc w:val="left"/>
       </w:pPr>
       <w:r>
-        <w:t xml:space="preserve">Venue is proper in this district under 28 U.S.C. §§ 1408 and 1409 because the main bankruptcy case is pending here.</w:t>
+        <w:t xml:space="preserve">6. </w:t>
+      </w:r>
+      <w:r>
+        <w:t xml:space="preserve">Venue</w:t>
+      </w:r>
+      <w:r>
+        <w:t xml:space="preserve"> </w:t>
+      </w:r>
+      <w:r>
+        <w:t xml:space="preserve">is</w:t>
+      </w:r>
+      <w:r>
+        <w:t xml:space="preserve"> </w:t>
+      </w:r>
+      <w:r>
+        <w:t xml:space="preserve">proper</w:t>
+      </w:r>
+      <w:r>
+        <w:t xml:space="preserve"> </w:t>
+      </w:r>
+      <w:r>
+        <w:t xml:space="preserve">in</w:t>
+      </w:r>
+      <w:r>
+        <w:t xml:space="preserve"> </w:t>
+      </w:r>
+      <w:r>
+        <w:t xml:space="preserve">this</w:t>
+      </w:r>
+      <w:r>
+        <w:t xml:space="preserve"> </w:t>
+      </w:r>
+      <w:r>
+        <w:t xml:space="preserve">district</w:t>
+      </w:r>
+      <w:r>
+        <w:t xml:space="preserve"> </w:t>
+      </w:r>
+      <w:r>
+        <w:t xml:space="preserve">under</w:t>
+      </w:r>
+      <w:r>
+        <w:t xml:space="preserve"> </w:t>
+      </w:r>
+      <w:r>
+        <w:t xml:space="preserve">28</w:t>
+      </w:r>
+      <w:r>
+        <w:t xml:space="preserve"> </w:t>
+      </w:r>
+      <w:r>
+        <w:t xml:space="preserve">U.S.C.</w:t>
+      </w:r>
+      <w:r>
+        <w:t xml:space="preserve"> </w:t>
+      </w:r>
+      <w:r>
+        <w:t xml:space="preserve">§§</w:t>
+      </w:r>
+      <w:r>
+        <w:t xml:space="preserve"> </w:t>
+      </w:r>
+      <w:r>
+        <w:t xml:space="preserve">1408</w:t>
+      </w:r>
+      <w:r>
+        <w:t xml:space="preserve"> </w:t>
+      </w:r>
+      <w:r>
+        <w:t xml:space="preserve">and</w:t>
+      </w:r>
+      <w:r>
+        <w:t xml:space="preserve"> </w:t>
+      </w:r>
+      <w:r>
+        <w:t xml:space="preserve">1409</w:t>
+      </w:r>
+      <w:r>
+        <w:t xml:space="preserve"> </w:t>
+      </w:r>
+      <w:r>
+        <w:t xml:space="preserve">because</w:t>
+      </w:r>
+      <w:r>
+        <w:t xml:space="preserve"> </w:t>
+      </w:r>
+      <w:r>
+        <w:t xml:space="preserve">the</w:t>
+      </w:r>
+      <w:r>
+        <w:t xml:space="preserve"> </w:t>
+      </w:r>
+      <w:r>
+        <w:t xml:space="preserve">main</w:t>
+      </w:r>
+      <w:r>
+        <w:t xml:space="preserve"> </w:t>
+      </w:r>
+      <w:r>
+        <w:t xml:space="preserve">bankruptcy</w:t>
+      </w:r>
+      <w:r>
+        <w:t xml:space="preserve"> </w:t>
+      </w:r>
+      <w:r>
+        <w:t xml:space="preserve">case</w:t>
+      </w:r>
+      <w:r>
+        <w:t xml:space="preserve"> </w:t>
+      </w:r>
+      <w:r>
+        <w:t xml:space="preserve">is</w:t>
+      </w:r>
+      <w:r>
+        <w:t xml:space="preserve"> </w:t>
+      </w:r>
+      <w:r>
+        <w:t xml:space="preserve">pending</w:t>
+      </w:r>
+      <w:r>
+        <w:t xml:space="preserve"> </w:t>
+      </w:r>
+      <w:r>
+        <w:t xml:space="preserve">here.</w:t>
       </w:r>
     </w:p>
     <w:p>
       <w:pPr>
-        <w:pStyle w:val="NumberedParagraph"/>
+        <w:spacing w:before="0" w:after="0" w:line="552" w:lineRule="exact"/>
+        <w:ind w:left="0" w:firstLine="720"/>
+        <w:jc w:val="left"/>
       </w:pPr>
       <w:r>
-        <w:t xml:space="preserve">Plaintiff consents to the entry of final orders and judgment by this Court.</w:t>
+        <w:t xml:space="preserve">7. </w:t>
+      </w:r>
+      <w:r>
+        <w:t xml:space="preserve">Plaintiff</w:t>
+      </w:r>
+      <w:r>
+        <w:t xml:space="preserve"> </w:t>
+      </w:r>
+      <w:r>
+        <w:t xml:space="preserve">consents</w:t>
+      </w:r>
+      <w:r>
+        <w:t xml:space="preserve"> </w:t>
+      </w:r>
+      <w:r>
+        <w:t xml:space="preserve">to</w:t>
+      </w:r>
+      <w:r>
+        <w:t xml:space="preserve"> </w:t>
+      </w:r>
+      <w:r>
+        <w:t xml:space="preserve">the</w:t>
+      </w:r>
+      <w:r>
+        <w:t xml:space="preserve"> </w:t>
+      </w:r>
+      <w:r>
+        <w:t xml:space="preserve">entry</w:t>
+      </w:r>
+      <w:r>
+        <w:t xml:space="preserve"> </w:t>
+      </w:r>
+      <w:r>
+        <w:t xml:space="preserve">of</w:t>
+      </w:r>
+      <w:r>
+        <w:t xml:space="preserve"> </w:t>
+      </w:r>
+      <w:r>
+        <w:t xml:space="preserve">final</w:t>
+      </w:r>
+      <w:r>
+        <w:t xml:space="preserve"> </w:t>
+      </w:r>
+      <w:r>
+        <w:t xml:space="preserve">orders</w:t>
+      </w:r>
+      <w:r>
+        <w:t xml:space="preserve"> </w:t>
+      </w:r>
+      <w:r>
+        <w:t xml:space="preserve">and</w:t>
+      </w:r>
+      <w:r>
+        <w:t xml:space="preserve"> </w:t>
+      </w:r>
+      <w:r>
+        <w:t xml:space="preserve">judgment</w:t>
+      </w:r>
+      <w:r>
+        <w:t xml:space="preserve"> </w:t>
+      </w:r>
+      <w:r>
+        <w:t xml:space="preserve">by</w:t>
+      </w:r>
+      <w:r>
+        <w:t xml:space="preserve"> </w:t>
+      </w:r>
+      <w:r>
+        <w:t xml:space="preserve">this</w:t>
+      </w:r>
+      <w:r>
+        <w:t xml:space="preserve"> </w:t>
+      </w:r>
+      <w:r>
+        <w:t xml:space="preserve">Court.</w:t>
       </w:r>
     </w:p>
     <w:p>
       <w:pPr>
         <w:pStyle w:val="Heading1"/>
+        <w:keepNext/>
+        <w:keepLines/>
+        <w:spacing w:before="0" w:after="0" w:line="552" w:lineRule="exact"/>
+        <w:ind w:left="0" w:firstLine="0"/>
+        <w:jc w:val="center"/>
       </w:pPr>
-      <w:bookmarkStart w:id="11" w:name="_parties"/>
-      <w:r>
-        <w:t xml:space="preserve">Parties</w:t>
-      </w:r>
-      <w:bookmarkEnd w:id="11"/>
+      <w:r>
+        <w:rPr>
+          <w:b/>
+          <w:bCs/>
+        </w:rPr>
+        <w:t xml:space="preserve">PARTIES</w:t>
+      </w:r>
     </w:p>
     <w:p>
       <w:pPr>
-        <w:pStyle w:val="NumberedParagraph"/>
+        <w:spacing w:before="0" w:after="0" w:line="552" w:lineRule="exact"/>
+        <w:ind w:left="0" w:firstLine="720"/>
+        <w:jc w:val="left"/>
       </w:pPr>
       <w:r>
-        <w:t xml:space="preserve">Plaintiff Samuel Sample is the duly appointed and acting chapter 7 trustee of the bankruptcy estate of the Debtors.</w:t>
+        <w:t xml:space="preserve">8. </w:t>
+      </w:r>
+      <w:r>
+        <w:t xml:space="preserve">Plaintiff</w:t>
+      </w:r>
+      <w:r>
+        <w:t xml:space="preserve"> </w:t>
+      </w:r>
+      <w:r>
+        <w:t xml:space="preserve">Samuel</w:t>
+      </w:r>
+      <w:r>
+        <w:t xml:space="preserve"> </w:t>
+      </w:r>
+      <w:r>
+        <w:t xml:space="preserve">Sample</w:t>
+      </w:r>
+      <w:r>
+        <w:t xml:space="preserve"> </w:t>
+      </w:r>
+      <w:r>
+        <w:t xml:space="preserve">is</w:t>
+      </w:r>
+      <w:r>
+        <w:t xml:space="preserve"> </w:t>
+      </w:r>
+      <w:r>
+        <w:t xml:space="preserve">the</w:t>
+      </w:r>
+      <w:r>
+        <w:t xml:space="preserve"> </w:t>
+      </w:r>
+      <w:r>
+        <w:t xml:space="preserve">duly</w:t>
+      </w:r>
+      <w:r>
+        <w:t xml:space="preserve"> </w:t>
+      </w:r>
+      <w:r>
+        <w:t xml:space="preserve">appointed</w:t>
+      </w:r>
+      <w:r>
+        <w:t xml:space="preserve"> </w:t>
+      </w:r>
+      <w:r>
+        <w:t xml:space="preserve">and</w:t>
+      </w:r>
+      <w:r>
+        <w:t xml:space="preserve"> </w:t>
+      </w:r>
+      <w:r>
+        <w:t xml:space="preserve">acting</w:t>
+      </w:r>
+      <w:r>
+        <w:t xml:space="preserve"> </w:t>
+      </w:r>
+      <w:r>
+        <w:t xml:space="preserve">chapter</w:t>
+      </w:r>
+      <w:r>
+        <w:t xml:space="preserve"> </w:t>
+      </w:r>
+      <w:r>
+        <w:t xml:space="preserve">7</w:t>
+      </w:r>
+      <w:r>
+        <w:t xml:space="preserve"> </w:t>
+      </w:r>
+      <w:r>
+        <w:t xml:space="preserve">trustee</w:t>
+      </w:r>
+      <w:r>
+        <w:t xml:space="preserve"> </w:t>
+      </w:r>
+      <w:r>
+        <w:t xml:space="preserve">of</w:t>
+      </w:r>
+      <w:r>
+        <w:t xml:space="preserve"> </w:t>
+      </w:r>
+      <w:r>
+        <w:t xml:space="preserve">the</w:t>
+      </w:r>
+      <w:r>
+        <w:t xml:space="preserve"> </w:t>
+      </w:r>
+      <w:r>
+        <w:t xml:space="preserve">bankruptcy</w:t>
+      </w:r>
+      <w:r>
+        <w:t xml:space="preserve"> </w:t>
+      </w:r>
+      <w:r>
+        <w:t xml:space="preserve">estate</w:t>
+      </w:r>
+      <w:r>
+        <w:t xml:space="preserve"> </w:t>
+      </w:r>
+      <w:r>
+        <w:t xml:space="preserve">of</w:t>
+      </w:r>
+      <w:r>
+        <w:t xml:space="preserve"> </w:t>
+      </w:r>
+      <w:r>
+        <w:t xml:space="preserve">the</w:t>
+      </w:r>
+      <w:r>
+        <w:t xml:space="preserve"> </w:t>
+      </w:r>
+      <w:r>
+        <w:t xml:space="preserve">Debtors.</w:t>
       </w:r>
     </w:p>
     <w:p>
       <w:pPr>
-        <w:pStyle w:val="NumberedParagraph"/>
+        <w:spacing w:before="0" w:after="0" w:line="552" w:lineRule="exact"/>
+        <w:ind w:left="0" w:firstLine="720"/>
+        <w:jc w:val="left"/>
       </w:pPr>
       <w:r>
-        <w:t xml:space="preserve">Debtor Jane Example and Debtor John Example are individuals residing in Mobile County, Alabama. They are the Debtors in the main case and the defendants to the claims of the trustee.</w:t>
+        <w:t xml:space="preserve">9. </w:t>
+      </w:r>
+      <w:r>
+        <w:t xml:space="preserve">Debtor</w:t>
+      </w:r>
+      <w:r>
+        <w:t xml:space="preserve"> </w:t>
+      </w:r>
+      <w:r>
+        <w:t xml:space="preserve">Jane</w:t>
+      </w:r>
+      <w:r>
+        <w:t xml:space="preserve"> </w:t>
+      </w:r>
+      <w:r>
+        <w:t xml:space="preserve">Example</w:t>
+      </w:r>
+      <w:r>
+        <w:t xml:space="preserve"> </w:t>
+      </w:r>
+      <w:r>
+        <w:t xml:space="preserve">and</w:t>
+      </w:r>
+      <w:r>
+        <w:t xml:space="preserve"> </w:t>
+      </w:r>
+      <w:r>
+        <w:t xml:space="preserve">Debtor</w:t>
+      </w:r>
+      <w:r>
+        <w:t xml:space="preserve"> </w:t>
+      </w:r>
+      <w:r>
+        <w:t xml:space="preserve">John</w:t>
+      </w:r>
+      <w:r>
+        <w:t xml:space="preserve"> </w:t>
+      </w:r>
+      <w:r>
+        <w:t xml:space="preserve">Example</w:t>
+      </w:r>
+      <w:r>
+        <w:t xml:space="preserve"> </w:t>
+      </w:r>
+      <w:r>
+        <w:t xml:space="preserve">are</w:t>
+      </w:r>
+      <w:r>
+        <w:t xml:space="preserve"> </w:t>
+      </w:r>
+      <w:r>
+        <w:t xml:space="preserve">individuals</w:t>
+      </w:r>
+      <w:r>
+        <w:t xml:space="preserve"> </w:t>
+      </w:r>
+      <w:r>
+        <w:t xml:space="preserve">residing</w:t>
+      </w:r>
+      <w:r>
+        <w:t xml:space="preserve"> </w:t>
+      </w:r>
+      <w:r>
+        <w:t xml:space="preserve">in</w:t>
+      </w:r>
+      <w:r>
+        <w:t xml:space="preserve"> </w:t>
+      </w:r>
+      <w:r>
+        <w:t xml:space="preserve">Mobile</w:t>
+      </w:r>
+      <w:r>
+        <w:t xml:space="preserve"> </w:t>
+      </w:r>
+      <w:r>
+        <w:t xml:space="preserve">County,</w:t>
+      </w:r>
+      <w:r>
+        <w:t xml:space="preserve"> </w:t>
+      </w:r>
+      <w:r>
+        <w:t xml:space="preserve">Alabama.</w:t>
+      </w:r>
+      <w:r>
+        <w:t xml:space="preserve"> </w:t>
+      </w:r>
+      <w:r>
+        <w:t xml:space="preserve">They</w:t>
+      </w:r>
+      <w:r>
+        <w:t xml:space="preserve"> </w:t>
+      </w:r>
+      <w:r>
+        <w:t xml:space="preserve">are</w:t>
+      </w:r>
+      <w:r>
+        <w:t xml:space="preserve"> </w:t>
+      </w:r>
+      <w:r>
+        <w:t xml:space="preserve">the</w:t>
+      </w:r>
+      <w:r>
+        <w:t xml:space="preserve"> </w:t>
+      </w:r>
+      <w:r>
+        <w:t xml:space="preserve">Debtors</w:t>
+      </w:r>
+      <w:r>
+        <w:t xml:space="preserve"> </w:t>
+      </w:r>
+      <w:r>
+        <w:t xml:space="preserve">in</w:t>
+      </w:r>
+      <w:r>
+        <w:t xml:space="preserve"> </w:t>
+      </w:r>
+      <w:r>
+        <w:t xml:space="preserve">the</w:t>
+      </w:r>
+      <w:r>
+        <w:t xml:space="preserve"> </w:t>
+      </w:r>
+      <w:r>
+        <w:t xml:space="preserve">main</w:t>
+      </w:r>
+      <w:r>
+        <w:t xml:space="preserve"> </w:t>
+      </w:r>
+      <w:r>
+        <w:t xml:space="preserve">case</w:t>
+      </w:r>
+      <w:r>
+        <w:t xml:space="preserve"> </w:t>
+      </w:r>
+      <w:r>
+        <w:t xml:space="preserve">and</w:t>
+      </w:r>
+      <w:r>
+        <w:t xml:space="preserve"> </w:t>
+      </w:r>
+      <w:r>
+        <w:t xml:space="preserve">the</w:t>
+      </w:r>
+      <w:r>
+        <w:t xml:space="preserve"> </w:t>
+      </w:r>
+      <w:r>
+        <w:t xml:space="preserve">defendants</w:t>
+      </w:r>
+      <w:r>
+        <w:t xml:space="preserve"> </w:t>
+      </w:r>
+      <w:r>
+        <w:t xml:space="preserve">to</w:t>
+      </w:r>
+      <w:r>
+        <w:t xml:space="preserve"> </w:t>
+      </w:r>
+      <w:r>
+        <w:t xml:space="preserve">the</w:t>
+      </w:r>
+      <w:r>
+        <w:t xml:space="preserve"> </w:t>
+      </w:r>
+      <w:r>
+        <w:t xml:space="preserve">claims</w:t>
+      </w:r>
+      <w:r>
+        <w:t xml:space="preserve"> </w:t>
+      </w:r>
+      <w:r>
+        <w:t xml:space="preserve">of</w:t>
+      </w:r>
+      <w:r>
+        <w:t xml:space="preserve"> </w:t>
+      </w:r>
+      <w:r>
+        <w:t xml:space="preserve">the</w:t>
+      </w:r>
+      <w:r>
+        <w:t xml:space="preserve"> </w:t>
+      </w:r>
+      <w:r>
+        <w:t xml:space="preserve">trustee.</w:t>
       </w:r>
     </w:p>
     <w:p>
       <w:pPr>
-        <w:pStyle w:val="NumberedParagraph"/>
+        <w:spacing w:before="0" w:after="0" w:line="552" w:lineRule="exact"/>
+        <w:ind w:left="0" w:firstLine="720"/>
+        <w:jc w:val="left"/>
       </w:pPr>
       <w:r>
-        <w:t xml:space="preserve">Defendant Acme Example Holdings, LLC is a limited liability company that does business in Alabama and that holds the claim at issue. It has appeared in the main case as a creditor.</w:t>
+        <w:t xml:space="preserve">10. </w:t>
+      </w:r>
+      <w:r>
+        <w:t xml:space="preserve">Defendant</w:t>
+      </w:r>
+      <w:r>
+        <w:t xml:space="preserve"> </w:t>
+      </w:r>
+      <w:r>
+        <w:t xml:space="preserve">Acme</w:t>
+      </w:r>
+      <w:r>
+        <w:t xml:space="preserve"> </w:t>
+      </w:r>
+      <w:r>
+        <w:t xml:space="preserve">Example</w:t>
+      </w:r>
+      <w:r>
+        <w:t xml:space="preserve"> </w:t>
+      </w:r>
+      <w:r>
+        <w:t xml:space="preserve">Holdings,</w:t>
+      </w:r>
+      <w:r>
+        <w:t xml:space="preserve"> </w:t>
+      </w:r>
+      <w:r>
+        <w:t xml:space="preserve">LLC</w:t>
+      </w:r>
+      <w:r>
+        <w:t xml:space="preserve"> </w:t>
+      </w:r>
+      <w:r>
+        <w:t xml:space="preserve">is</w:t>
+      </w:r>
+      <w:r>
+        <w:t xml:space="preserve"> </w:t>
+      </w:r>
+      <w:r>
+        <w:t xml:space="preserve">a</w:t>
+      </w:r>
+      <w:r>
+        <w:t xml:space="preserve"> </w:t>
+      </w:r>
+      <w:r>
+        <w:t xml:space="preserve">limited</w:t>
+      </w:r>
+      <w:r>
+        <w:t xml:space="preserve"> </w:t>
+      </w:r>
+      <w:r>
+        <w:t xml:space="preserve">liability</w:t>
+      </w:r>
+      <w:r>
+        <w:t xml:space="preserve"> </w:t>
+      </w:r>
+      <w:r>
+        <w:t xml:space="preserve">company</w:t>
+      </w:r>
+      <w:r>
+        <w:t xml:space="preserve"> </w:t>
+      </w:r>
+      <w:r>
+        <w:t xml:space="preserve">that</w:t>
+      </w:r>
+      <w:r>
+        <w:t xml:space="preserve"> </w:t>
+      </w:r>
+      <w:r>
+        <w:t xml:space="preserve">does</w:t>
+      </w:r>
+      <w:r>
+        <w:t xml:space="preserve"> </w:t>
+      </w:r>
+      <w:r>
+        <w:t xml:space="preserve">business</w:t>
+      </w:r>
+      <w:r>
+        <w:t xml:space="preserve"> </w:t>
+      </w:r>
+      <w:r>
+        <w:t xml:space="preserve">in</w:t>
+      </w:r>
+      <w:r>
+        <w:t xml:space="preserve"> </w:t>
+      </w:r>
+      <w:r>
+        <w:t xml:space="preserve">Alabama</w:t>
+      </w:r>
+      <w:r>
+        <w:t xml:space="preserve"> </w:t>
+      </w:r>
+      <w:r>
+        <w:t xml:space="preserve">and</w:t>
+      </w:r>
+      <w:r>
+        <w:t xml:space="preserve"> </w:t>
+      </w:r>
+      <w:r>
+        <w:t xml:space="preserve">that</w:t>
+      </w:r>
+      <w:r>
+        <w:t xml:space="preserve"> </w:t>
+      </w:r>
+      <w:r>
+        <w:t xml:space="preserve">holds</w:t>
+      </w:r>
+      <w:r>
+        <w:t xml:space="preserve"> </w:t>
+      </w:r>
+      <w:r>
+        <w:t xml:space="preserve">the</w:t>
+      </w:r>
+      <w:r>
+        <w:t xml:space="preserve"> </w:t>
+      </w:r>
+      <w:r>
+        <w:t xml:space="preserve">claim</w:t>
+      </w:r>
+      <w:r>
+        <w:t xml:space="preserve"> </w:t>
+      </w:r>
+      <w:r>
+        <w:t xml:space="preserve">at</w:t>
+      </w:r>
+      <w:r>
+        <w:t xml:space="preserve"> </w:t>
+      </w:r>
+      <w:r>
+        <w:t xml:space="preserve">issue.</w:t>
+      </w:r>
+      <w:r>
+        <w:t xml:space="preserve"> </w:t>
+      </w:r>
+      <w:r>
+        <w:t xml:space="preserve">It</w:t>
+      </w:r>
+      <w:r>
+        <w:t xml:space="preserve"> </w:t>
+      </w:r>
+      <w:r>
+        <w:t xml:space="preserve">has</w:t>
+      </w:r>
+      <w:r>
+        <w:t xml:space="preserve"> </w:t>
+      </w:r>
+      <w:r>
+        <w:t xml:space="preserve">appeared</w:t>
+      </w:r>
+      <w:r>
+        <w:t xml:space="preserve"> </w:t>
+      </w:r>
+      <w:r>
+        <w:t xml:space="preserve">in</w:t>
+      </w:r>
+      <w:r>
+        <w:t xml:space="preserve"> </w:t>
+      </w:r>
+      <w:r>
+        <w:t xml:space="preserve">the</w:t>
+      </w:r>
+      <w:r>
+        <w:t xml:space="preserve"> </w:t>
+      </w:r>
+      <w:r>
+        <w:t xml:space="preserve">main</w:t>
+      </w:r>
+      <w:r>
+        <w:t xml:space="preserve"> </w:t>
+      </w:r>
+      <w:r>
+        <w:t xml:space="preserve">case</w:t>
+      </w:r>
+      <w:r>
+        <w:t xml:space="preserve"> </w:t>
+      </w:r>
+      <w:r>
+        <w:t xml:space="preserve">as</w:t>
+      </w:r>
+      <w:r>
+        <w:t xml:space="preserve"> </w:t>
+      </w:r>
+      <w:r>
+        <w:t xml:space="preserve">a</w:t>
+      </w:r>
+      <w:r>
+        <w:t xml:space="preserve"> </w:t>
+      </w:r>
+      <w:r>
+        <w:t xml:space="preserve">creditor.</w:t>
       </w:r>
     </w:p>
     <w:p>
       <w:pPr>
         <w:pStyle w:val="Heading1"/>
+        <w:keepNext/>
+        <w:keepLines/>
+        <w:spacing w:before="0" w:after="0" w:line="552" w:lineRule="exact"/>
+        <w:ind w:left="0" w:firstLine="0"/>
+        <w:jc w:val="center"/>
       </w:pPr>
-      <w:bookmarkStart w:id="12" w:name="_facts"/>
-      <w:r>
-        <w:t xml:space="preserve">Facts</w:t>
-      </w:r>
-      <w:bookmarkEnd w:id="12"/>
+      <w:r>
+        <w:rPr>
+          <w:b/>
+          <w:bCs/>
+        </w:rPr>
+        <w:t xml:space="preserve">FACTS</w:t>
+      </w:r>
     </w:p>
     <w:p>
       <w:pPr>
         <w:pStyle w:val="Heading2"/>
+        <w:keepNext/>
+        <w:keepLines/>
+        <w:spacing w:before="0" w:after="0" w:line="552" w:lineRule="exact"/>
+        <w:ind w:left="0" w:firstLine="0"/>
+        <w:jc w:val="left"/>
       </w:pPr>
-      <w:bookmarkStart w:id="13" w:name="_65e9fb1caf828e4440d9c28cc940d0e82e78354"/>
-      <w:r>
-        <w:t xml:space="preserve">The Loan</w:t>
-      </w:r>
-      <w:bookmarkEnd w:id="13"/>
+      <w:r>
+        <w:rPr>
+          <w:b/>
+          <w:bCs/>
+        </w:rPr>
+        <w:t xml:space="preserve">The</w:t>
+      </w:r>
+      <w:r>
+        <w:rPr>
+          <w:b/>
+          <w:bCs/>
+        </w:rPr>
+        <w:t xml:space="preserve"> </w:t>
+      </w:r>
+      <w:r>
+        <w:rPr>
+          <w:b/>
+          <w:bCs/>
+        </w:rPr>
+        <w:t xml:space="preserve">Loan</w:t>
+      </w:r>
     </w:p>
     <w:p>
       <w:pPr>
-        <w:pStyle w:val="NumberedParagraph"/>
+        <w:spacing w:before="0" w:after="0" w:line="552" w:lineRule="exact"/>
+        <w:ind w:left="0" w:firstLine="720"/>
+        <w:jc w:val="left"/>
       </w:pPr>
       <w:r>
-        <w:t xml:space="preserve">In the spring before the petition date, Defendant offered the Debtors a revolving credit line secured by no collateral. The Debtors accepted the offer and drew on the line over approximately four months.</w:t>
+        <w:t xml:space="preserve">11. </w:t>
+      </w:r>
+      <w:r>
+        <w:t xml:space="preserve">In</w:t>
+      </w:r>
+      <w:r>
+        <w:t xml:space="preserve"> </w:t>
+      </w:r>
+      <w:r>
+        <w:t xml:space="preserve">the</w:t>
+      </w:r>
+      <w:r>
+        <w:t xml:space="preserve"> </w:t>
+      </w:r>
+      <w:r>
+        <w:t xml:space="preserve">spring</w:t>
+      </w:r>
+      <w:r>
+        <w:t xml:space="preserve"> </w:t>
+      </w:r>
+      <w:r>
+        <w:t xml:space="preserve">before</w:t>
+      </w:r>
+      <w:r>
+        <w:t xml:space="preserve"> </w:t>
+      </w:r>
+      <w:r>
+        <w:t xml:space="preserve">the</w:t>
+      </w:r>
+      <w:r>
+        <w:t xml:space="preserve"> </w:t>
+      </w:r>
+      <w:r>
+        <w:t xml:space="preserve">petition</w:t>
+      </w:r>
+      <w:r>
+        <w:t xml:space="preserve"> </w:t>
+      </w:r>
+      <w:r>
+        <w:t xml:space="preserve">date,</w:t>
+      </w:r>
+      <w:r>
+        <w:t xml:space="preserve"> </w:t>
+      </w:r>
+      <w:r>
+        <w:t xml:space="preserve">Defendant</w:t>
+      </w:r>
+      <w:r>
+        <w:t xml:space="preserve"> </w:t>
+      </w:r>
+      <w:r>
+        <w:t xml:space="preserve">offered</w:t>
+      </w:r>
+      <w:r>
+        <w:t xml:space="preserve"> </w:t>
+      </w:r>
+      <w:r>
+        <w:t xml:space="preserve">the</w:t>
+      </w:r>
+      <w:r>
+        <w:t xml:space="preserve"> </w:t>
+      </w:r>
+      <w:r>
+        <w:t xml:space="preserve">Debtors</w:t>
+      </w:r>
+      <w:r>
+        <w:t xml:space="preserve"> </w:t>
+      </w:r>
+      <w:r>
+        <w:t xml:space="preserve">a</w:t>
+      </w:r>
+      <w:r>
+        <w:t xml:space="preserve"> </w:t>
+      </w:r>
+      <w:r>
+        <w:t xml:space="preserve">revolving</w:t>
+      </w:r>
+      <w:r>
+        <w:t xml:space="preserve"> </w:t>
+      </w:r>
+      <w:r>
+        <w:t xml:space="preserve">credit</w:t>
+      </w:r>
+      <w:r>
+        <w:t xml:space="preserve"> </w:t>
+      </w:r>
+      <w:r>
+        <w:t xml:space="preserve">line</w:t>
+      </w:r>
+      <w:r>
+        <w:t xml:space="preserve"> </w:t>
+      </w:r>
+      <w:r>
+        <w:t xml:space="preserve">secured</w:t>
+      </w:r>
+      <w:r>
+        <w:t xml:space="preserve"> </w:t>
+      </w:r>
+      <w:r>
+        <w:t xml:space="preserve">by</w:t>
+      </w:r>
+      <w:r>
+        <w:t xml:space="preserve"> </w:t>
+      </w:r>
+      <w:r>
+        <w:t xml:space="preserve">no</w:t>
+      </w:r>
+      <w:r>
+        <w:t xml:space="preserve"> </w:t>
+      </w:r>
+      <w:r>
+        <w:t xml:space="preserve">collateral.</w:t>
+      </w:r>
+      <w:r>
+        <w:t xml:space="preserve"> </w:t>
+      </w:r>
+      <w:r>
+        <w:t xml:space="preserve">The</w:t>
+      </w:r>
+      <w:r>
+        <w:t xml:space="preserve"> </w:t>
+      </w:r>
+      <w:r>
+        <w:t xml:space="preserve">Debtors</w:t>
+      </w:r>
+      <w:r>
+        <w:t xml:space="preserve"> </w:t>
+      </w:r>
+      <w:r>
+        <w:t xml:space="preserve">accepted</w:t>
+      </w:r>
+      <w:r>
+        <w:t xml:space="preserve"> </w:t>
+      </w:r>
+      <w:r>
+        <w:t xml:space="preserve">the</w:t>
+      </w:r>
+      <w:r>
+        <w:t xml:space="preserve"> </w:t>
+      </w:r>
+      <w:r>
+        <w:t xml:space="preserve">offer</w:t>
+      </w:r>
+      <w:r>
+        <w:t xml:space="preserve"> </w:t>
+      </w:r>
+      <w:r>
+        <w:t xml:space="preserve">and</w:t>
+      </w:r>
+      <w:r>
+        <w:t xml:space="preserve"> </w:t>
+      </w:r>
+      <w:r>
+        <w:t xml:space="preserve">drew</w:t>
+      </w:r>
+      <w:r>
+        <w:t xml:space="preserve"> </w:t>
+      </w:r>
+      <w:r>
+        <w:t xml:space="preserve">on</w:t>
+      </w:r>
+      <w:r>
+        <w:t xml:space="preserve"> </w:t>
+      </w:r>
+      <w:r>
+        <w:t xml:space="preserve">the</w:t>
+      </w:r>
+      <w:r>
+        <w:t xml:space="preserve"> </w:t>
+      </w:r>
+      <w:r>
+        <w:t xml:space="preserve">line</w:t>
+      </w:r>
+      <w:r>
+        <w:t xml:space="preserve"> </w:t>
+      </w:r>
+      <w:r>
+        <w:t xml:space="preserve">over</w:t>
+      </w:r>
+      <w:r>
+        <w:t xml:space="preserve"> </w:t>
+      </w:r>
+      <w:r>
+        <w:t xml:space="preserve">approximately</w:t>
+      </w:r>
+      <w:r>
+        <w:t xml:space="preserve"> </w:t>
+      </w:r>
+      <w:r>
+        <w:t xml:space="preserve">four</w:t>
+      </w:r>
+      <w:r>
+        <w:t xml:space="preserve"> </w:t>
+      </w:r>
+      <w:r>
+        <w:t xml:space="preserve">months.</w:t>
       </w:r>
     </w:p>
     <w:p>
       <w:pPr>
-        <w:pStyle w:val="NumberedParagraph"/>
+        <w:spacing w:before="0" w:after="0" w:line="552" w:lineRule="exact"/>
+        <w:ind w:left="0" w:firstLine="720"/>
+        <w:jc w:val="left"/>
       </w:pPr>
       <w:r>
-        <w:t xml:space="preserve">The loan documents required the Debtors to disclose their current employment and income in a written application. The application stated that the Debtors were employed full time at the same employer for more than five years.</w:t>
+        <w:t xml:space="preserve">12. </w:t>
+      </w:r>
+      <w:r>
+        <w:t xml:space="preserve">The</w:t>
+      </w:r>
+      <w:r>
+        <w:t xml:space="preserve"> </w:t>
+      </w:r>
+      <w:r>
+        <w:t xml:space="preserve">loan</w:t>
+      </w:r>
+      <w:r>
+        <w:t xml:space="preserve"> </w:t>
+      </w:r>
+      <w:r>
+        <w:t xml:space="preserve">documents</w:t>
+      </w:r>
+      <w:r>
+        <w:t xml:space="preserve"> </w:t>
+      </w:r>
+      <w:r>
+        <w:t xml:space="preserve">required</w:t>
+      </w:r>
+      <w:r>
+        <w:t xml:space="preserve"> </w:t>
+      </w:r>
+      <w:r>
+        <w:t xml:space="preserve">the</w:t>
+      </w:r>
+      <w:r>
+        <w:t xml:space="preserve"> </w:t>
+      </w:r>
+      <w:r>
+        <w:t xml:space="preserve">Debtors</w:t>
+      </w:r>
+      <w:r>
+        <w:t xml:space="preserve"> </w:t>
+      </w:r>
+      <w:r>
+        <w:t xml:space="preserve">to</w:t>
+      </w:r>
+      <w:r>
+        <w:t xml:space="preserve"> </w:t>
+      </w:r>
+      <w:r>
+        <w:t xml:space="preserve">disclose</w:t>
+      </w:r>
+      <w:r>
+        <w:t xml:space="preserve"> </w:t>
+      </w:r>
+      <w:r>
+        <w:t xml:space="preserve">their</w:t>
+      </w:r>
+      <w:r>
+        <w:t xml:space="preserve"> </w:t>
+      </w:r>
+      <w:r>
+        <w:t xml:space="preserve">current</w:t>
+      </w:r>
+      <w:r>
+        <w:t xml:space="preserve"> </w:t>
+      </w:r>
+      <w:r>
+        <w:t xml:space="preserve">employment</w:t>
+      </w:r>
+      <w:r>
+        <w:t xml:space="preserve"> </w:t>
+      </w:r>
+      <w:r>
+        <w:t xml:space="preserve">and</w:t>
+      </w:r>
+      <w:r>
+        <w:t xml:space="preserve"> </w:t>
+      </w:r>
+      <w:r>
+        <w:t xml:space="preserve">income</w:t>
+      </w:r>
+      <w:r>
+        <w:t xml:space="preserve"> </w:t>
+      </w:r>
+      <w:r>
+        <w:t xml:space="preserve">in</w:t>
+      </w:r>
+      <w:r>
+        <w:t xml:space="preserve"> </w:t>
+      </w:r>
+      <w:r>
+        <w:t xml:space="preserve">a</w:t>
+      </w:r>
+      <w:r>
+        <w:t xml:space="preserve"> </w:t>
+      </w:r>
+      <w:r>
+        <w:t xml:space="preserve">written</w:t>
+      </w:r>
+      <w:r>
+        <w:t xml:space="preserve"> </w:t>
+      </w:r>
+      <w:r>
+        <w:t xml:space="preserve">application.</w:t>
+      </w:r>
+      <w:r>
+        <w:t xml:space="preserve"> </w:t>
+      </w:r>
+      <w:r>
+        <w:t xml:space="preserve">The</w:t>
+      </w:r>
+      <w:r>
+        <w:t xml:space="preserve"> </w:t>
+      </w:r>
+      <w:r>
+        <w:t xml:space="preserve">application</w:t>
+      </w:r>
+      <w:r>
+        <w:t xml:space="preserve"> </w:t>
+      </w:r>
+      <w:r>
+        <w:t xml:space="preserve">stated</w:t>
+      </w:r>
+      <w:r>
+        <w:t xml:space="preserve"> </w:t>
+      </w:r>
+      <w:r>
+        <w:t xml:space="preserve">that</w:t>
+      </w:r>
+      <w:r>
+        <w:t xml:space="preserve"> </w:t>
+      </w:r>
+      <w:r>
+        <w:t xml:space="preserve">the</w:t>
+      </w:r>
+      <w:r>
+        <w:t xml:space="preserve"> </w:t>
+      </w:r>
+      <w:r>
+        <w:t xml:space="preserve">Debtors</w:t>
+      </w:r>
+      <w:r>
+        <w:t xml:space="preserve"> </w:t>
+      </w:r>
+      <w:r>
+        <w:t xml:space="preserve">were</w:t>
+      </w:r>
+      <w:r>
+        <w:t xml:space="preserve"> </w:t>
+      </w:r>
+      <w:r>
+        <w:t xml:space="preserve">employed</w:t>
+      </w:r>
+      <w:r>
+        <w:t xml:space="preserve"> </w:t>
+      </w:r>
+      <w:r>
+        <w:t xml:space="preserve">full</w:t>
+      </w:r>
+      <w:r>
+        <w:t xml:space="preserve"> </w:t>
+      </w:r>
+      <w:r>
+        <w:t xml:space="preserve">time</w:t>
+      </w:r>
+      <w:r>
+        <w:t xml:space="preserve"> </w:t>
+      </w:r>
+      <w:r>
+        <w:t xml:space="preserve">at</w:t>
+      </w:r>
+      <w:r>
+        <w:t xml:space="preserve"> </w:t>
+      </w:r>
+      <w:r>
+        <w:t xml:space="preserve">the</w:t>
+      </w:r>
+      <w:r>
+        <w:t xml:space="preserve"> </w:t>
+      </w:r>
+      <w:r>
+        <w:t xml:space="preserve">same</w:t>
+      </w:r>
+      <w:r>
+        <w:t xml:space="preserve"> </w:t>
+      </w:r>
+      <w:r>
+        <w:t xml:space="preserve">employer</w:t>
+      </w:r>
+      <w:r>
+        <w:t xml:space="preserve"> </w:t>
+      </w:r>
+      <w:r>
+        <w:t xml:space="preserve">for</w:t>
+      </w:r>
+      <w:r>
+        <w:t xml:space="preserve"> </w:t>
+      </w:r>
+      <w:r>
+        <w:t xml:space="preserve">more</w:t>
+      </w:r>
+      <w:r>
+        <w:t xml:space="preserve"> </w:t>
+      </w:r>
+      <w:r>
+        <w:t xml:space="preserve">than</w:t>
+      </w:r>
+      <w:r>
+        <w:t xml:space="preserve"> </w:t>
+      </w:r>
+      <w:r>
+        <w:t xml:space="preserve">five</w:t>
+      </w:r>
+      <w:r>
+        <w:t xml:space="preserve"> </w:t>
+      </w:r>
+      <w:r>
+        <w:t xml:space="preserve">years.</w:t>
       </w:r>
     </w:p>
     <w:p>
       <w:pPr>
-        <w:pStyle w:val="NumberedParagraph"/>
+        <w:spacing w:before="0" w:after="0" w:line="552" w:lineRule="exact"/>
+        <w:ind w:left="0" w:firstLine="720"/>
+        <w:jc w:val="left"/>
       </w:pPr>
       <w:r>
-        <w:t xml:space="preserve">The statement in paragraph 12 was not true. Jane Example had ended that employment eleven months before the application was signed. The Debtors did not disclose the change.</w:t>
+        <w:t xml:space="preserve">13. </w:t>
+      </w:r>
+      <w:r>
+        <w:t xml:space="preserve">The</w:t>
+      </w:r>
+      <w:r>
+        <w:t xml:space="preserve"> </w:t>
+      </w:r>
+      <w:r>
+        <w:t xml:space="preserve">statement</w:t>
+      </w:r>
+      <w:r>
+        <w:t xml:space="preserve"> </w:t>
+      </w:r>
+      <w:r>
+        <w:t xml:space="preserve">in</w:t>
+      </w:r>
+      <w:r>
+        <w:t xml:space="preserve"> </w:t>
+      </w:r>
+      <w:r>
+        <w:t xml:space="preserve">paragraph</w:t>
+      </w:r>
+      <w:r>
+        <w:t xml:space="preserve"> </w:t>
+      </w:r>
+      <w:r>
+        <w:t xml:space="preserve">12</w:t>
+      </w:r>
+      <w:r>
+        <w:t xml:space="preserve"> </w:t>
+      </w:r>
+      <w:r>
+        <w:t xml:space="preserve">was</w:t>
+      </w:r>
+      <w:r>
+        <w:t xml:space="preserve"> </w:t>
+      </w:r>
+      <w:r>
+        <w:t xml:space="preserve">not</w:t>
+      </w:r>
+      <w:r>
+        <w:t xml:space="preserve"> </w:t>
+      </w:r>
+      <w:r>
+        <w:t xml:space="preserve">true.</w:t>
+      </w:r>
+      <w:r>
+        <w:t xml:space="preserve"> </w:t>
+      </w:r>
+      <w:r>
+        <w:t xml:space="preserve">Jane</w:t>
+      </w:r>
+      <w:r>
+        <w:t xml:space="preserve"> </w:t>
+      </w:r>
+      <w:r>
+        <w:t xml:space="preserve">Example</w:t>
+      </w:r>
+      <w:r>
+        <w:t xml:space="preserve"> </w:t>
+      </w:r>
+      <w:r>
+        <w:t xml:space="preserve">had</w:t>
+      </w:r>
+      <w:r>
+        <w:t xml:space="preserve"> </w:t>
+      </w:r>
+      <w:r>
+        <w:t xml:space="preserve">ended</w:t>
+      </w:r>
+      <w:r>
+        <w:t xml:space="preserve"> </w:t>
+      </w:r>
+      <w:r>
+        <w:t xml:space="preserve">that</w:t>
+      </w:r>
+      <w:r>
+        <w:t xml:space="preserve"> </w:t>
+      </w:r>
+      <w:r>
+        <w:t xml:space="preserve">employment</w:t>
+      </w:r>
+      <w:r>
+        <w:t xml:space="preserve"> </w:t>
+      </w:r>
+      <w:r>
+        <w:t xml:space="preserve">eleven</w:t>
+      </w:r>
+      <w:r>
+        <w:t xml:space="preserve"> </w:t>
+      </w:r>
+      <w:r>
+        <w:t xml:space="preserve">months</w:t>
+      </w:r>
+      <w:r>
+        <w:t xml:space="preserve"> </w:t>
+      </w:r>
+      <w:r>
+        <w:t xml:space="preserve">before</w:t>
+      </w:r>
+      <w:r>
+        <w:t xml:space="preserve"> </w:t>
+      </w:r>
+      <w:r>
+        <w:t xml:space="preserve">the</w:t>
+      </w:r>
+      <w:r>
+        <w:t xml:space="preserve"> </w:t>
+      </w:r>
+      <w:r>
+        <w:t xml:space="preserve">application</w:t>
+      </w:r>
+      <w:r>
+        <w:t xml:space="preserve"> </w:t>
+      </w:r>
+      <w:r>
+        <w:t xml:space="preserve">was</w:t>
+      </w:r>
+      <w:r>
+        <w:t xml:space="preserve"> </w:t>
+      </w:r>
+      <w:r>
+        <w:t xml:space="preserve">signed.</w:t>
+      </w:r>
+      <w:r>
+        <w:t xml:space="preserve"> </w:t>
+      </w:r>
+      <w:r>
+        <w:t xml:space="preserve">The</w:t>
+      </w:r>
+      <w:r>
+        <w:t xml:space="preserve"> </w:t>
+      </w:r>
+      <w:r>
+        <w:t xml:space="preserve">Debtors</w:t>
+      </w:r>
+      <w:r>
+        <w:t xml:space="preserve"> </w:t>
+      </w:r>
+      <w:r>
+        <w:t xml:space="preserve">did</w:t>
+      </w:r>
+      <w:r>
+        <w:t xml:space="preserve"> </w:t>
+      </w:r>
+      <w:r>
+        <w:t xml:space="preserve">not</w:t>
+      </w:r>
+      <w:r>
+        <w:t xml:space="preserve"> </w:t>
+      </w:r>
+      <w:r>
+        <w:t xml:space="preserve">disclose</w:t>
+      </w:r>
+      <w:r>
+        <w:t xml:space="preserve"> </w:t>
+      </w:r>
+      <w:r>
+        <w:t xml:space="preserve">the</w:t>
+      </w:r>
+      <w:r>
+        <w:t xml:space="preserve"> </w:t>
+      </w:r>
+      <w:r>
+        <w:t xml:space="preserve">change.</w:t>
       </w:r>
     </w:p>
     <w:p>
       <w:pPr>
-        <w:pStyle w:val="NumberedParagraph"/>
+        <w:spacing w:before="0" w:after="0" w:line="552" w:lineRule="exact"/>
+        <w:ind w:left="0" w:firstLine="720"/>
+        <w:jc w:val="left"/>
       </w:pPr>
       <w:r>
-        <w:t xml:space="preserve">Defendant’s underwriting file contains a credit report that reflected the change in employment. The file does not show that Defendant verified the stated employment before extending the line.</w:t>
+        <w:t xml:space="preserve">14. </w:t>
+      </w:r>
+      <w:r>
+        <w:t xml:space="preserve">Defendant’s</w:t>
+      </w:r>
+      <w:r>
+        <w:t xml:space="preserve"> </w:t>
+      </w:r>
+      <w:r>
+        <w:t xml:space="preserve">underwriting</w:t>
+      </w:r>
+      <w:r>
+        <w:t xml:space="preserve"> </w:t>
+      </w:r>
+      <w:r>
+        <w:t xml:space="preserve">file</w:t>
+      </w:r>
+      <w:r>
+        <w:t xml:space="preserve"> </w:t>
+      </w:r>
+      <w:r>
+        <w:t xml:space="preserve">contains</w:t>
+      </w:r>
+      <w:r>
+        <w:t xml:space="preserve"> </w:t>
+      </w:r>
+      <w:r>
+        <w:t xml:space="preserve">a</w:t>
+      </w:r>
+      <w:r>
+        <w:t xml:space="preserve"> </w:t>
+      </w:r>
+      <w:r>
+        <w:t xml:space="preserve">credit</w:t>
+      </w:r>
+      <w:r>
+        <w:t xml:space="preserve"> </w:t>
+      </w:r>
+      <w:r>
+        <w:t xml:space="preserve">report</w:t>
+      </w:r>
+      <w:r>
+        <w:t xml:space="preserve"> </w:t>
+      </w:r>
+      <w:r>
+        <w:t xml:space="preserve">that</w:t>
+      </w:r>
+      <w:r>
+        <w:t xml:space="preserve"> </w:t>
+      </w:r>
+      <w:r>
+        <w:t xml:space="preserve">reflected</w:t>
+      </w:r>
+      <w:r>
+        <w:t xml:space="preserve"> </w:t>
+      </w:r>
+      <w:r>
+        <w:t xml:space="preserve">the</w:t>
+      </w:r>
+      <w:r>
+        <w:t xml:space="preserve"> </w:t>
+      </w:r>
+      <w:r>
+        <w:t xml:space="preserve">change</w:t>
+      </w:r>
+      <w:r>
+        <w:t xml:space="preserve"> </w:t>
+      </w:r>
+      <w:r>
+        <w:t xml:space="preserve">in</w:t>
+      </w:r>
+      <w:r>
+        <w:t xml:space="preserve"> </w:t>
+      </w:r>
+      <w:r>
+        <w:t xml:space="preserve">employment.</w:t>
+      </w:r>
+      <w:r>
+        <w:t xml:space="preserve"> </w:t>
+      </w:r>
+      <w:r>
+        <w:t xml:space="preserve">The</w:t>
+      </w:r>
+      <w:r>
+        <w:t xml:space="preserve"> </w:t>
+      </w:r>
+      <w:r>
+        <w:t xml:space="preserve">file</w:t>
+      </w:r>
+      <w:r>
+        <w:t xml:space="preserve"> </w:t>
+      </w:r>
+      <w:r>
+        <w:t xml:space="preserve">does</w:t>
+      </w:r>
+      <w:r>
+        <w:t xml:space="preserve"> </w:t>
+      </w:r>
+      <w:r>
+        <w:t xml:space="preserve">not</w:t>
+      </w:r>
+      <w:r>
+        <w:t xml:space="preserve"> </w:t>
+      </w:r>
+      <w:r>
+        <w:t xml:space="preserve">show</w:t>
+      </w:r>
+      <w:r>
+        <w:t xml:space="preserve"> </w:t>
+      </w:r>
+      <w:r>
+        <w:t xml:space="preserve">that</w:t>
+      </w:r>
+      <w:r>
+        <w:t xml:space="preserve"> </w:t>
+      </w:r>
+      <w:r>
+        <w:t xml:space="preserve">Defendant</w:t>
+      </w:r>
+      <w:r>
+        <w:t xml:space="preserve"> </w:t>
+      </w:r>
+      <w:r>
+        <w:t xml:space="preserve">verified</w:t>
+      </w:r>
+      <w:r>
+        <w:t xml:space="preserve"> </w:t>
+      </w:r>
+      <w:r>
+        <w:t xml:space="preserve">the</w:t>
+      </w:r>
+      <w:r>
+        <w:t xml:space="preserve"> </w:t>
+      </w:r>
+      <w:r>
+        <w:t xml:space="preserve">stated</w:t>
+      </w:r>
+      <w:r>
+        <w:t xml:space="preserve"> </w:t>
+      </w:r>
+      <w:r>
+        <w:t xml:space="preserve">employment</w:t>
+      </w:r>
+      <w:r>
+        <w:t xml:space="preserve"> </w:t>
+      </w:r>
+      <w:r>
+        <w:t xml:space="preserve">before</w:t>
+      </w:r>
+      <w:r>
+        <w:t xml:space="preserve"> </w:t>
+      </w:r>
+      <w:r>
+        <w:t xml:space="preserve">extending</w:t>
+      </w:r>
+      <w:r>
+        <w:t xml:space="preserve"> </w:t>
+      </w:r>
+      <w:r>
+        <w:t xml:space="preserve">the</w:t>
+      </w:r>
+      <w:r>
+        <w:t xml:space="preserve"> </w:t>
+      </w:r>
+      <w:r>
+        <w:t xml:space="preserve">line.</w:t>
       </w:r>
     </w:p>
     <w:p>
       <w:pPr>
         <w:pStyle w:val="Heading2"/>
+        <w:keepNext/>
+        <w:keepLines/>
+        <w:spacing w:before="0" w:after="0" w:line="552" w:lineRule="exact"/>
+        <w:ind w:left="0" w:firstLine="0"/>
+        <w:jc w:val="left"/>
       </w:pPr>
-      <w:bookmarkStart w:id="14" w:name="_01eea4dd0005173fa2420227f172fafc7bb6e99"/>
-      <w:r>
-        <w:t xml:space="preserve">The Bankruptcy</w:t>
-      </w:r>
-      <w:bookmarkEnd w:id="14"/>
+      <w:r>
+        <w:rPr>
+          <w:b/>
+          <w:bCs/>
+        </w:rPr>
+        <w:t xml:space="preserve">The</w:t>
+      </w:r>
+      <w:r>
+        <w:rPr>
+          <w:b/>
+          <w:bCs/>
+        </w:rPr>
+        <w:t xml:space="preserve"> </w:t>
+      </w:r>
+      <w:r>
+        <w:rPr>
+          <w:b/>
+          <w:bCs/>
+        </w:rPr>
+        <w:t xml:space="preserve">Bankruptcy</w:t>
+      </w:r>
     </w:p>
     <w:p>
       <w:pPr>
-        <w:pStyle w:val="NumberedParagraph"/>
+        <w:spacing w:before="0" w:after="0" w:line="552" w:lineRule="exact"/>
+        <w:ind w:left="0" w:firstLine="720"/>
+        <w:jc w:val="left"/>
       </w:pPr>
       <w:r>
-        <w:t xml:space="preserve">Eight months after the last draw, the Debtors filed their petition under chapter 7. In their schedules, the Debtors listed the Defendant’s claim in the amount of the outstanding balance.</w:t>
+        <w:t xml:space="preserve">15. </w:t>
+      </w:r>
+      <w:r>
+        <w:t xml:space="preserve">Eight</w:t>
+      </w:r>
+      <w:r>
+        <w:t xml:space="preserve"> </w:t>
+      </w:r>
+      <w:r>
+        <w:t xml:space="preserve">months</w:t>
+      </w:r>
+      <w:r>
+        <w:t xml:space="preserve"> </w:t>
+      </w:r>
+      <w:r>
+        <w:t xml:space="preserve">after</w:t>
+      </w:r>
+      <w:r>
+        <w:t xml:space="preserve"> </w:t>
+      </w:r>
+      <w:r>
+        <w:t xml:space="preserve">the</w:t>
+      </w:r>
+      <w:r>
+        <w:t xml:space="preserve"> </w:t>
+      </w:r>
+      <w:r>
+        <w:t xml:space="preserve">last</w:t>
+      </w:r>
+      <w:r>
+        <w:t xml:space="preserve"> </w:t>
+      </w:r>
+      <w:r>
+        <w:t xml:space="preserve">draw,</w:t>
+      </w:r>
+      <w:r>
+        <w:t xml:space="preserve"> </w:t>
+      </w:r>
+      <w:r>
+        <w:t xml:space="preserve">the</w:t>
+      </w:r>
+      <w:r>
+        <w:t xml:space="preserve"> </w:t>
+      </w:r>
+      <w:r>
+        <w:t xml:space="preserve">Debtors</w:t>
+      </w:r>
+      <w:r>
+        <w:t xml:space="preserve"> </w:t>
+      </w:r>
+      <w:r>
+        <w:t xml:space="preserve">filed</w:t>
+      </w:r>
+      <w:r>
+        <w:t xml:space="preserve"> </w:t>
+      </w:r>
+      <w:r>
+        <w:t xml:space="preserve">their</w:t>
+      </w:r>
+      <w:r>
+        <w:t xml:space="preserve"> </w:t>
+      </w:r>
+      <w:r>
+        <w:t xml:space="preserve">petition</w:t>
+      </w:r>
+      <w:r>
+        <w:t xml:space="preserve"> </w:t>
+      </w:r>
+      <w:r>
+        <w:t xml:space="preserve">under</w:t>
+      </w:r>
+      <w:r>
+        <w:t xml:space="preserve"> </w:t>
+      </w:r>
+      <w:r>
+        <w:t xml:space="preserve">chapter</w:t>
+      </w:r>
+      <w:r>
+        <w:t xml:space="preserve"> </w:t>
+      </w:r>
+      <w:r>
+        <w:t xml:space="preserve">7.</w:t>
+      </w:r>
+      <w:r>
+        <w:t xml:space="preserve"> </w:t>
+      </w:r>
+      <w:r>
+        <w:t xml:space="preserve">In</w:t>
+      </w:r>
+      <w:r>
+        <w:t xml:space="preserve"> </w:t>
+      </w:r>
+      <w:r>
+        <w:t xml:space="preserve">their</w:t>
+      </w:r>
+      <w:r>
+        <w:t xml:space="preserve"> </w:t>
+      </w:r>
+      <w:r>
+        <w:t xml:space="preserve">schedules,</w:t>
+      </w:r>
+      <w:r>
+        <w:t xml:space="preserve"> </w:t>
+      </w:r>
+      <w:r>
+        <w:t xml:space="preserve">the</w:t>
+      </w:r>
+      <w:r>
+        <w:t xml:space="preserve"> </w:t>
+      </w:r>
+      <w:r>
+        <w:t xml:space="preserve">Debtors</w:t>
+      </w:r>
+      <w:r>
+        <w:t xml:space="preserve"> </w:t>
+      </w:r>
+      <w:r>
+        <w:t xml:space="preserve">listed</w:t>
+      </w:r>
+      <w:r>
+        <w:t xml:space="preserve"> </w:t>
+      </w:r>
+      <w:r>
+        <w:t xml:space="preserve">the</w:t>
+      </w:r>
+      <w:r>
+        <w:t xml:space="preserve"> </w:t>
+      </w:r>
+      <w:r>
+        <w:t xml:space="preserve">Defendant’s</w:t>
+      </w:r>
+      <w:r>
+        <w:t xml:space="preserve"> </w:t>
+      </w:r>
+      <w:r>
+        <w:t xml:space="preserve">claim</w:t>
+      </w:r>
+      <w:r>
+        <w:t xml:space="preserve"> </w:t>
+      </w:r>
+      <w:r>
+        <w:t xml:space="preserve">in</w:t>
+      </w:r>
+      <w:r>
+        <w:t xml:space="preserve"> </w:t>
+      </w:r>
+      <w:r>
+        <w:t xml:space="preserve">the</w:t>
+      </w:r>
+      <w:r>
+        <w:t xml:space="preserve"> </w:t>
+      </w:r>
+      <w:r>
+        <w:t xml:space="preserve">amount</w:t>
+      </w:r>
+      <w:r>
+        <w:t xml:space="preserve"> </w:t>
+      </w:r>
+      <w:r>
+        <w:t xml:space="preserve">of</w:t>
+      </w:r>
+      <w:r>
+        <w:t xml:space="preserve"> </w:t>
+      </w:r>
+      <w:r>
+        <w:t xml:space="preserve">the</w:t>
+      </w:r>
+      <w:r>
+        <w:t xml:space="preserve"> </w:t>
+      </w:r>
+      <w:r>
+        <w:t xml:space="preserve">outstanding</w:t>
+      </w:r>
+      <w:r>
+        <w:t xml:space="preserve"> </w:t>
+      </w:r>
+      <w:r>
+        <w:t xml:space="preserve">balance.</w:t>
       </w:r>
     </w:p>
     <w:p>
       <w:pPr>
-        <w:pStyle w:val="NumberedParagraph"/>
+        <w:spacing w:before="0" w:after="0" w:line="552" w:lineRule="exact"/>
+        <w:ind w:left="0" w:firstLine="720"/>
+        <w:jc w:val="left"/>
       </w:pPr>
       <w:r>
-        <w:t xml:space="preserve">The trustee conducted the section 341 meeting of creditors on the date set in the notice. The Debtors testified that they had provided accurate information to all lenders.</w:t>
+        <w:t xml:space="preserve">16. </w:t>
+      </w:r>
+      <w:r>
+        <w:t xml:space="preserve">The</w:t>
+      </w:r>
+      <w:r>
+        <w:t xml:space="preserve"> </w:t>
+      </w:r>
+      <w:r>
+        <w:t xml:space="preserve">trustee</w:t>
+      </w:r>
+      <w:r>
+        <w:t xml:space="preserve"> </w:t>
+      </w:r>
+      <w:r>
+        <w:t xml:space="preserve">conducted</w:t>
+      </w:r>
+      <w:r>
+        <w:t xml:space="preserve"> </w:t>
+      </w:r>
+      <w:r>
+        <w:t xml:space="preserve">the</w:t>
+      </w:r>
+      <w:r>
+        <w:t xml:space="preserve"> </w:t>
+      </w:r>
+      <w:r>
+        <w:t xml:space="preserve">section</w:t>
+      </w:r>
+      <w:r>
+        <w:t xml:space="preserve"> </w:t>
+      </w:r>
+      <w:r>
+        <w:t xml:space="preserve">341</w:t>
+      </w:r>
+      <w:r>
+        <w:t xml:space="preserve"> </w:t>
+      </w:r>
+      <w:r>
+        <w:t xml:space="preserve">meeting</w:t>
+      </w:r>
+      <w:r>
+        <w:t xml:space="preserve"> </w:t>
+      </w:r>
+      <w:r>
+        <w:t xml:space="preserve">of</w:t>
+      </w:r>
+      <w:r>
+        <w:t xml:space="preserve"> </w:t>
+      </w:r>
+      <w:r>
+        <w:t xml:space="preserve">creditors</w:t>
+      </w:r>
+      <w:r>
+        <w:t xml:space="preserve"> </w:t>
+      </w:r>
+      <w:r>
+        <w:t xml:space="preserve">on</w:t>
+      </w:r>
+      <w:r>
+        <w:t xml:space="preserve"> </w:t>
+      </w:r>
+      <w:r>
+        <w:t xml:space="preserve">the</w:t>
+      </w:r>
+      <w:r>
+        <w:t xml:space="preserve"> </w:t>
+      </w:r>
+      <w:r>
+        <w:t xml:space="preserve">date</w:t>
+      </w:r>
+      <w:r>
+        <w:t xml:space="preserve"> </w:t>
+      </w:r>
+      <w:r>
+        <w:t xml:space="preserve">set</w:t>
+      </w:r>
+      <w:r>
+        <w:t xml:space="preserve"> </w:t>
+      </w:r>
+      <w:r>
+        <w:t xml:space="preserve">in</w:t>
+      </w:r>
+      <w:r>
+        <w:t xml:space="preserve"> </w:t>
+      </w:r>
+      <w:r>
+        <w:t xml:space="preserve">the</w:t>
+      </w:r>
+      <w:r>
+        <w:t xml:space="preserve"> </w:t>
+      </w:r>
+      <w:r>
+        <w:t xml:space="preserve">notice.</w:t>
+      </w:r>
+      <w:r>
+        <w:t xml:space="preserve"> </w:t>
+      </w:r>
+      <w:r>
+        <w:t xml:space="preserve">The</w:t>
+      </w:r>
+      <w:r>
+        <w:t xml:space="preserve"> </w:t>
+      </w:r>
+      <w:r>
+        <w:t xml:space="preserve">Debtors</w:t>
+      </w:r>
+      <w:r>
+        <w:t xml:space="preserve"> </w:t>
+      </w:r>
+      <w:r>
+        <w:t xml:space="preserve">testified</w:t>
+      </w:r>
+      <w:r>
+        <w:t xml:space="preserve"> </w:t>
+      </w:r>
+      <w:r>
+        <w:t xml:space="preserve">that</w:t>
+      </w:r>
+      <w:r>
+        <w:t xml:space="preserve"> </w:t>
+      </w:r>
+      <w:r>
+        <w:t xml:space="preserve">they</w:t>
+      </w:r>
+      <w:r>
+        <w:t xml:space="preserve"> </w:t>
+      </w:r>
+      <w:r>
+        <w:t xml:space="preserve">had</w:t>
+      </w:r>
+      <w:r>
+        <w:t xml:space="preserve"> </w:t>
+      </w:r>
+      <w:r>
+        <w:t xml:space="preserve">provided</w:t>
+      </w:r>
+      <w:r>
+        <w:t xml:space="preserve"> </w:t>
+      </w:r>
+      <w:r>
+        <w:t xml:space="preserve">accurate</w:t>
+      </w:r>
+      <w:r>
+        <w:t xml:space="preserve"> </w:t>
+      </w:r>
+      <w:r>
+        <w:t xml:space="preserve">information</w:t>
+      </w:r>
+      <w:r>
+        <w:t xml:space="preserve"> </w:t>
+      </w:r>
+      <w:r>
+        <w:t xml:space="preserve">to</w:t>
+      </w:r>
+      <w:r>
+        <w:t xml:space="preserve"> </w:t>
+      </w:r>
+      <w:r>
+        <w:t xml:space="preserve">all</w:t>
+      </w:r>
+      <w:r>
+        <w:t xml:space="preserve"> </w:t>
+      </w:r>
+      <w:r>
+        <w:t xml:space="preserve">lenders.</w:t>
       </w:r>
     </w:p>
     <w:p>
       <w:pPr>
-        <w:pStyle w:val="NumberedParagraph"/>
+        <w:spacing w:before="0" w:after="0" w:line="552" w:lineRule="exact"/>
+        <w:ind w:left="0" w:firstLine="720"/>
+        <w:jc w:val="left"/>
       </w:pPr>
       <w:r>
-        <w:t xml:space="preserve">The Court entered an order setting the deadline for filing complaints objecting to discharge or to the dischargeability of particular debts. Plaintiff files this complaint within that deadline.</w:t>
+        <w:t xml:space="preserve">17. </w:t>
+      </w:r>
+      <w:r>
+        <w:t xml:space="preserve">The</w:t>
+      </w:r>
+      <w:r>
+        <w:t xml:space="preserve"> </w:t>
+      </w:r>
+      <w:r>
+        <w:t xml:space="preserve">Court</w:t>
+      </w:r>
+      <w:r>
+        <w:t xml:space="preserve"> </w:t>
+      </w:r>
+      <w:r>
+        <w:t xml:space="preserve">entered</w:t>
+      </w:r>
+      <w:r>
+        <w:t xml:space="preserve"> </w:t>
+      </w:r>
+      <w:r>
+        <w:t xml:space="preserve">an</w:t>
+      </w:r>
+      <w:r>
+        <w:t xml:space="preserve"> </w:t>
+      </w:r>
+      <w:r>
+        <w:t xml:space="preserve">order</w:t>
+      </w:r>
+      <w:r>
+        <w:t xml:space="preserve"> </w:t>
+      </w:r>
+      <w:r>
+        <w:t xml:space="preserve">setting</w:t>
+      </w:r>
+      <w:r>
+        <w:t xml:space="preserve"> </w:t>
+      </w:r>
+      <w:r>
+        <w:t xml:space="preserve">the</w:t>
+      </w:r>
+      <w:r>
+        <w:t xml:space="preserve"> </w:t>
+      </w:r>
+      <w:r>
+        <w:t xml:space="preserve">deadline</w:t>
+      </w:r>
+      <w:r>
+        <w:t xml:space="preserve"> </w:t>
+      </w:r>
+      <w:r>
+        <w:t xml:space="preserve">for</w:t>
+      </w:r>
+      <w:r>
+        <w:t xml:space="preserve"> </w:t>
+      </w:r>
+      <w:r>
+        <w:t xml:space="preserve">filing</w:t>
+      </w:r>
+      <w:r>
+        <w:t xml:space="preserve"> </w:t>
+      </w:r>
+      <w:r>
+        <w:t xml:space="preserve">complaints</w:t>
+      </w:r>
+      <w:r>
+        <w:t xml:space="preserve"> </w:t>
+      </w:r>
+      <w:r>
+        <w:t xml:space="preserve">objecting</w:t>
+      </w:r>
+      <w:r>
+        <w:t xml:space="preserve"> </w:t>
+      </w:r>
+      <w:r>
+        <w:t xml:space="preserve">to</w:t>
+      </w:r>
+      <w:r>
+        <w:t xml:space="preserve"> </w:t>
+      </w:r>
+      <w:r>
+        <w:t xml:space="preserve">discharge</w:t>
+      </w:r>
+      <w:r>
+        <w:t xml:space="preserve"> </w:t>
+      </w:r>
+      <w:r>
+        <w:t xml:space="preserve">or</w:t>
+      </w:r>
+      <w:r>
+        <w:t xml:space="preserve"> </w:t>
+      </w:r>
+      <w:r>
+        <w:t xml:space="preserve">to</w:t>
+      </w:r>
+      <w:r>
+        <w:t xml:space="preserve"> </w:t>
+      </w:r>
+      <w:r>
+        <w:t xml:space="preserve">the</w:t>
+      </w:r>
+      <w:r>
+        <w:t xml:space="preserve"> </w:t>
+      </w:r>
+      <w:r>
+        <w:t xml:space="preserve">dischargeability</w:t>
+      </w:r>
+      <w:r>
+        <w:t xml:space="preserve"> </w:t>
+      </w:r>
+      <w:r>
+        <w:t xml:space="preserve">of</w:t>
+      </w:r>
+      <w:r>
+        <w:t xml:space="preserve"> </w:t>
+      </w:r>
+      <w:r>
+        <w:t xml:space="preserve">particular</w:t>
+      </w:r>
+      <w:r>
+        <w:t xml:space="preserve"> </w:t>
+      </w:r>
+      <w:r>
+        <w:t xml:space="preserve">debts.</w:t>
+      </w:r>
+      <w:r>
+        <w:t xml:space="preserve"> </w:t>
+      </w:r>
+      <w:r>
+        <w:t xml:space="preserve">Plaintiff</w:t>
+      </w:r>
+      <w:r>
+        <w:t xml:space="preserve"> </w:t>
+      </w:r>
+      <w:r>
+        <w:t xml:space="preserve">files</w:t>
+      </w:r>
+      <w:r>
+        <w:t xml:space="preserve"> </w:t>
+      </w:r>
+      <w:r>
+        <w:t xml:space="preserve">this</w:t>
+      </w:r>
+      <w:r>
+        <w:t xml:space="preserve"> </w:t>
+      </w:r>
+      <w:r>
+        <w:t xml:space="preserve">complaint</w:t>
+      </w:r>
+      <w:r>
+        <w:t xml:space="preserve"> </w:t>
+      </w:r>
+      <w:r>
+        <w:t xml:space="preserve">within</w:t>
+      </w:r>
+      <w:r>
+        <w:t xml:space="preserve"> </w:t>
+      </w:r>
+      <w:r>
+        <w:t xml:space="preserve">that</w:t>
+      </w:r>
+      <w:r>
+        <w:t xml:space="preserve"> </w:t>
+      </w:r>
+      <w:r>
+        <w:t xml:space="preserve">deadline.</w:t>
       </w:r>
     </w:p>
     <w:p>
       <w:pPr>
         <w:pStyle w:val="Heading1"/>
+        <w:keepNext/>
+        <w:keepLines/>
+        <w:spacing w:before="0" w:after="0" w:line="552" w:lineRule="exact"/>
+        <w:ind w:left="0" w:firstLine="0"/>
+        <w:jc w:val="center"/>
       </w:pPr>
-      <w:bookmarkStart w:id="15" w:name="_92ea45ca7c19a60bac8f001893adc40da094332"/>
-      <w:r>
-        <w:t xml:space="preserve">Claim for Relief</w:t>
-      </w:r>
-      <w:bookmarkEnd w:id="15"/>
+      <w:r>
+        <w:rPr>
+          <w:b/>
+          <w:bCs/>
+        </w:rPr>
+        <w:t xml:space="preserve">CLAIM</w:t>
+      </w:r>
+      <w:r>
+        <w:rPr>
+          <w:b/>
+          <w:bCs/>
+        </w:rPr>
+        <w:t xml:space="preserve"> </w:t>
+      </w:r>
+      <w:r>
+        <w:rPr>
+          <w:b/>
+          <w:bCs/>
+        </w:rPr>
+        <w:t xml:space="preserve">FOR</w:t>
+      </w:r>
+      <w:r>
+        <w:rPr>
+          <w:b/>
+          <w:bCs/>
+        </w:rPr>
+        <w:t xml:space="preserve"> </w:t>
+      </w:r>
+      <w:r>
+        <w:rPr>
+          <w:b/>
+          <w:bCs/>
+        </w:rPr>
+        <w:t xml:space="preserve">RELIEF</w:t>
+      </w:r>
     </w:p>
     <w:p>
       <w:pPr>
         <w:pStyle w:val="Heading2"/>
+        <w:keepNext/>
+        <w:keepLines/>
+        <w:spacing w:before="0" w:after="0" w:line="552" w:lineRule="exact"/>
+        <w:ind w:left="0" w:firstLine="0"/>
+        <w:jc w:val="left"/>
       </w:pPr>
-      <w:bookmarkStart w:id="16" w:name="_dd48453ea8be2ed3afe0024e98c8ad98cceb3c3"/>
-      <w:r>
-        <w:t xml:space="preserve">Count I: Nondischargeability under 11 U.S.C. § 523(a)(2)(A)</w:t>
-      </w:r>
-      <w:bookmarkEnd w:id="16"/>
+      <w:r>
+        <w:rPr>
+          <w:b/>
+          <w:bCs/>
+        </w:rPr>
+        <w:t xml:space="preserve">Count</w:t>
+      </w:r>
+      <w:r>
+        <w:rPr>
+          <w:b/>
+          <w:bCs/>
+        </w:rPr>
+        <w:t xml:space="preserve"> </w:t>
+      </w:r>
+      <w:r>
+        <w:rPr>
+          <w:b/>
+          <w:bCs/>
+        </w:rPr>
+        <w:t xml:space="preserve">I:</w:t>
+      </w:r>
+      <w:r>
+        <w:rPr>
+          <w:b/>
+          <w:bCs/>
+        </w:rPr>
+        <w:t xml:space="preserve"> </w:t>
+      </w:r>
+      <w:r>
+        <w:rPr>
+          <w:b/>
+          <w:bCs/>
+        </w:rPr>
+        <w:t xml:space="preserve">Nondischargeability</w:t>
+      </w:r>
+      <w:r>
+        <w:rPr>
+          <w:b/>
+          <w:bCs/>
+        </w:rPr>
+        <w:t xml:space="preserve"> </w:t>
+      </w:r>
+      <w:r>
+        <w:rPr>
+          <w:b/>
+          <w:bCs/>
+        </w:rPr>
+        <w:t xml:space="preserve">under</w:t>
+      </w:r>
+      <w:r>
+        <w:rPr>
+          <w:b/>
+          <w:bCs/>
+        </w:rPr>
+        <w:t xml:space="preserve"> </w:t>
+      </w:r>
+      <w:r>
+        <w:rPr>
+          <w:b/>
+          <w:bCs/>
+        </w:rPr>
+        <w:t xml:space="preserve">11</w:t>
+      </w:r>
+      <w:r>
+        <w:rPr>
+          <w:b/>
+          <w:bCs/>
+        </w:rPr>
+        <w:t xml:space="preserve"> </w:t>
+      </w:r>
+      <w:r>
+        <w:rPr>
+          <w:b/>
+          <w:bCs/>
+        </w:rPr>
+        <w:t xml:space="preserve">U.S.C.</w:t>
+      </w:r>
+      <w:r>
+        <w:rPr>
+          <w:b/>
+          <w:bCs/>
+        </w:rPr>
+        <w:t xml:space="preserve"> </w:t>
+      </w:r>
+      <w:r>
+        <w:rPr>
+          <w:b/>
+          <w:bCs/>
+        </w:rPr>
+        <w:t xml:space="preserve">§</w:t>
+      </w:r>
+      <w:r>
+        <w:rPr>
+          <w:b/>
+          <w:bCs/>
+        </w:rPr>
+        <w:t xml:space="preserve"> </w:t>
+      </w:r>
+      <w:r>
+        <w:rPr>
+          <w:b/>
+          <w:bCs/>
+        </w:rPr>
+        <w:t xml:space="preserve">523(a)⁠(2)⁠(A)</w:t>
+      </w:r>
     </w:p>
     <w:p>
       <w:pPr>
-        <w:pStyle w:val="NumberedParagraph"/>
+        <w:spacing w:before="0" w:after="0" w:line="552" w:lineRule="exact"/>
+        <w:ind w:left="0" w:firstLine="720"/>
+        <w:jc w:val="left"/>
       </w:pPr>
       <w:r>
-        <w:t xml:space="preserve">Plaintiff incorporates paragraphs 1 through 17 as if fully set forth in this count.</w:t>
+        <w:t xml:space="preserve">18. </w:t>
+      </w:r>
+      <w:r>
+        <w:t xml:space="preserve">Plaintiff</w:t>
+      </w:r>
+      <w:r>
+        <w:t xml:space="preserve"> </w:t>
+      </w:r>
+      <w:r>
+        <w:t xml:space="preserve">incorporates</w:t>
+      </w:r>
+      <w:r>
+        <w:t xml:space="preserve"> </w:t>
+      </w:r>
+      <w:r>
+        <w:t xml:space="preserve">paragraphs</w:t>
+      </w:r>
+      <w:r>
+        <w:t xml:space="preserve"> </w:t>
+      </w:r>
+      <w:r>
+        <w:t xml:space="preserve">1</w:t>
+      </w:r>
+      <w:r>
+        <w:t xml:space="preserve"> </w:t>
+      </w:r>
+      <w:r>
+        <w:t xml:space="preserve">through</w:t>
+      </w:r>
+      <w:r>
+        <w:t xml:space="preserve"> </w:t>
+      </w:r>
+      <w:r>
+        <w:t xml:space="preserve">17</w:t>
+      </w:r>
+      <w:r>
+        <w:t xml:space="preserve"> </w:t>
+      </w:r>
+      <w:r>
+        <w:t xml:space="preserve">as</w:t>
+      </w:r>
+      <w:r>
+        <w:t xml:space="preserve"> </w:t>
+      </w:r>
+      <w:r>
+        <w:t xml:space="preserve">if</w:t>
+      </w:r>
+      <w:r>
+        <w:t xml:space="preserve"> </w:t>
+      </w:r>
+      <w:r>
+        <w:t xml:space="preserve">fully</w:t>
+      </w:r>
+      <w:r>
+        <w:t xml:space="preserve"> </w:t>
+      </w:r>
+      <w:r>
+        <w:t xml:space="preserve">set</w:t>
+      </w:r>
+      <w:r>
+        <w:t xml:space="preserve"> </w:t>
+      </w:r>
+      <w:r>
+        <w:t xml:space="preserve">forth</w:t>
+      </w:r>
+      <w:r>
+        <w:t xml:space="preserve"> </w:t>
+      </w:r>
+      <w:r>
+        <w:t xml:space="preserve">in</w:t>
+      </w:r>
+      <w:r>
+        <w:t xml:space="preserve"> </w:t>
+      </w:r>
+      <w:r>
+        <w:t xml:space="preserve">this</w:t>
+      </w:r>
+      <w:r>
+        <w:t xml:space="preserve"> </w:t>
+      </w:r>
+      <w:r>
+        <w:t xml:space="preserve">count.</w:t>
       </w:r>
     </w:p>
     <w:p>
       <w:pPr>
-        <w:pStyle w:val="NumberedParagraph"/>
+        <w:spacing w:before="0" w:after="0" w:line="552" w:lineRule="exact"/>
+        <w:ind w:left="0" w:firstLine="720"/>
+        <w:jc w:val="left"/>
       </w:pPr>
       <w:r>
-        <w:t xml:space="preserve">Defendant’s claim arose from an extension of credit obtained by a materially false written statement respecting the Debtors’ financial condition, namely the statement of current employment in paragraph 12.</w:t>
+        <w:t xml:space="preserve">19. </w:t>
+      </w:r>
+      <w:r>
+        <w:t xml:space="preserve">Defendant’s</w:t>
+      </w:r>
+      <w:r>
+        <w:t xml:space="preserve"> </w:t>
+      </w:r>
+      <w:r>
+        <w:t xml:space="preserve">claim</w:t>
+      </w:r>
+      <w:r>
+        <w:t xml:space="preserve"> </w:t>
+      </w:r>
+      <w:r>
+        <w:t xml:space="preserve">arose</w:t>
+      </w:r>
+      <w:r>
+        <w:t xml:space="preserve"> </w:t>
+      </w:r>
+      <w:r>
+        <w:t xml:space="preserve">from</w:t>
+      </w:r>
+      <w:r>
+        <w:t xml:space="preserve"> </w:t>
+      </w:r>
+      <w:r>
+        <w:t xml:space="preserve">an</w:t>
+      </w:r>
+      <w:r>
+        <w:t xml:space="preserve"> </w:t>
+      </w:r>
+      <w:r>
+        <w:t xml:space="preserve">extension</w:t>
+      </w:r>
+      <w:r>
+        <w:t xml:space="preserve"> </w:t>
+      </w:r>
+      <w:r>
+        <w:t xml:space="preserve">of</w:t>
+      </w:r>
+      <w:r>
+        <w:t xml:space="preserve"> </w:t>
+      </w:r>
+      <w:r>
+        <w:t xml:space="preserve">credit</w:t>
+      </w:r>
+      <w:r>
+        <w:t xml:space="preserve"> </w:t>
+      </w:r>
+      <w:r>
+        <w:t xml:space="preserve">obtained</w:t>
+      </w:r>
+      <w:r>
+        <w:t xml:space="preserve"> </w:t>
+      </w:r>
+      <w:r>
+        <w:t xml:space="preserve">by</w:t>
+      </w:r>
+      <w:r>
+        <w:t xml:space="preserve"> </w:t>
+      </w:r>
+      <w:r>
+        <w:t xml:space="preserve">a</w:t>
+      </w:r>
+      <w:r>
+        <w:t xml:space="preserve"> </w:t>
+      </w:r>
+      <w:r>
+        <w:t xml:space="preserve">materially</w:t>
+      </w:r>
+      <w:r>
+        <w:t xml:space="preserve"> </w:t>
+      </w:r>
+      <w:r>
+        <w:t xml:space="preserve">false</w:t>
+      </w:r>
+      <w:r>
+        <w:t xml:space="preserve"> </w:t>
+      </w:r>
+      <w:r>
+        <w:t xml:space="preserve">written</w:t>
+      </w:r>
+      <w:r>
+        <w:t xml:space="preserve"> </w:t>
+      </w:r>
+      <w:r>
+        <w:t xml:space="preserve">statement</w:t>
+      </w:r>
+      <w:r>
+        <w:t xml:space="preserve"> </w:t>
+      </w:r>
+      <w:r>
+        <w:t xml:space="preserve">respecting</w:t>
+      </w:r>
+      <w:r>
+        <w:t xml:space="preserve"> </w:t>
+      </w:r>
+      <w:r>
+        <w:t xml:space="preserve">the</w:t>
+      </w:r>
+      <w:r>
+        <w:t xml:space="preserve"> </w:t>
+      </w:r>
+      <w:r>
+        <w:t xml:space="preserve">Debtors’</w:t>
+      </w:r>
+      <w:r>
+        <w:t xml:space="preserve"> </w:t>
+      </w:r>
+      <w:r>
+        <w:t xml:space="preserve">financial</w:t>
+      </w:r>
+      <w:r>
+        <w:t xml:space="preserve"> </w:t>
+      </w:r>
+      <w:r>
+        <w:t xml:space="preserve">condition,</w:t>
+      </w:r>
+      <w:r>
+        <w:t xml:space="preserve"> </w:t>
+      </w:r>
+      <w:r>
+        <w:t xml:space="preserve">namely</w:t>
+      </w:r>
+      <w:r>
+        <w:t xml:space="preserve"> </w:t>
+      </w:r>
+      <w:r>
+        <w:t xml:space="preserve">the</w:t>
+      </w:r>
+      <w:r>
+        <w:t xml:space="preserve"> </w:t>
+      </w:r>
+      <w:r>
+        <w:t xml:space="preserve">statement</w:t>
+      </w:r>
+      <w:r>
+        <w:t xml:space="preserve"> </w:t>
+      </w:r>
+      <w:r>
+        <w:t xml:space="preserve">of</w:t>
+      </w:r>
+      <w:r>
+        <w:t xml:space="preserve"> </w:t>
+      </w:r>
+      <w:r>
+        <w:t xml:space="preserve">current</w:t>
+      </w:r>
+      <w:r>
+        <w:t xml:space="preserve"> </w:t>
+      </w:r>
+      <w:r>
+        <w:t xml:space="preserve">employment</w:t>
+      </w:r>
+      <w:r>
+        <w:t xml:space="preserve"> </w:t>
+      </w:r>
+      <w:r>
+        <w:t xml:space="preserve">in</w:t>
+      </w:r>
+      <w:r>
+        <w:t xml:space="preserve"> </w:t>
+      </w:r>
+      <w:r>
+        <w:t xml:space="preserve">paragraph</w:t>
+      </w:r>
+      <w:r>
+        <w:t xml:space="preserve"> </w:t>
+      </w:r>
+      <w:r>
+        <w:t xml:space="preserve">12.</w:t>
       </w:r>
     </w:p>
     <w:p>
       <w:pPr>
-        <w:pStyle w:val="NumberedParagraph"/>
+        <w:spacing w:before="0" w:after="0" w:line="552" w:lineRule="exact"/>
+        <w:ind w:left="0" w:firstLine="720"/>
+        <w:jc w:val="left"/>
       </w:pPr>
       <w:r>
-        <w:t xml:space="preserve">The statement was made in writing and was material to the decision to extend credit. Its falsity was known to the Debtors when it was made, because the Debtor who signed the application knew that the employment had ended.</w:t>
+        <w:t xml:space="preserve">20. </w:t>
+      </w:r>
+      <w:r>
+        <w:t xml:space="preserve">The</w:t>
+      </w:r>
+      <w:r>
+        <w:t xml:space="preserve"> </w:t>
+      </w:r>
+      <w:r>
+        <w:t xml:space="preserve">statement</w:t>
+      </w:r>
+      <w:r>
+        <w:t xml:space="preserve"> </w:t>
+      </w:r>
+      <w:r>
+        <w:t xml:space="preserve">was</w:t>
+      </w:r>
+      <w:r>
+        <w:t xml:space="preserve"> </w:t>
+      </w:r>
+      <w:r>
+        <w:t xml:space="preserve">made</w:t>
+      </w:r>
+      <w:r>
+        <w:t xml:space="preserve"> </w:t>
+      </w:r>
+      <w:r>
+        <w:t xml:space="preserve">in</w:t>
+      </w:r>
+      <w:r>
+        <w:t xml:space="preserve"> </w:t>
+      </w:r>
+      <w:r>
+        <w:t xml:space="preserve">writing</w:t>
+      </w:r>
+      <w:r>
+        <w:t xml:space="preserve"> </w:t>
+      </w:r>
+      <w:r>
+        <w:t xml:space="preserve">and</w:t>
+      </w:r>
+      <w:r>
+        <w:t xml:space="preserve"> </w:t>
+      </w:r>
+      <w:r>
+        <w:t xml:space="preserve">was</w:t>
+      </w:r>
+      <w:r>
+        <w:t xml:space="preserve"> </w:t>
+      </w:r>
+      <w:r>
+        <w:t xml:space="preserve">material</w:t>
+      </w:r>
+      <w:r>
+        <w:t xml:space="preserve"> </w:t>
+      </w:r>
+      <w:r>
+        <w:t xml:space="preserve">to</w:t>
+      </w:r>
+      <w:r>
+        <w:t xml:space="preserve"> </w:t>
+      </w:r>
+      <w:r>
+        <w:t xml:space="preserve">the</w:t>
+      </w:r>
+      <w:r>
+        <w:t xml:space="preserve"> </w:t>
+      </w:r>
+      <w:r>
+        <w:t xml:space="preserve">decision</w:t>
+      </w:r>
+      <w:r>
+        <w:t xml:space="preserve"> </w:t>
+      </w:r>
+      <w:r>
+        <w:t xml:space="preserve">to</w:t>
+      </w:r>
+      <w:r>
+        <w:t xml:space="preserve"> </w:t>
+      </w:r>
+      <w:r>
+        <w:t xml:space="preserve">extend</w:t>
+      </w:r>
+      <w:r>
+        <w:t xml:space="preserve"> </w:t>
+      </w:r>
+      <w:r>
+        <w:t xml:space="preserve">credit.</w:t>
+      </w:r>
+      <w:r>
+        <w:t xml:space="preserve"> </w:t>
+      </w:r>
+      <w:r>
+        <w:t xml:space="preserve">Its</w:t>
+      </w:r>
+      <w:r>
+        <w:t xml:space="preserve"> </w:t>
+      </w:r>
+      <w:r>
+        <w:t xml:space="preserve">falsity</w:t>
+      </w:r>
+      <w:r>
+        <w:t xml:space="preserve"> </w:t>
+      </w:r>
+      <w:r>
+        <w:t xml:space="preserve">was</w:t>
+      </w:r>
+      <w:r>
+        <w:t xml:space="preserve"> </w:t>
+      </w:r>
+      <w:r>
+        <w:t xml:space="preserve">known</w:t>
+      </w:r>
+      <w:r>
+        <w:t xml:space="preserve"> </w:t>
+      </w:r>
+      <w:r>
+        <w:t xml:space="preserve">to</w:t>
+      </w:r>
+      <w:r>
+        <w:t xml:space="preserve"> </w:t>
+      </w:r>
+      <w:r>
+        <w:t xml:space="preserve">the</w:t>
+      </w:r>
+      <w:r>
+        <w:t xml:space="preserve"> </w:t>
+      </w:r>
+      <w:r>
+        <w:t xml:space="preserve">Debtors</w:t>
+      </w:r>
+      <w:r>
+        <w:t xml:space="preserve"> </w:t>
+      </w:r>
+      <w:r>
+        <w:t xml:space="preserve">when</w:t>
+      </w:r>
+      <w:r>
+        <w:t xml:space="preserve"> </w:t>
+      </w:r>
+      <w:r>
+        <w:t xml:space="preserve">it</w:t>
+      </w:r>
+      <w:r>
+        <w:t xml:space="preserve"> </w:t>
+      </w:r>
+      <w:r>
+        <w:t xml:space="preserve">was</w:t>
+      </w:r>
+      <w:r>
+        <w:t xml:space="preserve"> </w:t>
+      </w:r>
+      <w:r>
+        <w:t xml:space="preserve">made,</w:t>
+      </w:r>
+      <w:r>
+        <w:t xml:space="preserve"> </w:t>
+      </w:r>
+      <w:r>
+        <w:t xml:space="preserve">because</w:t>
+      </w:r>
+      <w:r>
+        <w:t xml:space="preserve"> </w:t>
+      </w:r>
+      <w:r>
+        <w:t xml:space="preserve">the</w:t>
+      </w:r>
+      <w:r>
+        <w:t xml:space="preserve"> </w:t>
+      </w:r>
+      <w:r>
+        <w:t xml:space="preserve">Debtor</w:t>
+      </w:r>
+      <w:r>
+        <w:t xml:space="preserve"> </w:t>
+      </w:r>
+      <w:r>
+        <w:t xml:space="preserve">who</w:t>
+      </w:r>
+      <w:r>
+        <w:t xml:space="preserve"> </w:t>
+      </w:r>
+      <w:r>
+        <w:t xml:space="preserve">signed</w:t>
+      </w:r>
+      <w:r>
+        <w:t xml:space="preserve"> </w:t>
+      </w:r>
+      <w:r>
+        <w:t xml:space="preserve">the</w:t>
+      </w:r>
+      <w:r>
+        <w:t xml:space="preserve"> </w:t>
+      </w:r>
+      <w:r>
+        <w:t xml:space="preserve">application</w:t>
+      </w:r>
+      <w:r>
+        <w:t xml:space="preserve"> </w:t>
+      </w:r>
+      <w:r>
+        <w:t xml:space="preserve">knew</w:t>
+      </w:r>
+      <w:r>
+        <w:t xml:space="preserve"> </w:t>
+      </w:r>
+      <w:r>
+        <w:t xml:space="preserve">that</w:t>
+      </w:r>
+      <w:r>
+        <w:t xml:space="preserve"> </w:t>
+      </w:r>
+      <w:r>
+        <w:t xml:space="preserve">the</w:t>
+      </w:r>
+      <w:r>
+        <w:t xml:space="preserve"> </w:t>
+      </w:r>
+      <w:r>
+        <w:t xml:space="preserve">employment</w:t>
+      </w:r>
+      <w:r>
+        <w:t xml:space="preserve"> </w:t>
+      </w:r>
+      <w:r>
+        <w:t xml:space="preserve">had</w:t>
+      </w:r>
+      <w:r>
+        <w:t xml:space="preserve"> </w:t>
+      </w:r>
+      <w:r>
+        <w:t xml:space="preserve">ended.</w:t>
       </w:r>
     </w:p>
     <w:p>
       <w:pPr>
-        <w:pStyle w:val="NumberedParagraph"/>
+        <w:spacing w:before="0" w:after="0" w:line="552" w:lineRule="exact"/>
+        <w:ind w:left="0" w:firstLine="720"/>
+        <w:jc w:val="left"/>
       </w:pPr>
       <w:r>
-        <w:t xml:space="preserve">The Debtors made the statement with intent to deceive Defendant into extending the credit, as shown by the timing of the application and by the Debtors’ failure to correct it.</w:t>
+        <w:t xml:space="preserve">21. </w:t>
+      </w:r>
+      <w:r>
+        <w:t xml:space="preserve">The</w:t>
+      </w:r>
+      <w:r>
+        <w:t xml:space="preserve"> </w:t>
+      </w:r>
+      <w:r>
+        <w:t xml:space="preserve">Debtors</w:t>
+      </w:r>
+      <w:r>
+        <w:t xml:space="preserve"> </w:t>
+      </w:r>
+      <w:r>
+        <w:t xml:space="preserve">made</w:t>
+      </w:r>
+      <w:r>
+        <w:t xml:space="preserve"> </w:t>
+      </w:r>
+      <w:r>
+        <w:t xml:space="preserve">the</w:t>
+      </w:r>
+      <w:r>
+        <w:t xml:space="preserve"> </w:t>
+      </w:r>
+      <w:r>
+        <w:t xml:space="preserve">statement</w:t>
+      </w:r>
+      <w:r>
+        <w:t xml:space="preserve"> </w:t>
+      </w:r>
+      <w:r>
+        <w:t xml:space="preserve">with</w:t>
+      </w:r>
+      <w:r>
+        <w:t xml:space="preserve"> </w:t>
+      </w:r>
+      <w:r>
+        <w:t xml:space="preserve">intent</w:t>
+      </w:r>
+      <w:r>
+        <w:t xml:space="preserve"> </w:t>
+      </w:r>
+      <w:r>
+        <w:t xml:space="preserve">to</w:t>
+      </w:r>
+      <w:r>
+        <w:t xml:space="preserve"> </w:t>
+      </w:r>
+      <w:r>
+        <w:t xml:space="preserve">deceive</w:t>
+      </w:r>
+      <w:r>
+        <w:t xml:space="preserve"> </w:t>
+      </w:r>
+      <w:r>
+        <w:t xml:space="preserve">Defendant</w:t>
+      </w:r>
+      <w:r>
+        <w:t xml:space="preserve"> </w:t>
+      </w:r>
+      <w:r>
+        <w:t xml:space="preserve">into</w:t>
+      </w:r>
+      <w:r>
+        <w:t xml:space="preserve"> </w:t>
+      </w:r>
+      <w:r>
+        <w:t xml:space="preserve">extending</w:t>
+      </w:r>
+      <w:r>
+        <w:t xml:space="preserve"> </w:t>
+      </w:r>
+      <w:r>
+        <w:t xml:space="preserve">the</w:t>
+      </w:r>
+      <w:r>
+        <w:t xml:space="preserve"> </w:t>
+      </w:r>
+      <w:r>
+        <w:t xml:space="preserve">credit,</w:t>
+      </w:r>
+      <w:r>
+        <w:t xml:space="preserve"> </w:t>
+      </w:r>
+      <w:r>
+        <w:t xml:space="preserve">as</w:t>
+      </w:r>
+      <w:r>
+        <w:t xml:space="preserve"> </w:t>
+      </w:r>
+      <w:r>
+        <w:t xml:space="preserve">shown</w:t>
+      </w:r>
+      <w:r>
+        <w:t xml:space="preserve"> </w:t>
+      </w:r>
+      <w:r>
+        <w:t xml:space="preserve">by</w:t>
+      </w:r>
+      <w:r>
+        <w:t xml:space="preserve"> </w:t>
+      </w:r>
+      <w:r>
+        <w:t xml:space="preserve">the</w:t>
+      </w:r>
+      <w:r>
+        <w:t xml:space="preserve"> </w:t>
+      </w:r>
+      <w:r>
+        <w:t xml:space="preserve">timing</w:t>
+      </w:r>
+      <w:r>
+        <w:t xml:space="preserve"> </w:t>
+      </w:r>
+      <w:r>
+        <w:t xml:space="preserve">of</w:t>
+      </w:r>
+      <w:r>
+        <w:t xml:space="preserve"> </w:t>
+      </w:r>
+      <w:r>
+        <w:t xml:space="preserve">the</w:t>
+      </w:r>
+      <w:r>
+        <w:t xml:space="preserve"> </w:t>
+      </w:r>
+      <w:r>
+        <w:t xml:space="preserve">application</w:t>
+      </w:r>
+      <w:r>
+        <w:t xml:space="preserve"> </w:t>
+      </w:r>
+      <w:r>
+        <w:t xml:space="preserve">and</w:t>
+      </w:r>
+      <w:r>
+        <w:t xml:space="preserve"> </w:t>
+      </w:r>
+      <w:r>
+        <w:t xml:space="preserve">by</w:t>
+      </w:r>
+      <w:r>
+        <w:t xml:space="preserve"> </w:t>
+      </w:r>
+      <w:r>
+        <w:t xml:space="preserve">the</w:t>
+      </w:r>
+      <w:r>
+        <w:t xml:space="preserve"> </w:t>
+      </w:r>
+      <w:r>
+        <w:t xml:space="preserve">Debtors’</w:t>
+      </w:r>
+      <w:r>
+        <w:t xml:space="preserve"> </w:t>
+      </w:r>
+      <w:r>
+        <w:t xml:space="preserve">failure</w:t>
+      </w:r>
+      <w:r>
+        <w:t xml:space="preserve"> </w:t>
+      </w:r>
+      <w:r>
+        <w:t xml:space="preserve">to</w:t>
+      </w:r>
+      <w:r>
+        <w:t xml:space="preserve"> </w:t>
+      </w:r>
+      <w:r>
+        <w:t xml:space="preserve">correct</w:t>
+      </w:r>
+      <w:r>
+        <w:t xml:space="preserve"> </w:t>
+      </w:r>
+      <w:r>
+        <w:t xml:space="preserve">it.</w:t>
       </w:r>
     </w:p>
     <w:p>
       <w:pPr>
-        <w:pStyle w:val="NumberedParagraph"/>
+        <w:spacing w:before="0" w:after="0" w:line="552" w:lineRule="exact"/>
+        <w:ind w:left="0" w:firstLine="720"/>
+        <w:jc w:val="left"/>
       </w:pPr>
       <w:r>
-        <w:t xml:space="preserve">Defendant relied on the statement. A lender in Defendant’s position would have declined or limited the line had the true employment history been disclosed. Defendant’s reliance was reasonable in light of the facts known to it at the time, as the statement was not contradicted by any document in the file that Defendant reviewed.</w:t>
+        <w:t xml:space="preserve">22. </w:t>
+      </w:r>
+      <w:r>
+        <w:t xml:space="preserve">Defendant</w:t>
+      </w:r>
+      <w:r>
+        <w:t xml:space="preserve"> </w:t>
+      </w:r>
+      <w:r>
+        <w:t xml:space="preserve">relied</w:t>
+      </w:r>
+      <w:r>
+        <w:t xml:space="preserve"> </w:t>
+      </w:r>
+      <w:r>
+        <w:t xml:space="preserve">on</w:t>
+      </w:r>
+      <w:r>
+        <w:t xml:space="preserve"> </w:t>
+      </w:r>
+      <w:r>
+        <w:t xml:space="preserve">the</w:t>
+      </w:r>
+      <w:r>
+        <w:t xml:space="preserve"> </w:t>
+      </w:r>
+      <w:r>
+        <w:t xml:space="preserve">statement.</w:t>
+      </w:r>
+      <w:r>
+        <w:t xml:space="preserve"> </w:t>
+      </w:r>
+      <w:r>
+        <w:t xml:space="preserve">A</w:t>
+      </w:r>
+      <w:r>
+        <w:t xml:space="preserve"> </w:t>
+      </w:r>
+      <w:r>
+        <w:t xml:space="preserve">lender</w:t>
+      </w:r>
+      <w:r>
+        <w:t xml:space="preserve"> </w:t>
+      </w:r>
+      <w:r>
+        <w:t xml:space="preserve">in</w:t>
+      </w:r>
+      <w:r>
+        <w:t xml:space="preserve"> </w:t>
+      </w:r>
+      <w:r>
+        <w:t xml:space="preserve">Defendant’s</w:t>
+      </w:r>
+      <w:r>
+        <w:t xml:space="preserve"> </w:t>
+      </w:r>
+      <w:r>
+        <w:t xml:space="preserve">position</w:t>
+      </w:r>
+      <w:r>
+        <w:t xml:space="preserve"> </w:t>
+      </w:r>
+      <w:r>
+        <w:t xml:space="preserve">would</w:t>
+      </w:r>
+      <w:r>
+        <w:t xml:space="preserve"> </w:t>
+      </w:r>
+      <w:r>
+        <w:t xml:space="preserve">have</w:t>
+      </w:r>
+      <w:r>
+        <w:t xml:space="preserve"> </w:t>
+      </w:r>
+      <w:r>
+        <w:t xml:space="preserve">declined</w:t>
+      </w:r>
+      <w:r>
+        <w:t xml:space="preserve"> </w:t>
+      </w:r>
+      <w:r>
+        <w:t xml:space="preserve">or</w:t>
+      </w:r>
+      <w:r>
+        <w:t xml:space="preserve"> </w:t>
+      </w:r>
+      <w:r>
+        <w:t xml:space="preserve">limited</w:t>
+      </w:r>
+      <w:r>
+        <w:t xml:space="preserve"> </w:t>
+      </w:r>
+      <w:r>
+        <w:t xml:space="preserve">the</w:t>
+      </w:r>
+      <w:r>
+        <w:t xml:space="preserve"> </w:t>
+      </w:r>
+      <w:r>
+        <w:t xml:space="preserve">line</w:t>
+      </w:r>
+      <w:r>
+        <w:t xml:space="preserve"> </w:t>
+      </w:r>
+      <w:r>
+        <w:t xml:space="preserve">had</w:t>
+      </w:r>
+      <w:r>
+        <w:t xml:space="preserve"> </w:t>
+      </w:r>
+      <w:r>
+        <w:t xml:space="preserve">the</w:t>
+      </w:r>
+      <w:r>
+        <w:t xml:space="preserve"> </w:t>
+      </w:r>
+      <w:r>
+        <w:t xml:space="preserve">true</w:t>
+      </w:r>
+      <w:r>
+        <w:t xml:space="preserve"> </w:t>
+      </w:r>
+      <w:r>
+        <w:t xml:space="preserve">employment</w:t>
+      </w:r>
+      <w:r>
+        <w:t xml:space="preserve"> </w:t>
+      </w:r>
+      <w:r>
+        <w:t xml:space="preserve">history</w:t>
+      </w:r>
+      <w:r>
+        <w:t xml:space="preserve"> </w:t>
+      </w:r>
+      <w:r>
+        <w:t xml:space="preserve">been</w:t>
+      </w:r>
+      <w:r>
+        <w:t xml:space="preserve"> </w:t>
+      </w:r>
+      <w:r>
+        <w:t xml:space="preserve">disclosed.</w:t>
+      </w:r>
+      <w:r>
+        <w:t xml:space="preserve"> </w:t>
+      </w:r>
+      <w:r>
+        <w:t xml:space="preserve">Defendant’s</w:t>
+      </w:r>
+      <w:r>
+        <w:t xml:space="preserve"> </w:t>
+      </w:r>
+      <w:r>
+        <w:t xml:space="preserve">reliance</w:t>
+      </w:r>
+      <w:r>
+        <w:t xml:space="preserve"> </w:t>
+      </w:r>
+      <w:r>
+        <w:t xml:space="preserve">was</w:t>
+      </w:r>
+      <w:r>
+        <w:t xml:space="preserve"> </w:t>
+      </w:r>
+      <w:r>
+        <w:t xml:space="preserve">reasonable</w:t>
+      </w:r>
+      <w:r>
+        <w:t xml:space="preserve"> </w:t>
+      </w:r>
+      <w:r>
+        <w:t xml:space="preserve">in</w:t>
+      </w:r>
+      <w:r>
+        <w:t xml:space="preserve"> </w:t>
+      </w:r>
+      <w:r>
+        <w:t xml:space="preserve">light</w:t>
+      </w:r>
+      <w:r>
+        <w:t xml:space="preserve"> </w:t>
+      </w:r>
+      <w:r>
+        <w:t xml:space="preserve">of</w:t>
+      </w:r>
+      <w:r>
+        <w:t xml:space="preserve"> </w:t>
+      </w:r>
+      <w:r>
+        <w:t xml:space="preserve">the</w:t>
+      </w:r>
+      <w:r>
+        <w:t xml:space="preserve"> </w:t>
+      </w:r>
+      <w:r>
+        <w:t xml:space="preserve">facts</w:t>
+      </w:r>
+      <w:r>
+        <w:t xml:space="preserve"> </w:t>
+      </w:r>
+      <w:r>
+        <w:t xml:space="preserve">known</w:t>
+      </w:r>
+      <w:r>
+        <w:t xml:space="preserve"> </w:t>
+      </w:r>
+      <w:r>
+        <w:t xml:space="preserve">to</w:t>
+      </w:r>
+      <w:r>
+        <w:t xml:space="preserve"> </w:t>
+      </w:r>
+      <w:r>
+        <w:t xml:space="preserve">it</w:t>
+      </w:r>
+      <w:r>
+        <w:t xml:space="preserve"> </w:t>
+      </w:r>
+      <w:r>
+        <w:t xml:space="preserve">at</w:t>
+      </w:r>
+      <w:r>
+        <w:t xml:space="preserve"> </w:t>
+      </w:r>
+      <w:r>
+        <w:t xml:space="preserve">the</w:t>
+      </w:r>
+      <w:r>
+        <w:t xml:space="preserve"> </w:t>
+      </w:r>
+      <w:r>
+        <w:t xml:space="preserve">time,</w:t>
+      </w:r>
+      <w:r>
+        <w:t xml:space="preserve"> </w:t>
+      </w:r>
+      <w:r>
+        <w:t xml:space="preserve">as</w:t>
+      </w:r>
+      <w:r>
+        <w:t xml:space="preserve"> </w:t>
+      </w:r>
+      <w:r>
+        <w:t xml:space="preserve">the</w:t>
+      </w:r>
+      <w:r>
+        <w:t xml:space="preserve"> </w:t>
+      </w:r>
+      <w:r>
+        <w:t xml:space="preserve">statement</w:t>
+      </w:r>
+      <w:r>
+        <w:t xml:space="preserve"> </w:t>
+      </w:r>
+      <w:r>
+        <w:t xml:space="preserve">was</w:t>
+      </w:r>
+      <w:r>
+        <w:t xml:space="preserve"> </w:t>
+      </w:r>
+      <w:r>
+        <w:t xml:space="preserve">not</w:t>
+      </w:r>
+      <w:r>
+        <w:t xml:space="preserve"> </w:t>
+      </w:r>
+      <w:r>
+        <w:t xml:space="preserve">contradicted</w:t>
+      </w:r>
+      <w:r>
+        <w:t xml:space="preserve"> </w:t>
+      </w:r>
+      <w:r>
+        <w:t xml:space="preserve">by</w:t>
+      </w:r>
+      <w:r>
+        <w:t xml:space="preserve"> </w:t>
+      </w:r>
+      <w:r>
+        <w:t xml:space="preserve">any</w:t>
+      </w:r>
+      <w:r>
+        <w:t xml:space="preserve"> </w:t>
+      </w:r>
+      <w:r>
+        <w:t xml:space="preserve">document</w:t>
+      </w:r>
+      <w:r>
+        <w:t xml:space="preserve"> </w:t>
+      </w:r>
+      <w:r>
+        <w:t xml:space="preserve">in</w:t>
+      </w:r>
+      <w:r>
+        <w:t xml:space="preserve"> </w:t>
+      </w:r>
+      <w:r>
+        <w:t xml:space="preserve">the</w:t>
+      </w:r>
+      <w:r>
+        <w:t xml:space="preserve"> </w:t>
+      </w:r>
+      <w:r>
+        <w:t xml:space="preserve">file</w:t>
+      </w:r>
+      <w:r>
+        <w:t xml:space="preserve"> </w:t>
+      </w:r>
+      <w:r>
+        <w:t xml:space="preserve">that</w:t>
+      </w:r>
+      <w:r>
+        <w:t xml:space="preserve"> </w:t>
+      </w:r>
+      <w:r>
+        <w:t xml:space="preserve">Defendant</w:t>
+      </w:r>
+      <w:r>
+        <w:t xml:space="preserve"> </w:t>
+      </w:r>
+      <w:r>
+        <w:t xml:space="preserve">reviewed.</w:t>
       </w:r>
     </w:p>
     <w:p>
       <w:pPr>
-        <w:pStyle w:val="NumberedParagraph"/>
+        <w:spacing w:before="0" w:after="0" w:line="552" w:lineRule="exact"/>
+        <w:ind w:left="0" w:firstLine="720"/>
+        <w:jc w:val="left"/>
       </w:pPr>
       <w:r>
-        <w:t xml:space="preserve">Defendant’s claim is therefore excepted from discharge under 11 U.S.C. § 523(a)(2)(A) in the amount of the outstanding balance, together with interest and costs as allowed by law.</w:t>
+        <w:t xml:space="preserve">23. </w:t>
+      </w:r>
+      <w:r>
+        <w:t xml:space="preserve">Defendant’s</w:t>
+      </w:r>
+      <w:r>
+        <w:t xml:space="preserve"> </w:t>
+      </w:r>
+      <w:r>
+        <w:t xml:space="preserve">claim</w:t>
+      </w:r>
+      <w:r>
+        <w:t xml:space="preserve"> </w:t>
+      </w:r>
+      <w:r>
+        <w:t xml:space="preserve">is</w:t>
+      </w:r>
+      <w:r>
+        <w:t xml:space="preserve"> </w:t>
+      </w:r>
+      <w:r>
+        <w:t xml:space="preserve">therefore</w:t>
+      </w:r>
+      <w:r>
+        <w:t xml:space="preserve"> </w:t>
+      </w:r>
+      <w:r>
+        <w:t xml:space="preserve">excepted</w:t>
+      </w:r>
+      <w:r>
+        <w:t xml:space="preserve"> </w:t>
+      </w:r>
+      <w:r>
+        <w:t xml:space="preserve">from</w:t>
+      </w:r>
+      <w:r>
+        <w:t xml:space="preserve"> </w:t>
+      </w:r>
+      <w:r>
+        <w:t xml:space="preserve">discharge</w:t>
+      </w:r>
+      <w:r>
+        <w:t xml:space="preserve"> </w:t>
+      </w:r>
+      <w:r>
+        <w:t xml:space="preserve">under</w:t>
+      </w:r>
+      <w:r>
+        <w:t xml:space="preserve"> </w:t>
+      </w:r>
+      <w:r>
+        <w:t xml:space="preserve">11</w:t>
+      </w:r>
+      <w:r>
+        <w:t xml:space="preserve"> </w:t>
+      </w:r>
+      <w:r>
+        <w:t xml:space="preserve">U.S.C.</w:t>
+      </w:r>
+      <w:r>
+        <w:t xml:space="preserve"> </w:t>
+      </w:r>
+      <w:r>
+        <w:t xml:space="preserve">§</w:t>
+      </w:r>
+      <w:r>
+        <w:t xml:space="preserve"> </w:t>
+      </w:r>
+      <w:r>
+        <w:t xml:space="preserve">523(a)⁠(2)⁠(A)</w:t>
+      </w:r>
+      <w:r>
+        <w:t xml:space="preserve"> </w:t>
+      </w:r>
+      <w:r>
+        <w:t xml:space="preserve">in</w:t>
+      </w:r>
+      <w:r>
+        <w:t xml:space="preserve"> </w:t>
+      </w:r>
+      <w:r>
+        <w:t xml:space="preserve">the</w:t>
+      </w:r>
+      <w:r>
+        <w:t xml:space="preserve"> </w:t>
+      </w:r>
+      <w:r>
+        <w:t xml:space="preserve">amount</w:t>
+      </w:r>
+      <w:r>
+        <w:t xml:space="preserve"> </w:t>
+      </w:r>
+      <w:r>
+        <w:t xml:space="preserve">of</w:t>
+      </w:r>
+      <w:r>
+        <w:t xml:space="preserve"> </w:t>
+      </w:r>
+      <w:r>
+        <w:t xml:space="preserve">the</w:t>
+      </w:r>
+      <w:r>
+        <w:t xml:space="preserve"> </w:t>
+      </w:r>
+      <w:r>
+        <w:t xml:space="preserve">outstanding</w:t>
+      </w:r>
+      <w:r>
+        <w:t xml:space="preserve"> </w:t>
+      </w:r>
+      <w:r>
+        <w:t xml:space="preserve">balance,</w:t>
+      </w:r>
+      <w:r>
+        <w:t xml:space="preserve"> </w:t>
+      </w:r>
+      <w:r>
+        <w:t xml:space="preserve">together</w:t>
+      </w:r>
+      <w:r>
+        <w:t xml:space="preserve"> </w:t>
+      </w:r>
+      <w:r>
+        <w:t xml:space="preserve">with</w:t>
+      </w:r>
+      <w:r>
+        <w:t xml:space="preserve"> </w:t>
+      </w:r>
+      <w:r>
+        <w:t xml:space="preserve">interest</w:t>
+      </w:r>
+      <w:r>
+        <w:t xml:space="preserve"> </w:t>
+      </w:r>
+      <w:r>
+        <w:t xml:space="preserve">and</w:t>
+      </w:r>
+      <w:r>
+        <w:t xml:space="preserve"> </w:t>
+      </w:r>
+      <w:r>
+        <w:t xml:space="preserve">costs</w:t>
+      </w:r>
+      <w:r>
+        <w:t xml:space="preserve"> </w:t>
+      </w:r>
+      <w:r>
+        <w:t xml:space="preserve">as</w:t>
+      </w:r>
+      <w:r>
+        <w:t xml:space="preserve"> </w:t>
+      </w:r>
+      <w:r>
+        <w:t xml:space="preserve">allowed</w:t>
+      </w:r>
+      <w:r>
+        <w:t xml:space="preserve"> </w:t>
+      </w:r>
+      <w:r>
+        <w:t xml:space="preserve">by</w:t>
+      </w:r>
+      <w:r>
+        <w:t xml:space="preserve"> </w:t>
+      </w:r>
+      <w:r>
+        <w:t xml:space="preserve">law.</w:t>
       </w:r>
     </w:p>
     <w:p>
       <w:pPr>
         <w:pStyle w:val="Heading2"/>
+        <w:keepNext/>
+        <w:keepLines/>
+        <w:spacing w:before="0" w:after="0" w:line="552" w:lineRule="exact"/>
+        <w:ind w:left="0" w:firstLine="0"/>
+        <w:jc w:val="left"/>
       </w:pPr>
-      <w:bookmarkStart w:id="17" w:name="_866af30b229cfc04b0fb502fa22d91252740708"/>
-      <w:r>
-        <w:t xml:space="preserve">Count II: Denial of Discharge under 11 U.S.C. § 727(a)(4)(A)</w:t>
-      </w:r>
-      <w:bookmarkEnd w:id="17"/>
+      <w:r>
+        <w:rPr>
+          <w:b/>
+          <w:bCs/>
+        </w:rPr>
+        <w:t xml:space="preserve">Count</w:t>
+      </w:r>
+      <w:r>
+        <w:rPr>
+          <w:b/>
+          <w:bCs/>
+        </w:rPr>
+        <w:t xml:space="preserve"> </w:t>
+      </w:r>
+      <w:r>
+        <w:rPr>
+          <w:b/>
+          <w:bCs/>
+        </w:rPr>
+        <w:t xml:space="preserve">II:</w:t>
+      </w:r>
+      <w:r>
+        <w:rPr>
+          <w:b/>
+          <w:bCs/>
+        </w:rPr>
+        <w:t xml:space="preserve"> </w:t>
+      </w:r>
+      <w:r>
+        <w:rPr>
+          <w:b/>
+          <w:bCs/>
+        </w:rPr>
+        <w:t xml:space="preserve">Denial</w:t>
+      </w:r>
+      <w:r>
+        <w:rPr>
+          <w:b/>
+          <w:bCs/>
+        </w:rPr>
+        <w:t xml:space="preserve"> </w:t>
+      </w:r>
+      <w:r>
+        <w:rPr>
+          <w:b/>
+          <w:bCs/>
+        </w:rPr>
+        <w:t xml:space="preserve">of</w:t>
+      </w:r>
+      <w:r>
+        <w:rPr>
+          <w:b/>
+          <w:bCs/>
+        </w:rPr>
+        <w:t xml:space="preserve"> </w:t>
+      </w:r>
+      <w:r>
+        <w:rPr>
+          <w:b/>
+          <w:bCs/>
+        </w:rPr>
+        <w:t xml:space="preserve">Discharge</w:t>
+      </w:r>
+      <w:r>
+        <w:rPr>
+          <w:b/>
+          <w:bCs/>
+        </w:rPr>
+        <w:t xml:space="preserve"> </w:t>
+      </w:r>
+      <w:r>
+        <w:rPr>
+          <w:b/>
+          <w:bCs/>
+        </w:rPr>
+        <w:t xml:space="preserve">under</w:t>
+      </w:r>
+      <w:r>
+        <w:rPr>
+          <w:b/>
+          <w:bCs/>
+        </w:rPr>
+        <w:t xml:space="preserve"> </w:t>
+      </w:r>
+      <w:r>
+        <w:rPr>
+          <w:b/>
+          <w:bCs/>
+        </w:rPr>
+        <w:t xml:space="preserve">11</w:t>
+      </w:r>
+      <w:r>
+        <w:rPr>
+          <w:b/>
+          <w:bCs/>
+        </w:rPr>
+        <w:t xml:space="preserve"> </w:t>
+      </w:r>
+      <w:r>
+        <w:rPr>
+          <w:b/>
+          <w:bCs/>
+        </w:rPr>
+        <w:t xml:space="preserve">U.S.C.</w:t>
+      </w:r>
+      <w:r>
+        <w:rPr>
+          <w:b/>
+          <w:bCs/>
+        </w:rPr>
+        <w:t xml:space="preserve"> </w:t>
+      </w:r>
+      <w:r>
+        <w:rPr>
+          <w:b/>
+          <w:bCs/>
+        </w:rPr>
+        <w:t xml:space="preserve">§</w:t>
+      </w:r>
+      <w:r>
+        <w:rPr>
+          <w:b/>
+          <w:bCs/>
+        </w:rPr>
+        <w:t xml:space="preserve"> </w:t>
+      </w:r>
+      <w:r>
+        <w:rPr>
+          <w:b/>
+          <w:bCs/>
+        </w:rPr>
+        <w:t xml:space="preserve">727(a)⁠(4)⁠(A)</w:t>
+      </w:r>
     </w:p>
     <w:p>
       <w:pPr>
-        <w:pStyle w:val="NumberedParagraph"/>
+        <w:spacing w:before="0" w:after="0" w:line="552" w:lineRule="exact"/>
+        <w:ind w:left="0" w:firstLine="720"/>
+        <w:jc w:val="left"/>
       </w:pPr>
       <w:r>
-        <w:t xml:space="preserve">Plaintiff incorporates paragraphs 1 through 23 as if fully set forth in this count.</w:t>
+        <w:t xml:space="preserve">24. </w:t>
+      </w:r>
+      <w:r>
+        <w:t xml:space="preserve">Plaintiff</w:t>
+      </w:r>
+      <w:r>
+        <w:t xml:space="preserve"> </w:t>
+      </w:r>
+      <w:r>
+        <w:t xml:space="preserve">incorporates</w:t>
+      </w:r>
+      <w:r>
+        <w:t xml:space="preserve"> </w:t>
+      </w:r>
+      <w:r>
+        <w:t xml:space="preserve">paragraphs</w:t>
+      </w:r>
+      <w:r>
+        <w:t xml:space="preserve"> </w:t>
+      </w:r>
+      <w:r>
+        <w:t xml:space="preserve">1</w:t>
+      </w:r>
+      <w:r>
+        <w:t xml:space="preserve"> </w:t>
+      </w:r>
+      <w:r>
+        <w:t xml:space="preserve">through</w:t>
+      </w:r>
+      <w:r>
+        <w:t xml:space="preserve"> </w:t>
+      </w:r>
+      <w:r>
+        <w:t xml:space="preserve">23</w:t>
+      </w:r>
+      <w:r>
+        <w:t xml:space="preserve"> </w:t>
+      </w:r>
+      <w:r>
+        <w:t xml:space="preserve">as</w:t>
+      </w:r>
+      <w:r>
+        <w:t xml:space="preserve"> </w:t>
+      </w:r>
+      <w:r>
+        <w:t xml:space="preserve">if</w:t>
+      </w:r>
+      <w:r>
+        <w:t xml:space="preserve"> </w:t>
+      </w:r>
+      <w:r>
+        <w:t xml:space="preserve">fully</w:t>
+      </w:r>
+      <w:r>
+        <w:t xml:space="preserve"> </w:t>
+      </w:r>
+      <w:r>
+        <w:t xml:space="preserve">set</w:t>
+      </w:r>
+      <w:r>
+        <w:t xml:space="preserve"> </w:t>
+      </w:r>
+      <w:r>
+        <w:t xml:space="preserve">forth</w:t>
+      </w:r>
+      <w:r>
+        <w:t xml:space="preserve"> </w:t>
+      </w:r>
+      <w:r>
+        <w:t xml:space="preserve">in</w:t>
+      </w:r>
+      <w:r>
+        <w:t xml:space="preserve"> </w:t>
+      </w:r>
+      <w:r>
+        <w:t xml:space="preserve">this</w:t>
+      </w:r>
+      <w:r>
+        <w:t xml:space="preserve"> </w:t>
+      </w:r>
+      <w:r>
+        <w:t xml:space="preserve">count.</w:t>
       </w:r>
     </w:p>
     <w:p>
       <w:pPr>
-        <w:pStyle w:val="NumberedParagraph"/>
+        <w:spacing w:before="0" w:after="0" w:line="552" w:lineRule="exact"/>
+        <w:ind w:left="0" w:firstLine="720"/>
+        <w:jc w:val="left"/>
       </w:pPr>
       <w:r>
-        <w:t xml:space="preserve">In connection with the case, the Debtors knowingly and fraudulently made a false oath or account, namely the schedules and the testimony at the section 341 meeting that all lenders had received accurate information.</w:t>
+        <w:t xml:space="preserve">25. </w:t>
+      </w:r>
+      <w:r>
+        <w:t xml:space="preserve">In</w:t>
+      </w:r>
+      <w:r>
+        <w:t xml:space="preserve"> </w:t>
+      </w:r>
+      <w:r>
+        <w:t xml:space="preserve">connection</w:t>
+      </w:r>
+      <w:r>
+        <w:t xml:space="preserve"> </w:t>
+      </w:r>
+      <w:r>
+        <w:t xml:space="preserve">with</w:t>
+      </w:r>
+      <w:r>
+        <w:t xml:space="preserve"> </w:t>
+      </w:r>
+      <w:r>
+        <w:t xml:space="preserve">the</w:t>
+      </w:r>
+      <w:r>
+        <w:t xml:space="preserve"> </w:t>
+      </w:r>
+      <w:r>
+        <w:t xml:space="preserve">case,</w:t>
+      </w:r>
+      <w:r>
+        <w:t xml:space="preserve"> </w:t>
+      </w:r>
+      <w:r>
+        <w:t xml:space="preserve">the</w:t>
+      </w:r>
+      <w:r>
+        <w:t xml:space="preserve"> </w:t>
+      </w:r>
+      <w:r>
+        <w:t xml:space="preserve">Debtors</w:t>
+      </w:r>
+      <w:r>
+        <w:t xml:space="preserve"> </w:t>
+      </w:r>
+      <w:r>
+        <w:t xml:space="preserve">knowingly</w:t>
+      </w:r>
+      <w:r>
+        <w:t xml:space="preserve"> </w:t>
+      </w:r>
+      <w:r>
+        <w:t xml:space="preserve">and</w:t>
+      </w:r>
+      <w:r>
+        <w:t xml:space="preserve"> </w:t>
+      </w:r>
+      <w:r>
+        <w:t xml:space="preserve">fraudulently</w:t>
+      </w:r>
+      <w:r>
+        <w:t xml:space="preserve"> </w:t>
+      </w:r>
+      <w:r>
+        <w:t xml:space="preserve">made</w:t>
+      </w:r>
+      <w:r>
+        <w:t xml:space="preserve"> </w:t>
+      </w:r>
+      <w:r>
+        <w:t xml:space="preserve">a</w:t>
+      </w:r>
+      <w:r>
+        <w:t xml:space="preserve"> </w:t>
+      </w:r>
+      <w:r>
+        <w:t xml:space="preserve">false</w:t>
+      </w:r>
+      <w:r>
+        <w:t xml:space="preserve"> </w:t>
+      </w:r>
+      <w:r>
+        <w:t xml:space="preserve">oath</w:t>
+      </w:r>
+      <w:r>
+        <w:t xml:space="preserve"> </w:t>
+      </w:r>
+      <w:r>
+        <w:t xml:space="preserve">or</w:t>
+      </w:r>
+      <w:r>
+        <w:t xml:space="preserve"> </w:t>
+      </w:r>
+      <w:r>
+        <w:t xml:space="preserve">account,</w:t>
+      </w:r>
+      <w:r>
+        <w:t xml:space="preserve"> </w:t>
+      </w:r>
+      <w:r>
+        <w:t xml:space="preserve">namely</w:t>
+      </w:r>
+      <w:r>
+        <w:t xml:space="preserve"> </w:t>
+      </w:r>
+      <w:r>
+        <w:t xml:space="preserve">the</w:t>
+      </w:r>
+      <w:r>
+        <w:t xml:space="preserve"> </w:t>
+      </w:r>
+      <w:r>
+        <w:t xml:space="preserve">schedules</w:t>
+      </w:r>
+      <w:r>
+        <w:t xml:space="preserve"> </w:t>
+      </w:r>
+      <w:r>
+        <w:t xml:space="preserve">and</w:t>
+      </w:r>
+      <w:r>
+        <w:t xml:space="preserve"> </w:t>
+      </w:r>
+      <w:r>
+        <w:t xml:space="preserve">the</w:t>
+      </w:r>
+      <w:r>
+        <w:t xml:space="preserve"> </w:t>
+      </w:r>
+      <w:r>
+        <w:t xml:space="preserve">testimony</w:t>
+      </w:r>
+      <w:r>
+        <w:t xml:space="preserve"> </w:t>
+      </w:r>
+      <w:r>
+        <w:t xml:space="preserve">at</w:t>
+      </w:r>
+      <w:r>
+        <w:t xml:space="preserve"> </w:t>
+      </w:r>
+      <w:r>
+        <w:t xml:space="preserve">the</w:t>
+      </w:r>
+      <w:r>
+        <w:t xml:space="preserve"> </w:t>
+      </w:r>
+      <w:r>
+        <w:t xml:space="preserve">section</w:t>
+      </w:r>
+      <w:r>
+        <w:t xml:space="preserve"> </w:t>
+      </w:r>
+      <w:r>
+        <w:t xml:space="preserve">341</w:t>
+      </w:r>
+      <w:r>
+        <w:t xml:space="preserve"> </w:t>
+      </w:r>
+      <w:r>
+        <w:t xml:space="preserve">meeting</w:t>
+      </w:r>
+      <w:r>
+        <w:t xml:space="preserve"> </w:t>
+      </w:r>
+      <w:r>
+        <w:t xml:space="preserve">that</w:t>
+      </w:r>
+      <w:r>
+        <w:t xml:space="preserve"> </w:t>
+      </w:r>
+      <w:r>
+        <w:t xml:space="preserve">all</w:t>
+      </w:r>
+      <w:r>
+        <w:t xml:space="preserve"> </w:t>
+      </w:r>
+      <w:r>
+        <w:t xml:space="preserve">lenders</w:t>
+      </w:r>
+      <w:r>
+        <w:t xml:space="preserve"> </w:t>
+      </w:r>
+      <w:r>
+        <w:t xml:space="preserve">had</w:t>
+      </w:r>
+      <w:r>
+        <w:t xml:space="preserve"> </w:t>
+      </w:r>
+      <w:r>
+        <w:t xml:space="preserve">received</w:t>
+      </w:r>
+      <w:r>
+        <w:t xml:space="preserve"> </w:t>
+      </w:r>
+      <w:r>
+        <w:t xml:space="preserve">accurate</w:t>
+      </w:r>
+      <w:r>
+        <w:t xml:space="preserve"> </w:t>
+      </w:r>
+      <w:r>
+        <w:t xml:space="preserve">information.</w:t>
       </w:r>
     </w:p>
     <w:p>
       <w:pPr>
-        <w:pStyle w:val="NumberedParagraph"/>
+        <w:spacing w:before="0" w:after="0" w:line="552" w:lineRule="exact"/>
+        <w:ind w:left="0" w:firstLine="720"/>
+        <w:jc w:val="left"/>
       </w:pPr>
       <w:r>
-        <w:t xml:space="preserve">The false oath related to a material matter, and it concerned the Debtors’ financial affairs and the existence of the claim, which bears on the administration of the estate.</w:t>
+        <w:t xml:space="preserve">26. </w:t>
+      </w:r>
+      <w:r>
+        <w:t xml:space="preserve">The</w:t>
+      </w:r>
+      <w:r>
+        <w:t xml:space="preserve"> </w:t>
+      </w:r>
+      <w:r>
+        <w:t xml:space="preserve">false</w:t>
+      </w:r>
+      <w:r>
+        <w:t xml:space="preserve"> </w:t>
+      </w:r>
+      <w:r>
+        <w:t xml:space="preserve">oath</w:t>
+      </w:r>
+      <w:r>
+        <w:t xml:space="preserve"> </w:t>
+      </w:r>
+      <w:r>
+        <w:t xml:space="preserve">related</w:t>
+      </w:r>
+      <w:r>
+        <w:t xml:space="preserve"> </w:t>
+      </w:r>
+      <w:r>
+        <w:t xml:space="preserve">to</w:t>
+      </w:r>
+      <w:r>
+        <w:t xml:space="preserve"> </w:t>
+      </w:r>
+      <w:r>
+        <w:t xml:space="preserve">a</w:t>
+      </w:r>
+      <w:r>
+        <w:t xml:space="preserve"> </w:t>
+      </w:r>
+      <w:r>
+        <w:t xml:space="preserve">material</w:t>
+      </w:r>
+      <w:r>
+        <w:t xml:space="preserve"> </w:t>
+      </w:r>
+      <w:r>
+        <w:t xml:space="preserve">matter,</w:t>
+      </w:r>
+      <w:r>
+        <w:t xml:space="preserve"> </w:t>
+      </w:r>
+      <w:r>
+        <w:t xml:space="preserve">and</w:t>
+      </w:r>
+      <w:r>
+        <w:t xml:space="preserve"> </w:t>
+      </w:r>
+      <w:r>
+        <w:t xml:space="preserve">it</w:t>
+      </w:r>
+      <w:r>
+        <w:t xml:space="preserve"> </w:t>
+      </w:r>
+      <w:r>
+        <w:t xml:space="preserve">concerned</w:t>
+      </w:r>
+      <w:r>
+        <w:t xml:space="preserve"> </w:t>
+      </w:r>
+      <w:r>
+        <w:t xml:space="preserve">the</w:t>
+      </w:r>
+      <w:r>
+        <w:t xml:space="preserve"> </w:t>
+      </w:r>
+      <w:r>
+        <w:t xml:space="preserve">Debtors’</w:t>
+      </w:r>
+      <w:r>
+        <w:t xml:space="preserve"> </w:t>
+      </w:r>
+      <w:r>
+        <w:t xml:space="preserve">financial</w:t>
+      </w:r>
+      <w:r>
+        <w:t xml:space="preserve"> </w:t>
+      </w:r>
+      <w:r>
+        <w:t xml:space="preserve">affairs</w:t>
+      </w:r>
+      <w:r>
+        <w:t xml:space="preserve"> </w:t>
+      </w:r>
+      <w:r>
+        <w:t xml:space="preserve">and</w:t>
+      </w:r>
+      <w:r>
+        <w:t xml:space="preserve"> </w:t>
+      </w:r>
+      <w:r>
+        <w:t xml:space="preserve">the</w:t>
+      </w:r>
+      <w:r>
+        <w:t xml:space="preserve"> </w:t>
+      </w:r>
+      <w:r>
+        <w:t xml:space="preserve">existence</w:t>
+      </w:r>
+      <w:r>
+        <w:t xml:space="preserve"> </w:t>
+      </w:r>
+      <w:r>
+        <w:t xml:space="preserve">of</w:t>
+      </w:r>
+      <w:r>
+        <w:t xml:space="preserve"> </w:t>
+      </w:r>
+      <w:r>
+        <w:t xml:space="preserve">the</w:t>
+      </w:r>
+      <w:r>
+        <w:t xml:space="preserve"> </w:t>
+      </w:r>
+      <w:r>
+        <w:t xml:space="preserve">claim,</w:t>
+      </w:r>
+      <w:r>
+        <w:t xml:space="preserve"> </w:t>
+      </w:r>
+      <w:r>
+        <w:t xml:space="preserve">which</w:t>
+      </w:r>
+      <w:r>
+        <w:t xml:space="preserve"> </w:t>
+      </w:r>
+      <w:r>
+        <w:t xml:space="preserve">bears</w:t>
+      </w:r>
+      <w:r>
+        <w:t xml:space="preserve"> </w:t>
+      </w:r>
+      <w:r>
+        <w:t xml:space="preserve">on</w:t>
+      </w:r>
+      <w:r>
+        <w:t xml:space="preserve"> </w:t>
+      </w:r>
+      <w:r>
+        <w:t xml:space="preserve">the</w:t>
+      </w:r>
+      <w:r>
+        <w:t xml:space="preserve"> </w:t>
+      </w:r>
+      <w:r>
+        <w:t xml:space="preserve">administration</w:t>
+      </w:r>
+      <w:r>
+        <w:t xml:space="preserve"> </w:t>
+      </w:r>
+      <w:r>
+        <w:t xml:space="preserve">of</w:t>
+      </w:r>
+      <w:r>
+        <w:t xml:space="preserve"> </w:t>
+      </w:r>
+      <w:r>
+        <w:t xml:space="preserve">the</w:t>
+      </w:r>
+      <w:r>
+        <w:t xml:space="preserve"> </w:t>
+      </w:r>
+      <w:r>
+        <w:t xml:space="preserve">estate.</w:t>
       </w:r>
     </w:p>
     <w:p>
       <w:pPr>
-        <w:pStyle w:val="NumberedParagraph"/>
+        <w:spacing w:before="0" w:after="0" w:line="552" w:lineRule="exact"/>
+        <w:ind w:left="0" w:firstLine="720"/>
+        <w:jc w:val="left"/>
       </w:pPr>
       <w:r>
-        <w:t xml:space="preserve">Plaintiff requests that the Court deny the Debtors a discharge under 11 U.S.C. § 727(a)(4)(A).</w:t>
+        <w:t xml:space="preserve">27. </w:t>
+      </w:r>
+      <w:r>
+        <w:t xml:space="preserve">Plaintiff</w:t>
+      </w:r>
+      <w:r>
+        <w:t xml:space="preserve"> </w:t>
+      </w:r>
+      <w:r>
+        <w:t xml:space="preserve">requests</w:t>
+      </w:r>
+      <w:r>
+        <w:t xml:space="preserve"> </w:t>
+      </w:r>
+      <w:r>
+        <w:t xml:space="preserve">that</w:t>
+      </w:r>
+      <w:r>
+        <w:t xml:space="preserve"> </w:t>
+      </w:r>
+      <w:r>
+        <w:t xml:space="preserve">the</w:t>
+      </w:r>
+      <w:r>
+        <w:t xml:space="preserve"> </w:t>
+      </w:r>
+      <w:r>
+        <w:t xml:space="preserve">Court</w:t>
+      </w:r>
+      <w:r>
+        <w:t xml:space="preserve"> </w:t>
+      </w:r>
+      <w:r>
+        <w:t xml:space="preserve">deny</w:t>
+      </w:r>
+      <w:r>
+        <w:t xml:space="preserve"> </w:t>
+      </w:r>
+      <w:r>
+        <w:t xml:space="preserve">the</w:t>
+      </w:r>
+      <w:r>
+        <w:t xml:space="preserve"> </w:t>
+      </w:r>
+      <w:r>
+        <w:t xml:space="preserve">Debtors</w:t>
+      </w:r>
+      <w:r>
+        <w:t xml:space="preserve"> </w:t>
+      </w:r>
+      <w:r>
+        <w:t xml:space="preserve">a</w:t>
+      </w:r>
+      <w:r>
+        <w:t xml:space="preserve"> </w:t>
+      </w:r>
+      <w:r>
+        <w:t xml:space="preserve">discharge</w:t>
+      </w:r>
+      <w:r>
+        <w:t xml:space="preserve"> </w:t>
+      </w:r>
+      <w:r>
+        <w:t xml:space="preserve">under</w:t>
+      </w:r>
+      <w:r>
+        <w:t xml:space="preserve"> </w:t>
+      </w:r>
+      <w:r>
+        <w:t xml:space="preserve">11</w:t>
+      </w:r>
+      <w:r>
+        <w:t xml:space="preserve"> </w:t>
+      </w:r>
+      <w:r>
+        <w:t xml:space="preserve">U.S.C.</w:t>
+      </w:r>
+      <w:r>
+        <w:t xml:space="preserve"> </w:t>
+      </w:r>
+      <w:r>
+        <w:t xml:space="preserve">§</w:t>
+      </w:r>
+      <w:r>
+        <w:t xml:space="preserve"> </w:t>
+      </w:r>
+      <w:r>
+        <w:t xml:space="preserve">727(a)⁠(4)⁠(A).</w:t>
       </w:r>
     </w:p>
     <w:p>
       <w:pPr>
         <w:pStyle w:val="Heading1"/>
+        <w:keepNext/>
+        <w:keepLines/>
+        <w:spacing w:before="0" w:after="0" w:line="552" w:lineRule="exact"/>
+        <w:ind w:left="0" w:firstLine="0"/>
+        <w:jc w:val="center"/>
       </w:pPr>
-      <w:bookmarkStart w:id="18" w:name="_c5007a98ee454df63de2e63581bb5605a58d871"/>
-      <w:r>
-        <w:t xml:space="preserve">Reservation of Rights</w:t>
-      </w:r>
-      <w:bookmarkEnd w:id="18"/>
+      <w:r>
+        <w:rPr>
+          <w:b/>
+          <w:bCs/>
+        </w:rPr>
+        <w:t xml:space="preserve">RESERVATION</w:t>
+      </w:r>
+      <w:r>
+        <w:rPr>
+          <w:b/>
+          <w:bCs/>
+        </w:rPr>
+        <w:t xml:space="preserve"> </w:t>
+      </w:r>
+      <w:r>
+        <w:rPr>
+          <w:b/>
+          <w:bCs/>
+        </w:rPr>
+        <w:t xml:space="preserve">OF</w:t>
+      </w:r>
+      <w:r>
+        <w:rPr>
+          <w:b/>
+          <w:bCs/>
+        </w:rPr>
+        <w:t xml:space="preserve"> </w:t>
+      </w:r>
+      <w:r>
+        <w:rPr>
+          <w:b/>
+          <w:bCs/>
+        </w:rPr>
+        <w:t xml:space="preserve">RIGHTS</w:t>
+      </w:r>
     </w:p>
     <w:p>
       <w:pPr>
-        <w:pStyle w:val="NumberedParagraph"/>
+        <w:spacing w:before="0" w:after="0" w:line="552" w:lineRule="exact"/>
+        <w:ind w:left="0" w:firstLine="720"/>
+        <w:jc w:val="left"/>
       </w:pPr>
       <w:r>
-        <w:t xml:space="preserve">Plaintiff reserves the right to amend this complaint, upon discovery of additional facts, including facts about transfers of property within the period set by 11 U.S.C. § 548 and § 544.</w:t>
+        <w:t xml:space="preserve">28. </w:t>
+      </w:r>
+      <w:r>
+        <w:t xml:space="preserve">Plaintiff</w:t>
+      </w:r>
+      <w:r>
+        <w:t xml:space="preserve"> </w:t>
+      </w:r>
+      <w:r>
+        <w:t xml:space="preserve">reserves</w:t>
+      </w:r>
+      <w:r>
+        <w:t xml:space="preserve"> </w:t>
+      </w:r>
+      <w:r>
+        <w:t xml:space="preserve">the</w:t>
+      </w:r>
+      <w:r>
+        <w:t xml:space="preserve"> </w:t>
+      </w:r>
+      <w:r>
+        <w:t xml:space="preserve">right</w:t>
+      </w:r>
+      <w:r>
+        <w:t xml:space="preserve"> </w:t>
+      </w:r>
+      <w:r>
+        <w:t xml:space="preserve">to</w:t>
+      </w:r>
+      <w:r>
+        <w:t xml:space="preserve"> </w:t>
+      </w:r>
+      <w:r>
+        <w:t xml:space="preserve">amend</w:t>
+      </w:r>
+      <w:r>
+        <w:t xml:space="preserve"> </w:t>
+      </w:r>
+      <w:r>
+        <w:t xml:space="preserve">this</w:t>
+      </w:r>
+      <w:r>
+        <w:t xml:space="preserve"> </w:t>
+      </w:r>
+      <w:r>
+        <w:t xml:space="preserve">complaint,</w:t>
+      </w:r>
+      <w:r>
+        <w:t xml:space="preserve"> </w:t>
+      </w:r>
+      <w:r>
+        <w:t xml:space="preserve">upon</w:t>
+      </w:r>
+      <w:r>
+        <w:t xml:space="preserve"> </w:t>
+      </w:r>
+      <w:r>
+        <w:t xml:space="preserve">discovery</w:t>
+      </w:r>
+      <w:r>
+        <w:t xml:space="preserve"> </w:t>
+      </w:r>
+      <w:r>
+        <w:t xml:space="preserve">of</w:t>
+      </w:r>
+      <w:r>
+        <w:t xml:space="preserve"> </w:t>
+      </w:r>
+      <w:r>
+        <w:t xml:space="preserve">additional</w:t>
+      </w:r>
+      <w:r>
+        <w:t xml:space="preserve"> </w:t>
+      </w:r>
+      <w:r>
+        <w:t xml:space="preserve">facts,</w:t>
+      </w:r>
+      <w:r>
+        <w:t xml:space="preserve"> </w:t>
+      </w:r>
+      <w:r>
+        <w:t xml:space="preserve">including</w:t>
+      </w:r>
+      <w:r>
+        <w:t xml:space="preserve"> </w:t>
+      </w:r>
+      <w:r>
+        <w:t xml:space="preserve">facts</w:t>
+      </w:r>
+      <w:r>
+        <w:t xml:space="preserve"> </w:t>
+      </w:r>
+      <w:r>
+        <w:t xml:space="preserve">about</w:t>
+      </w:r>
+      <w:r>
+        <w:t xml:space="preserve"> </w:t>
+      </w:r>
+      <w:r>
+        <w:t xml:space="preserve">transfers</w:t>
+      </w:r>
+      <w:r>
+        <w:t xml:space="preserve"> </w:t>
+      </w:r>
+      <w:r>
+        <w:t xml:space="preserve">of</w:t>
+      </w:r>
+      <w:r>
+        <w:t xml:space="preserve"> </w:t>
+      </w:r>
+      <w:r>
+        <w:t xml:space="preserve">property</w:t>
+      </w:r>
+      <w:r>
+        <w:t xml:space="preserve"> </w:t>
+      </w:r>
+      <w:r>
+        <w:t xml:space="preserve">within</w:t>
+      </w:r>
+      <w:r>
+        <w:t xml:space="preserve"> </w:t>
+      </w:r>
+      <w:r>
+        <w:t xml:space="preserve">the</w:t>
+      </w:r>
+      <w:r>
+        <w:t xml:space="preserve"> </w:t>
+      </w:r>
+      <w:r>
+        <w:t xml:space="preserve">period</w:t>
+      </w:r>
+      <w:r>
+        <w:t xml:space="preserve"> </w:t>
+      </w:r>
+      <w:r>
+        <w:t xml:space="preserve">set</w:t>
+      </w:r>
+      <w:r>
+        <w:t xml:space="preserve"> </w:t>
+      </w:r>
+      <w:r>
+        <w:t xml:space="preserve">by</w:t>
+      </w:r>
+      <w:r>
+        <w:t xml:space="preserve"> </w:t>
+      </w:r>
+      <w:r>
+        <w:t xml:space="preserve">11</w:t>
+      </w:r>
+      <w:r>
+        <w:t xml:space="preserve"> </w:t>
+      </w:r>
+      <w:r>
+        <w:t xml:space="preserve">U.S.C.</w:t>
+      </w:r>
+      <w:r>
+        <w:t xml:space="preserve"> </w:t>
+      </w:r>
+      <w:r>
+        <w:t xml:space="preserve">§</w:t>
+      </w:r>
+      <w:r>
+        <w:t xml:space="preserve"> </w:t>
+      </w:r>
+      <w:r>
+        <w:t xml:space="preserve">548</w:t>
+      </w:r>
+      <w:r>
+        <w:t xml:space="preserve"> </w:t>
+      </w:r>
+      <w:r>
+        <w:t xml:space="preserve">and</w:t>
+      </w:r>
+      <w:r>
+        <w:t xml:space="preserve"> </w:t>
+      </w:r>
+      <w:r>
+        <w:t xml:space="preserve">§</w:t>
+      </w:r>
+      <w:r>
+        <w:t xml:space="preserve"> </w:t>
+      </w:r>
+      <w:r>
+        <w:t xml:space="preserve">544.</w:t>
       </w:r>
     </w:p>
     <w:p>
       <w:pPr>
         <w:pStyle w:val="Heading1"/>
+        <w:keepNext/>
+        <w:keepLines/>
+        <w:spacing w:before="0" w:after="0" w:line="552" w:lineRule="exact"/>
+        <w:ind w:left="0" w:firstLine="0"/>
+        <w:jc w:val="center"/>
       </w:pPr>
-      <w:bookmarkStart w:id="19" w:name="_ef66b8fb8023651585f5d55fe5a420ee6f5e8cc"/>
-      <w:r>
-        <w:t xml:space="preserve">Prayer for Relief</w:t>
-      </w:r>
-      <w:bookmarkEnd w:id="19"/>
+      <w:r>
+        <w:rPr>
+          <w:b/>
+          <w:bCs/>
+        </w:rPr>
+        <w:t xml:space="preserve">PRAYER</w:t>
+      </w:r>
+      <w:r>
+        <w:rPr>
+          <w:b/>
+          <w:bCs/>
+        </w:rPr>
+        <w:t xml:space="preserve"> </w:t>
+      </w:r>
+      <w:r>
+        <w:rPr>
+          <w:b/>
+          <w:bCs/>
+        </w:rPr>
+        <w:t xml:space="preserve">FOR</w:t>
+      </w:r>
+      <w:r>
+        <w:rPr>
+          <w:b/>
+          <w:bCs/>
+        </w:rPr>
+        <w:t xml:space="preserve"> </w:t>
+      </w:r>
+      <w:r>
+        <w:rPr>
+          <w:b/>
+          <w:bCs/>
+        </w:rPr>
+        <w:t xml:space="preserve">RELIEF</w:t>
+      </w:r>
     </w:p>
     <w:p>
       <w:pPr>
-        <w:pStyle w:val="FirstParagraph"/>
+        <w:spacing w:before="0" w:after="0" w:line="552" w:lineRule="exact"/>
+        <w:ind w:left="0" w:firstLine="720"/>
+        <w:jc w:val="left"/>
       </w:pPr>
       <w:r>
-        <w:t xml:space="preserve">Plaintiff respectfully requests that the Court enter judgment:</w:t>
+        <w:t xml:space="preserve">Plaintiff</w:t>
+      </w:r>
+      <w:r>
+        <w:t xml:space="preserve"> </w:t>
+      </w:r>
+      <w:r>
+        <w:t xml:space="preserve">respectfully</w:t>
+      </w:r>
+      <w:r>
+        <w:t xml:space="preserve"> </w:t>
+      </w:r>
+      <w:r>
+        <w:t xml:space="preserve">requests</w:t>
+      </w:r>
+      <w:r>
+        <w:t xml:space="preserve"> </w:t>
+      </w:r>
+      <w:r>
+        <w:t xml:space="preserve">that</w:t>
+      </w:r>
+      <w:r>
+        <w:t xml:space="preserve"> </w:t>
+      </w:r>
+      <w:r>
+        <w:t xml:space="preserve">the</w:t>
+      </w:r>
+      <w:r>
+        <w:t xml:space="preserve"> </w:t>
+      </w:r>
+      <w:r>
+        <w:t xml:space="preserve">Court</w:t>
+      </w:r>
+      <w:r>
+        <w:t xml:space="preserve"> </w:t>
+      </w:r>
+      <w:r>
+        <w:t xml:space="preserve">enter</w:t>
+      </w:r>
+      <w:r>
+        <w:t xml:space="preserve"> </w:t>
+      </w:r>
+      <w:r>
+        <w:t xml:space="preserve">judgment:</w:t>
       </w:r>
     </w:p>
     <w:p>
       <w:pPr>
-        <w:pStyle w:val="BodyText"/>
+        <w:spacing w:before="0" w:after="0" w:line="552" w:lineRule="exact"/>
+        <w:ind w:left="0" w:firstLine="720"/>
+        <w:jc w:val="left"/>
       </w:pPr>
       <w:r>
-        <w:t xml:space="preserve">(1) determining that the debt owed by the Debtors to Defendant is excepted from discharge under 11 U.S.C. § 523(a)(2)(A) in the amount proved at trial;</w:t>
+        <w:t xml:space="preserve">(a) </w:t>
+      </w:r>
+      <w:r>
+        <w:t xml:space="preserve">determining</w:t>
+      </w:r>
+      <w:r>
+        <w:t xml:space="preserve"> </w:t>
+      </w:r>
+      <w:r>
+        <w:t xml:space="preserve">that</w:t>
+      </w:r>
+      <w:r>
+        <w:t xml:space="preserve"> </w:t>
+      </w:r>
+      <w:r>
+        <w:t xml:space="preserve">the</w:t>
+      </w:r>
+      <w:r>
+        <w:t xml:space="preserve"> </w:t>
+      </w:r>
+      <w:r>
+        <w:t xml:space="preserve">debt</w:t>
+      </w:r>
+      <w:r>
+        <w:t xml:space="preserve"> </w:t>
+      </w:r>
+      <w:r>
+        <w:t xml:space="preserve">owed</w:t>
+      </w:r>
+      <w:r>
+        <w:t xml:space="preserve"> </w:t>
+      </w:r>
+      <w:r>
+        <w:t xml:space="preserve">by</w:t>
+      </w:r>
+      <w:r>
+        <w:t xml:space="preserve"> </w:t>
+      </w:r>
+      <w:r>
+        <w:t xml:space="preserve">the</w:t>
+      </w:r>
+      <w:r>
+        <w:t xml:space="preserve"> </w:t>
+      </w:r>
+      <w:r>
+        <w:t xml:space="preserve">Debtors</w:t>
+      </w:r>
+      <w:r>
+        <w:t xml:space="preserve"> </w:t>
+      </w:r>
+      <w:r>
+        <w:t xml:space="preserve">to</w:t>
+      </w:r>
+      <w:r>
+        <w:t xml:space="preserve"> </w:t>
+      </w:r>
+      <w:r>
+        <w:t xml:space="preserve">Defendant</w:t>
+      </w:r>
+      <w:r>
+        <w:t xml:space="preserve"> </w:t>
+      </w:r>
+      <w:r>
+        <w:t xml:space="preserve">is</w:t>
+      </w:r>
+      <w:r>
+        <w:t xml:space="preserve"> </w:t>
+      </w:r>
+      <w:r>
+        <w:t xml:space="preserve">excepted</w:t>
+      </w:r>
+      <w:r>
+        <w:t xml:space="preserve"> </w:t>
+      </w:r>
+      <w:r>
+        <w:t xml:space="preserve">from</w:t>
+      </w:r>
+      <w:r>
+        <w:t xml:space="preserve"> </w:t>
+      </w:r>
+      <w:r>
+        <w:t xml:space="preserve">discharge</w:t>
+      </w:r>
+      <w:r>
+        <w:t xml:space="preserve"> </w:t>
+      </w:r>
+      <w:r>
+        <w:t xml:space="preserve">under</w:t>
+      </w:r>
+      <w:r>
+        <w:t xml:space="preserve"> </w:t>
+      </w:r>
+      <w:r>
+        <w:t xml:space="preserve">11</w:t>
+      </w:r>
+      <w:r>
+        <w:t xml:space="preserve"> </w:t>
+      </w:r>
+      <w:r>
+        <w:t xml:space="preserve">U.S.C.</w:t>
+      </w:r>
+      <w:r>
+        <w:t xml:space="preserve"> </w:t>
+      </w:r>
+      <w:r>
+        <w:t xml:space="preserve">§</w:t>
+      </w:r>
+      <w:r>
+        <w:t xml:space="preserve"> </w:t>
+      </w:r>
+      <w:r>
+        <w:t xml:space="preserve">523(a)⁠(2)⁠(A)</w:t>
+      </w:r>
+      <w:r>
+        <w:t xml:space="preserve"> </w:t>
+      </w:r>
+      <w:r>
+        <w:t xml:space="preserve">in</w:t>
+      </w:r>
+      <w:r>
+        <w:t xml:space="preserve"> </w:t>
+      </w:r>
+      <w:r>
+        <w:t xml:space="preserve">the</w:t>
+      </w:r>
+      <w:r>
+        <w:t xml:space="preserve"> </w:t>
+      </w:r>
+      <w:r>
+        <w:t xml:space="preserve">amount</w:t>
+      </w:r>
+      <w:r>
+        <w:t xml:space="preserve"> </w:t>
+      </w:r>
+      <w:r>
+        <w:t xml:space="preserve">proved</w:t>
+      </w:r>
+      <w:r>
+        <w:t xml:space="preserve"> </w:t>
+      </w:r>
+      <w:r>
+        <w:t xml:space="preserve">at</w:t>
+      </w:r>
+      <w:r>
+        <w:t xml:space="preserve"> </w:t>
+      </w:r>
+      <w:r>
+        <w:t xml:space="preserve">trial;</w:t>
       </w:r>
     </w:p>
     <w:p>
       <w:pPr>
-        <w:pStyle w:val="BodyText"/>
+        <w:spacing w:before="0" w:after="0" w:line="552" w:lineRule="exact"/>
+        <w:ind w:left="0" w:firstLine="720"/>
+        <w:jc w:val="left"/>
       </w:pPr>
       <w:r>
-        <w:t xml:space="preserve">(2) denying the Debtors a discharge under 11 U.S.C. § 727(a)(4)(A);</w:t>
+        <w:t xml:space="preserve">(b) </w:t>
+      </w:r>
+      <w:r>
+        <w:t xml:space="preserve">denying</w:t>
+      </w:r>
+      <w:r>
+        <w:t xml:space="preserve"> </w:t>
+      </w:r>
+      <w:r>
+        <w:t xml:space="preserve">the</w:t>
+      </w:r>
+      <w:r>
+        <w:t xml:space="preserve"> </w:t>
+      </w:r>
+      <w:r>
+        <w:t xml:space="preserve">Debtors</w:t>
+      </w:r>
+      <w:r>
+        <w:t xml:space="preserve"> </w:t>
+      </w:r>
+      <w:r>
+        <w:t xml:space="preserve">a</w:t>
+      </w:r>
+      <w:r>
+        <w:t xml:space="preserve"> </w:t>
+      </w:r>
+      <w:r>
+        <w:t xml:space="preserve">discharge</w:t>
+      </w:r>
+      <w:r>
+        <w:t xml:space="preserve"> </w:t>
+      </w:r>
+      <w:r>
+        <w:t xml:space="preserve">under</w:t>
+      </w:r>
+      <w:r>
+        <w:t xml:space="preserve"> </w:t>
+      </w:r>
+      <w:r>
+        <w:t xml:space="preserve">11</w:t>
+      </w:r>
+      <w:r>
+        <w:t xml:space="preserve"> </w:t>
+      </w:r>
+      <w:r>
+        <w:t xml:space="preserve">U.S.C.</w:t>
+      </w:r>
+      <w:r>
+        <w:t xml:space="preserve"> </w:t>
+      </w:r>
+      <w:r>
+        <w:t xml:space="preserve">§</w:t>
+      </w:r>
+      <w:r>
+        <w:t xml:space="preserve"> </w:t>
+      </w:r>
+      <w:r>
+        <w:t xml:space="preserve">727(a)⁠(4)⁠(A);</w:t>
       </w:r>
     </w:p>
     <w:p>
       <w:pPr>
-        <w:pStyle w:val="BodyText"/>
+        <w:spacing w:before="0" w:after="0" w:line="552" w:lineRule="exact"/>
+        <w:ind w:left="0" w:firstLine="720"/>
+        <w:jc w:val="left"/>
       </w:pPr>
       <w:r>
-        <w:t xml:space="preserve">(3) awarding Plaintiff the costs of suit, and such fees as may be allowed by law; and</w:t>
+        <w:t xml:space="preserve">(c) </w:t>
+      </w:r>
+      <w:r>
+        <w:t xml:space="preserve">awarding</w:t>
+      </w:r>
+      <w:r>
+        <w:t xml:space="preserve"> </w:t>
+      </w:r>
+      <w:r>
+        <w:t xml:space="preserve">Plaintiff</w:t>
+      </w:r>
+      <w:r>
+        <w:t xml:space="preserve"> </w:t>
+      </w:r>
+      <w:r>
+        <w:t xml:space="preserve">the</w:t>
+      </w:r>
+      <w:r>
+        <w:t xml:space="preserve"> </w:t>
+      </w:r>
+      <w:r>
+        <w:t xml:space="preserve">costs</w:t>
+      </w:r>
+      <w:r>
+        <w:t xml:space="preserve"> </w:t>
+      </w:r>
+      <w:r>
+        <w:t xml:space="preserve">of</w:t>
+      </w:r>
+      <w:r>
+        <w:t xml:space="preserve"> </w:t>
+      </w:r>
+      <w:r>
+        <w:t xml:space="preserve">suit,</w:t>
+      </w:r>
+      <w:r>
+        <w:t xml:space="preserve"> </w:t>
+      </w:r>
+      <w:r>
+        <w:t xml:space="preserve">and</w:t>
+      </w:r>
+      <w:r>
+        <w:t xml:space="preserve"> </w:t>
+      </w:r>
+      <w:r>
+        <w:t xml:space="preserve">such</w:t>
+      </w:r>
+      <w:r>
+        <w:t xml:space="preserve"> </w:t>
+      </w:r>
+      <w:r>
+        <w:t xml:space="preserve">fees</w:t>
+      </w:r>
+      <w:r>
+        <w:t xml:space="preserve"> </w:t>
+      </w:r>
+      <w:r>
+        <w:t xml:space="preserve">as</w:t>
+      </w:r>
+      <w:r>
+        <w:t xml:space="preserve"> </w:t>
+      </w:r>
+      <w:r>
+        <w:t xml:space="preserve">may</w:t>
+      </w:r>
+      <w:r>
+        <w:t xml:space="preserve"> </w:t>
+      </w:r>
+      <w:r>
+        <w:t xml:space="preserve">be</w:t>
+      </w:r>
+      <w:r>
+        <w:t xml:space="preserve"> </w:t>
+      </w:r>
+      <w:r>
+        <w:t xml:space="preserve">allowed</w:t>
+      </w:r>
+      <w:r>
+        <w:t xml:space="preserve"> </w:t>
+      </w:r>
+      <w:r>
+        <w:t xml:space="preserve">by</w:t>
+      </w:r>
+      <w:r>
+        <w:t xml:space="preserve"> </w:t>
+      </w:r>
+      <w:r>
+        <w:t xml:space="preserve">law;</w:t>
+      </w:r>
+      <w:r>
+        <w:t xml:space="preserve"> </w:t>
+      </w:r>
+      <w:r>
+        <w:t xml:space="preserve">and</w:t>
       </w:r>
     </w:p>
     <w:p>
       <w:pPr>
-        <w:pStyle w:val="BodyText"/>
+        <w:spacing w:before="0" w:after="0" w:line="552" w:lineRule="exact"/>
+        <w:ind w:left="0" w:firstLine="720"/>
+        <w:jc w:val="left"/>
       </w:pPr>
       <w:r>
-        <w:t xml:space="preserve">(4) granting such other and further relief as the Court deems just and proper.</w:t>
+        <w:t xml:space="preserve">(d) </w:t>
+      </w:r>
+      <w:r>
+        <w:t xml:space="preserve">granting</w:t>
+      </w:r>
+      <w:r>
+        <w:t xml:space="preserve"> </w:t>
+      </w:r>
+      <w:r>
+        <w:t xml:space="preserve">such</w:t>
+      </w:r>
+      <w:r>
+        <w:t xml:space="preserve"> </w:t>
+      </w:r>
+      <w:r>
+        <w:t xml:space="preserve">other</w:t>
+      </w:r>
+      <w:r>
+        <w:t xml:space="preserve"> </w:t>
+      </w:r>
+      <w:r>
+        <w:t xml:space="preserve">and</w:t>
+      </w:r>
+      <w:r>
+        <w:t xml:space="preserve"> </w:t>
+      </w:r>
+      <w:r>
+        <w:t xml:space="preserve">further</w:t>
+      </w:r>
+      <w:r>
+        <w:t xml:space="preserve"> </w:t>
+      </w:r>
+      <w:r>
+        <w:t xml:space="preserve">relief</w:t>
+      </w:r>
+      <w:r>
+        <w:t xml:space="preserve"> </w:t>
+      </w:r>
+      <w:r>
+        <w:t xml:space="preserve">as</w:t>
+      </w:r>
+      <w:r>
+        <w:t xml:space="preserve"> </w:t>
+      </w:r>
+      <w:r>
+        <w:t xml:space="preserve">the</w:t>
+      </w:r>
+      <w:r>
+        <w:t xml:space="preserve"> </w:t>
+      </w:r>
+      <w:r>
+        <w:t xml:space="preserve">Court</w:t>
+      </w:r>
+      <w:r>
+        <w:t xml:space="preserve"> </w:t>
+      </w:r>
+      <w:r>
+        <w:t xml:space="preserve">deems</w:t>
+      </w:r>
+      <w:r>
+        <w:t xml:space="preserve"> </w:t>
+      </w:r>
+      <w:r>
+        <w:t xml:space="preserve">just</w:t>
+      </w:r>
+      <w:r>
+        <w:t xml:space="preserve"> </w:t>
+      </w:r>
+      <w:r>
+        <w:t xml:space="preserve">and</w:t>
+      </w:r>
+      <w:r>
+        <w:t xml:space="preserve"> </w:t>
+      </w:r>
+      <w:r>
+        <w:t xml:space="preserve">proper.</w:t>
       </w:r>
     </w:p>
     <w:p>
       <w:pPr>
-        <w:pStyle w:val="BodyText"/>
-        <w:spacing w:before="260"/>
+        <w:spacing w:before="0" w:after="0" w:line="552" w:lineRule="exact"/>
+        <w:ind w:left="0" w:firstLine="720"/>
+        <w:jc w:val="left"/>
       </w:pPr>
       <w:r>
         <w:t xml:space="preserve">Under</w:t>
@@ -830,7 +6634,9 @@
         <w:t xml:space="preserve"> </w:t>
       </w:r>
       <w:r>
-        <w:t xml:space="preserve">7026-1,</w:t>
+        <w:t xml:space="preserve">7026</w:t>
+        <w:noBreakHyphen/>
+        <w:t xml:space="preserve">1,</w:t>
       </w:r>
       <w:r>
         <w:t xml:space="preserve"> </w:t>
@@ -890,7 +6696,7 @@
         <w:t xml:space="preserve"> </w:t>
       </w:r>
       <w:r>
-        <w:t xml:space="preserve">26(a)(1)</w:t>
+        <w:t xml:space="preserve">26(a)⁠(1)</w:t>
       </w:r>
       <w:r>
         <w:t xml:space="preserve"> </w:t>
@@ -938,20 +6744,14 @@
     <w:tbl>
       <w:tblPr>
         <w:tblW w:w="9360" w:type="dxa"/>
-        <w:tblBorders>
-          <w:top w:val="nil"/>
-          <w:left w:val="nil"/>
-          <w:bottom w:val="nil"/>
-          <w:right w:val="nil"/>
-          <w:insideH w:val="nil"/>
-          <w:insideV w:val="nil"/>
-        </w:tblBorders>
         <w:tblLayout w:type="fixed"/>
         <w:tblCellMar>
+          <w:top w:w="0" w:type="dxa"/>
           <w:left w:w="0" w:type="dxa"/>
+          <w:bottom w:w="0" w:type="dxa"/>
           <w:right w:w="0" w:type="dxa"/>
         </w:tblCellMar>
-        <w:tblLook w:val="0000"/>
+        <w:tblLook w:val="0000" w:firstRow="0" w:lastRow="0" w:firstColumn="0" w:lastColumn="0" w:noHBand="0" w:noVBand="0"/>
       </w:tblPr>
       <w:tblGrid>
         <w:gridCol w:w="5040"/>
@@ -967,11 +6767,27 @@
           </w:tcPr>
           <w:p>
             <w:pPr>
-              <w:pStyle w:val="SignatureBlock"/>
-              <w:spacing w:before="312"/>
+              <w:spacing w:before="552" w:after="0" w:line="276" w:lineRule="exact"/>
+              <w:ind w:left="0" w:firstLine="0"/>
+              <w:jc w:val="left"/>
             </w:pPr>
             <w:r>
-              <w:t xml:space="preserve">Dated: October 14, 2026</w:t>
+              <w:t xml:space="preserve">Dated: </w:t>
+            </w:r>
+            <w:r>
+              <w:t xml:space="preserve">October</w:t>
+            </w:r>
+            <w:r>
+              <w:t xml:space="preserve"> </w:t>
+            </w:r>
+            <w:r>
+              <w:t xml:space="preserve">14,</w:t>
+            </w:r>
+            <w:r>
+              <w:t xml:space="preserve"> </w:t>
+            </w:r>
+            <w:r>
+              <w:t xml:space="preserve">2026</w:t>
             </w:r>
           </w:p>
         </w:tc>
@@ -981,8 +6797,9 @@
           </w:tcPr>
           <w:p>
             <w:pPr>
-              <w:pStyle w:val="SignatureBlock"/>
-              <w:spacing w:before="312"/>
+              <w:spacing w:before="552" w:after="0" w:line="276" w:lineRule="exact"/>
+              <w:ind w:left="0" w:firstLine="0"/>
+              <w:jc w:val="left"/>
             </w:pPr>
             <w:r>
               <w:t xml:space="preserve">Respectfully submitted,</w:t>
@@ -990,286 +6807,177 @@
           </w:p>
           <w:p>
             <w:pPr>
-              <w:pStyle w:val="SignatureBlock"/>
-              <w:spacing w:before="312"/>
+              <w:spacing w:before="276" w:after="0" w:line="276" w:lineRule="exact"/>
+              <w:ind w:left="0" w:firstLine="0"/>
+              <w:jc w:val="left"/>
             </w:pPr>
             <w:r>
-              <w:t xml:space="preserve">/s/ Sample Counsel</w:t>
+              <w:t xml:space="preserve">/s/ </w:t>
+            </w:r>
+            <w:r>
+              <w:t xml:space="preserve">Sample</w:t>
+            </w:r>
+            <w:r>
+              <w:t xml:space="preserve"> </w:t>
+            </w:r>
+            <w:r>
+              <w:t xml:space="preserve">Counsel</w:t>
             </w:r>
           </w:p>
           <w:p>
             <w:pPr>
-              <w:pStyle w:val="SignatureBlock"/>
+              <w:spacing w:before="0" w:after="0" w:line="276" w:lineRule="exact"/>
+              <w:ind w:left="0" w:firstLine="0"/>
+              <w:jc w:val="left"/>
             </w:pPr>
             <w:r>
-              <w:rPr>
-                <w:sz w:val="24"/>
-                <w:szCs w:val="24"/>
-              </w:rPr>
               <w:t xml:space="preserve">Sample</w:t>
             </w:r>
             <w:r>
-              <w:rPr>
-                <w:sz w:val="24"/>
-                <w:szCs w:val="24"/>
-              </w:rPr>
               <w:t xml:space="preserve"> </w:t>
             </w:r>
             <w:r>
-              <w:rPr>
-                <w:sz w:val="24"/>
-                <w:szCs w:val="24"/>
-              </w:rPr>
               <w:t xml:space="preserve">Counsel</w:t>
             </w:r>
             <w:r>
-              <w:rPr>
-                <w:sz w:val="24"/>
-                <w:szCs w:val="24"/>
-              </w:rPr>
               <w:t xml:space="preserve"> </w:t>
             </w:r>
             <w:r>
-              <w:rPr>
-                <w:sz w:val="24"/>
-                <w:szCs w:val="24"/>
-              </w:rPr>
               <w:t xml:space="preserve">(ABC000)</w:t>
             </w:r>
           </w:p>
           <w:p>
             <w:pPr>
-              <w:pStyle w:val="SignatureBlock"/>
+              <w:spacing w:before="0" w:after="0" w:line="276" w:lineRule="exact"/>
+              <w:ind w:left="0" w:firstLine="0"/>
+              <w:jc w:val="left"/>
             </w:pPr>
             <w:r>
-              <w:rPr>
-                <w:sz w:val="24"/>
-                <w:szCs w:val="24"/>
-              </w:rPr>
               <w:t xml:space="preserve">Sample</w:t>
             </w:r>
             <w:r>
-              <w:rPr>
-                <w:sz w:val="24"/>
-                <w:szCs w:val="24"/>
-              </w:rPr>
               <w:t xml:space="preserve"> </w:t>
             </w:r>
             <w:r>
-              <w:rPr>
-                <w:sz w:val="24"/>
-                <w:szCs w:val="24"/>
-              </w:rPr>
               <w:t xml:space="preserve">Law</w:t>
             </w:r>
             <w:r>
-              <w:rPr>
-                <w:sz w:val="24"/>
-                <w:szCs w:val="24"/>
-              </w:rPr>
               <w:t xml:space="preserve"> </w:t>
             </w:r>
             <w:r>
-              <w:rPr>
-                <w:sz w:val="24"/>
-                <w:szCs w:val="24"/>
-              </w:rPr>
               <w:t xml:space="preserve">Firm,</w:t>
             </w:r>
             <w:r>
-              <w:rPr>
-                <w:sz w:val="24"/>
-                <w:szCs w:val="24"/>
-              </w:rPr>
               <w:t xml:space="preserve"> </w:t>
             </w:r>
             <w:r>
-              <w:rPr>
-                <w:sz w:val="24"/>
-                <w:szCs w:val="24"/>
-              </w:rPr>
               <w:t xml:space="preserve">100</w:t>
             </w:r>
             <w:r>
-              <w:rPr>
-                <w:sz w:val="24"/>
-                <w:szCs w:val="24"/>
-              </w:rPr>
               <w:t xml:space="preserve"> </w:t>
             </w:r>
             <w:r>
-              <w:rPr>
-                <w:sz w:val="24"/>
-                <w:szCs w:val="24"/>
-              </w:rPr>
               <w:t xml:space="preserve">Example</w:t>
             </w:r>
             <w:r>
-              <w:rPr>
-                <w:sz w:val="24"/>
-                <w:szCs w:val="24"/>
-              </w:rPr>
               <w:t xml:space="preserve"> </w:t>
             </w:r>
             <w:r>
-              <w:rPr>
-                <w:sz w:val="24"/>
-                <w:szCs w:val="24"/>
-              </w:rPr>
               <w:t xml:space="preserve">Street,</w:t>
             </w:r>
             <w:r>
-              <w:rPr>
-                <w:sz w:val="24"/>
-                <w:szCs w:val="24"/>
-              </w:rPr>
               <w:t xml:space="preserve"> </w:t>
             </w:r>
             <w:r>
-              <w:rPr>
-                <w:sz w:val="24"/>
-                <w:szCs w:val="24"/>
-              </w:rPr>
               <w:t xml:space="preserve">Mobile,</w:t>
             </w:r>
             <w:r>
-              <w:rPr>
-                <w:sz w:val="24"/>
-                <w:szCs w:val="24"/>
-              </w:rPr>
               <w:t xml:space="preserve"> </w:t>
             </w:r>
             <w:r>
-              <w:rPr>
-                <w:sz w:val="24"/>
-                <w:szCs w:val="24"/>
-              </w:rPr>
               <w:t xml:space="preserve">Alabama</w:t>
             </w:r>
             <w:r>
-              <w:rPr>
-                <w:sz w:val="24"/>
-                <w:szCs w:val="24"/>
-              </w:rPr>
               <w:t xml:space="preserve"> </w:t>
             </w:r>
             <w:r>
-              <w:rPr>
-                <w:sz w:val="24"/>
-                <w:szCs w:val="24"/>
-              </w:rPr>
               <w:t xml:space="preserve">36602</w:t>
             </w:r>
           </w:p>
           <w:p>
             <w:pPr>
-              <w:pStyle w:val="SignatureBlock"/>
+              <w:spacing w:before="0" w:after="0" w:line="276" w:lineRule="exact"/>
+              <w:ind w:left="0" w:firstLine="0"/>
+              <w:jc w:val="left"/>
             </w:pPr>
             <w:r>
-              <w:rPr>
-                <w:sz w:val="24"/>
-                <w:szCs w:val="24"/>
-              </w:rPr>
               <w:t xml:space="preserve">Telephone</w:t>
             </w:r>
             <w:r>
-              <w:rPr>
-                <w:sz w:val="24"/>
-                <w:szCs w:val="24"/>
-              </w:rPr>
               <w:t xml:space="preserve"> </w:t>
             </w:r>
             <w:r>
-              <w:rPr>
-                <w:sz w:val="24"/>
-                <w:szCs w:val="24"/>
-              </w:rPr>
               <w:t xml:space="preserve">(000)</w:t>
             </w:r>
             <w:r>
-              <w:rPr>
-                <w:sz w:val="24"/>
-                <w:szCs w:val="24"/>
-              </w:rPr>
               <w:t xml:space="preserve"> </w:t>
             </w:r>
             <w:r>
-              <w:rPr>
-                <w:sz w:val="24"/>
-                <w:szCs w:val="24"/>
-              </w:rPr>
-              <w:t xml:space="preserve">000-0000</w:t>
+              <w:t xml:space="preserve">000</w:t>
+              <w:noBreakHyphen/>
+              <w:t xml:space="preserve">0000</w:t>
             </w:r>
             <w:r>
-              <w:rPr>
-                <w:sz w:val="24"/>
-                <w:szCs w:val="24"/>
-              </w:rPr>
               <w:t xml:space="preserve"> </w:t>
             </w:r>
             <w:r>
-              <w:rPr>
-                <w:sz w:val="24"/>
-                <w:szCs w:val="24"/>
-              </w:rPr>
               <w:t xml:space="preserve">|</w:t>
             </w:r>
             <w:r>
-              <w:rPr>
-                <w:sz w:val="24"/>
-                <w:szCs w:val="24"/>
-              </w:rPr>
               <w:t xml:space="preserve"> </w:t>
             </w:r>
             <w:r>
-              <w:rPr>
-                <w:sz w:val="24"/>
-                <w:szCs w:val="24"/>
-              </w:rPr>
               <w:t xml:space="preserve">counsel@example.com</w:t>
             </w:r>
           </w:p>
           <w:p>
             <w:pPr>
-              <w:pStyle w:val="SignatureBlock"/>
+              <w:spacing w:before="0" w:after="0" w:line="276" w:lineRule="exact"/>
+              <w:ind w:left="0" w:firstLine="0"/>
+              <w:jc w:val="left"/>
             </w:pPr>
             <w:r>
               <w:rPr>
                 <w:i/>
-                <w:sz w:val="24"/>
-                <w:szCs w:val="24"/>
+                <w:iCs/>
               </w:rPr>
               <w:t xml:space="preserve">Attorney</w:t>
             </w:r>
             <w:r>
               <w:rPr>
                 <w:i/>
-                <w:sz w:val="24"/>
-                <w:szCs w:val="24"/>
+                <w:iCs/>
               </w:rPr>
               <w:t xml:space="preserve"> </w:t>
             </w:r>
             <w:r>
               <w:rPr>
                 <w:i/>
-                <w:sz w:val="24"/>
-                <w:szCs w:val="24"/>
+                <w:iCs/>
               </w:rPr>
               <w:t xml:space="preserve">for</w:t>
             </w:r>
             <w:r>
               <w:rPr>
                 <w:i/>
-                <w:sz w:val="24"/>
-                <w:szCs w:val="24"/>
+                <w:iCs/>
               </w:rPr>
               <w:t xml:space="preserve"> </w:t>
             </w:r>
             <w:r>
               <w:rPr>
                 <w:i/>
-                <w:sz w:val="24"/>
-                <w:szCs w:val="24"/>
+                <w:iCs/>
               </w:rPr>
               <w:t xml:space="preserve">Plaintiff</w:t>
             </w:r>
@@ -1280,7 +6988,7 @@
     <w:sectPr>
       <w:footerReference w:type="default" r:id="rIdFooter1"/>
       <w:pgSz w:w="12240" w:h="15840"/>
-      <w:pgMar w:top="1440" w:right="1440" w:bottom="1440" w:left="1440" w:header="720" w:footer="720" w:gutter="0"/>
+      <w:pgMar w:top="1440" w:right="1440" w:bottom="1440" w:left="1440" w:header="720" w:footer="732" w:gutter="0"/>
     </w:sectPr>
   </w:body>
 </w:document>
@@ -1291,17 +6999,26 @@
 </file>
 
 <file path=word/footer1.xml><?xml version="1.0" encoding="utf-8"?>
-<!-- Page number only, centered, 11 pt (typst template: footer-size). -->
-<w:ftr xmlns:w="http://schemas.openxmlformats.org/wordprocessingml/2006/main">
+<w:ftr xmlns:w="http://schemas.openxmlformats.org/wordprocessingml/2006/main" xmlns:r="http://schemas.openxmlformats.org/officeDocument/2006/relationships">
   <w:p>
     <w:pPr>
-      <w:pStyle w:val="Footer"/>
+      <w:jc w:val="center"/>
     </w:pPr>
-    <w:fldSimple w:instr=" PAGE ">
-      <w:r>
-        <w:t>1</w:t>
-      </w:r>
-    </w:fldSimple>
+    <w:r>
+      <w:fldChar w:fldCharType="begin"/>
+    </w:r>
+    <w:r>
+      <w:instrText xml:space="preserve"> PAGE </w:instrText>
+    </w:r>
+    <w:r>
+      <w:fldChar w:fldCharType="separate"/>
+    </w:r>
+    <w:r>
+      <w:t>1</w:t>
+    </w:r>
+    <w:r>
+      <w:fldChar w:fldCharType="end"/>
+    </w:r>
   </w:p>
 </w:ftr>
 </file>
@@ -1327,19 +7044,6 @@
 
 <file path=word/numbering.xml><?xml version="1.0" encoding="utf-8"?>
 <w:numbering xmlns:w="http://schemas.openxmlformats.org/wordprocessingml/2006/main">
-  <w:abstractNum w:abstractNumId="0">
-    <w:multiLevelType w:val="singleLevel"/>
-    <w:lvl w:ilvl="0">
-      <w:start w:val="1"/>
-      <w:numFmt w:val="decimal"/>
-      <w:lvlText w:val="%1."/>
-      <w:lvlJc w:val="left"/>
-      <w:suff w:val="space"/>
-      <w:pPr>
-        <w:ind w:left="0" w:firstLine="720"/>
-      </w:pPr>
-    </w:lvl>
-  </w:abstractNum>
   <w:abstractNum w:abstractNumId="990">
     <w:nsid w:val="0000A990"/>
     <w:multiLevelType w:val="multilevel"/>
@@ -1416,9 +7120,6 @@
       </w:pPr>
     </w:lvl>
   </w:abstractNum>
-  <w:num w:numId="1">
-    <w:abstractNumId w:val="0"/>
-  </w:num>
   <w:num w:numId="1000">
     <w:abstractNumId w:val="990"/>
   </w:num>
@@ -1426,41 +7127,582 @@
 </file>
 
 <file path=word/styles.xml><?xml version="1.0" encoding="utf-8"?>
-<w:styles xmlns:w="http://schemas.openxmlformats.org/wordprocessingml/2006/main">
+<w:styles xmlns:r="http://schemas.openxmlformats.org/officeDocument/2006/relationships" xmlns:w="http://schemas.openxmlformats.org/wordprocessingml/2006/main">
   <w:docDefaults>
     <w:rPrDefault>
       <w:rPr>
-        <w:rFonts w:ascii="EB Garamond" w:hAnsi="EB Garamond" w:eastAsia="EB Garamond" w:cs="EB Garamond"/>
-        <w:sz w:val="26"/>
-        <w:szCs w:val="26"/>
-        <w:lang w:val="en-US" w:eastAsia="en-US" w:bidi="ar-SA"/>
+        <w:rFonts w:ascii="Times New Roman" w:hAnsi="Times New Roman" w:eastAsia="Times New Roman" w:cs="Times New Roman"/>
+        <w:sz w:val="24"/>
+        <w:szCs w:val="24"/>
+        <w:lang w:val="en-US" w:eastAsia="zh-CN" w:bidi="ar-SA"/>
       </w:rPr>
     </w:rPrDefault>
     <w:pPrDefault>
       <w:pPr>
-        <w:spacing w:before="0" w:after="0" w:line="240" w:lineRule="auto"/>
+        <w:widowControl/>
+        <w:spacing w:after="0"/>
       </w:pPr>
     </w:pPrDefault>
   </w:docDefaults>
+  <w:latentStyles w:defLockedState="0" w:defUIPriority="0" w:defSemiHidden="0" w:defUnhideWhenUsed="0" w:defQFormat="0" w:count="276"/>
   <w:style w:type="paragraph" w:default="1" w:styleId="Normal">
     <w:name w:val="Normal"/>
     <w:qFormat/>
+  </w:style>
+  <w:style w:type="paragraph" w:styleId="BodyText">
+    <w:name w:val="Body Text"/>
+    <w:basedOn w:val="Normal"/>
+    <w:link w:val="BodyTextChar"/>
+    <w:qFormat/>
     <w:pPr>
-      <w:widowControl/>
-      <w:spacing w:before="0" w:after="0" w:line="240" w:lineRule="auto"/>
+      <w:spacing w:before="0" w:after="0" w:line="552" w:lineRule="exact"/>
+      <w:ind w:firstLine="720"/>
+    </w:pPr>
+  </w:style>
+  <w:style w:type="paragraph" w:customStyle="1" w:styleId="FirstParagraph">
+    <w:name w:val="First Paragraph"/>
+    <w:basedOn w:val="BodyText"/>
+    <w:next w:val="BodyText"/>
+    <w:qFormat/>
+  </w:style>
+  <w:style w:type="paragraph" w:customStyle="1" w:styleId="Compact">
+    <w:name w:val="Compact"/>
+    <w:basedOn w:val="BodyText"/>
+    <w:qFormat/>
+    <w:pPr>
+      <w:spacing w:before="36" w:after="36"/>
+    </w:pPr>
+  </w:style>
+  <w:style w:type="paragraph" w:styleId="Title">
+    <w:name w:val="Title"/>
+    <w:basedOn w:val="Normal"/>
+    <w:next w:val="BodyText"/>
+    <w:link w:val="TitleChar"/>
+    <w:uiPriority w:val="10"/>
+    <w:qFormat/>
+    <w:rsid w:val="00A10FD9"/>
+    <w:pPr>
+      <w:spacing w:after="80" w:line="240" w:lineRule="auto"/>
+      <w:contextualSpacing/>
+      <w:jc w:val="center"/>
+    </w:pPr>
+    <w:rPr>
+      <w:rFonts w:asciiTheme="majorHAnsi" w:eastAsiaTheme="majorEastAsia" w:hAnsiTheme="majorHAnsi" w:cstheme="majorBidi"/>
+      <w:sz w:val="56"/>
+      <w:szCs w:val="56"/>
+    </w:rPr>
+  </w:style>
+  <w:style w:type="character" w:customStyle="1" w:styleId="TitleChar">
+    <w:name w:val="Title Char"/>
+    <w:basedOn w:val="DefaultParagraphFont"/>
+    <w:link w:val="Title"/>
+    <w:uiPriority w:val="10"/>
+    <w:rsid w:val="00A10FD9"/>
+    <w:rPr>
+      <w:rFonts w:asciiTheme="majorHAnsi" w:eastAsiaTheme="majorEastAsia" w:hAnsiTheme="majorHAnsi" w:cstheme="majorBidi"/>
+      <w:sz w:val="56"/>
+      <w:szCs w:val="56"/>
+    </w:rPr>
+  </w:style>
+  <w:style w:type="paragraph" w:styleId="Subtitle">
+    <w:name w:val="Subtitle"/>
+    <w:basedOn w:val="Title"/>
+    <w:next w:val="BodyText"/>
+    <w:link w:val="SubtitleChar"/>
+    <w:uiPriority w:val="11"/>
+    <w:qFormat/>
+    <w:rsid w:val="00A10FD9"/>
+    <w:pPr>
+      <w:numPr>
+        <w:ilvl w:val="1"/>
+      </w:numPr>
+    </w:pPr>
+    <w:rPr>
+      <w:rFonts w:eastAsiaTheme="majorEastAsia" w:cstheme="majorBidi"/>
+      <w:spacing w:val="15"/>
+      <w:sz w:val="28"/>
+      <w:szCs w:val="28"/>
+    </w:rPr>
+  </w:style>
+  <w:style w:type="character" w:customStyle="1" w:styleId="SubtitleChar">
+    <w:name w:val="Subtitle Char"/>
+    <w:basedOn w:val="DefaultParagraphFont"/>
+    <w:link w:val="Subtitle"/>
+    <w:uiPriority w:val="11"/>
+    <w:rsid w:val="00A10FD9"/>
+    <w:rPr>
+      <w:rFonts w:eastAsiaTheme="majorEastAsia" w:cstheme="majorBidi"/>
+      <w:color w:val="595959" w:themeColor="text1" w:themeTint="A6"/>
+      <w:spacing w:val="15"/>
+      <w:sz w:val="28"/>
+      <w:szCs w:val="28"/>
+    </w:rPr>
+  </w:style>
+  <w:style w:type="paragraph" w:customStyle="1" w:styleId="Author">
+    <w:name w:val="Author"/>
+    <w:basedOn w:val="Title"/>
+    <w:next w:val="BodyText"/>
+    <w:qFormat/>
+    <w:pPr>
+      <w:keepNext/>
+      <w:keepLines/>
+    </w:pPr>
+    <w:rPr>
+      <w:sz w:val="24"/>
+      <w:szCs w:val="24"/>
+    </w:rPr>
+  </w:style>
+  <w:style w:type="paragraph" w:styleId="Date">
+    <w:name w:val="Date"/>
+    <w:basedOn w:val="Title"/>
+    <w:next w:val="BodyText"/>
+    <w:qFormat/>
+    <w:pPr>
+      <w:keepNext/>
+      <w:keepLines/>
+    </w:pPr>
+    <w:rPr>
+      <w:sz w:val="24"/>
+      <w:szCs w:val="24"/>
+    </w:rPr>
+  </w:style>
+  <w:style w:type="paragraph" w:customStyle="1" w:styleId="AbstractTitle">
+    <w:name w:val="Abstract Title"/>
+    <w:basedOn w:val="Normal"/>
+    <w:next w:val="Abstract"/>
+    <w:qFormat/>
+    <w:pPr>
+      <w:keepNext/>
+      <w:keepLines/>
+      <w:spacing w:before="300" w:after="0"/>
+      <w:jc w:val="center"/>
+    </w:pPr>
+    <w:rPr>
+      <w:b/>
+      <w:sz w:val="20"/>
+      <w:szCs w:val="20"/>
+    </w:rPr>
+  </w:style>
+  <w:style w:type="paragraph" w:customStyle="1" w:styleId="Abstract">
+    <w:name w:val="Abstract"/>
+    <w:basedOn w:val="Normal"/>
+    <w:next w:val="BodyText"/>
+    <w:qFormat/>
+    <w:pPr>
+      <w:keepNext/>
+      <w:keepLines/>
+      <w:spacing w:before="100" w:after="300"/>
+    </w:pPr>
+    <w:rPr>
+      <w:sz w:val="20"/>
+      <w:szCs w:val="20"/>
+    </w:rPr>
+  </w:style>
+  <w:style w:type="paragraph" w:styleId="Bibliography">
+    <w:name w:val="Bibliography"/>
+    <w:basedOn w:val="Normal"/>
+    <w:next w:val="Bibliography"/>
+    <w:qFormat/>
+    <w:pPr/>
+    <w:rPr/>
+  </w:style>
+  <w:style w:type="paragraph" w:styleId="Heading1">
+    <w:name w:val="heading 1"/>
+    <w:basedOn w:val="Normal"/>
+    <w:next w:val="BodyText"/>
+    <w:link w:val="Heading1Char"/>
+    <w:uiPriority w:val="9"/>
+    <w:qFormat/>
+    <w:rsid w:val="00A10FD9"/>
+    <w:pPr>
+      <w:keepNext/>
+      <w:keepLines/>
+      <w:spacing w:before="0" w:after="0" w:line="552" w:lineRule="exact"/>
+      <w:ind w:firstLine="0"/>
+      <w:jc w:val="center"/>
+      <w:outlineLvl w:val="0"/>
+    </w:pPr>
+    <w:rPr>
+      <w:rFonts w:ascii="Times New Roman" w:hAnsi="Times New Roman" w:eastAsia="Times New Roman" w:cs="Times New Roman"/>
+      <w:b/>
+      <w:bCs/>
+      <w:caps/>
+      <w:color w:val="000000"/>
+      <w:sz w:val="24"/>
+      <w:szCs w:val="24"/>
+    </w:rPr>
+  </w:style>
+  <w:style w:type="paragraph" w:styleId="Heading2">
+    <w:name w:val="heading 2"/>
+    <w:basedOn w:val="Normal"/>
+    <w:next w:val="BodyText"/>
+    <w:link w:val="Heading2Char"/>
+    <w:uiPriority w:val="9"/>
+    <w:semiHidden/>
+    <w:unhideWhenUsed/>
+    <w:qFormat/>
+    <w:rsid w:val="00A10FD9"/>
+    <w:pPr>
+      <w:keepNext/>
+      <w:keepLines/>
+      <w:spacing w:before="0" w:after="0" w:line="552" w:lineRule="exact"/>
+      <w:ind w:firstLine="0"/>
+      <w:outlineLvl w:val="1"/>
+    </w:pPr>
+    <w:rPr>
+      <w:rFonts w:ascii="Times New Roman" w:hAnsi="Times New Roman" w:eastAsia="Times New Roman" w:cs="Times New Roman"/>
+      <w:b/>
+      <w:bCs/>
+      <w:color w:val="000000"/>
+      <w:sz w:val="24"/>
+      <w:szCs w:val="24"/>
+    </w:rPr>
+  </w:style>
+  <w:style w:type="paragraph" w:styleId="Heading3">
+    <w:name w:val="heading 3"/>
+    <w:basedOn w:val="Normal"/>
+    <w:next w:val="BodyText"/>
+    <w:link w:val="Heading3Char"/>
+    <w:uiPriority w:val="9"/>
+    <w:semiHidden/>
+    <w:unhideWhenUsed/>
+    <w:qFormat/>
+    <w:rsid w:val="00A10FD9"/>
+    <w:pPr>
+      <w:keepNext/>
+      <w:keepLines/>
+      <w:spacing w:before="0" w:after="0" w:line="552" w:lineRule="exact"/>
+      <w:ind w:firstLine="0"/>
+      <w:outlineLvl w:val="2"/>
+    </w:pPr>
+    <w:rPr>
+      <w:rFonts w:ascii="Times New Roman" w:hAnsi="Times New Roman" w:eastAsia="Times New Roman" w:cs="Times New Roman"/>
+      <w:b/>
+      <w:bCs/>
+      <w:color w:val="000000"/>
+      <w:sz w:val="24"/>
+      <w:szCs w:val="24"/>
+    </w:rPr>
+  </w:style>
+  <w:style w:type="paragraph" w:styleId="Heading4">
+    <w:name w:val="heading 4"/>
+    <w:basedOn w:val="Normal"/>
+    <w:next w:val="BodyText"/>
+    <w:link w:val="Heading4Char"/>
+    <w:uiPriority w:val="9"/>
+    <w:semiHidden/>
+    <w:unhideWhenUsed/>
+    <w:qFormat/>
+    <w:rsid w:val="00A10FD9"/>
+    <w:pPr>
+      <w:keepNext/>
+      <w:keepLines/>
+      <w:spacing w:before="0" w:after="0" w:line="552" w:lineRule="exact"/>
+      <w:ind w:firstLine="0"/>
+      <w:outlineLvl w:val="3"/>
+    </w:pPr>
+    <w:rPr>
+      <w:rFonts w:ascii="Times New Roman" w:hAnsi="Times New Roman" w:eastAsia="Times New Roman" w:cs="Times New Roman"/>
+      <w:b/>
+      <w:bCs/>
+      <w:i/>
+      <w:color w:val="000000"/>
+      <w:sz w:val="24"/>
+      <w:szCs w:val="24"/>
+    </w:rPr>
+  </w:style>
+  <w:style w:type="paragraph" w:styleId="Heading5">
+    <w:name w:val="heading 5"/>
+    <w:basedOn w:val="Normal"/>
+    <w:next w:val="BodyText"/>
+    <w:link w:val="Heading5Char"/>
+    <w:uiPriority w:val="9"/>
+    <w:semiHidden/>
+    <w:unhideWhenUsed/>
+    <w:qFormat/>
+    <w:rsid w:val="00A10FD9"/>
+    <w:pPr>
+      <w:keepNext/>
+      <w:keepLines/>
+      <w:spacing w:before="0" w:after="0" w:line="552" w:lineRule="exact"/>
+      <w:ind w:firstLine="0"/>
+      <w:outlineLvl w:val="4"/>
+    </w:pPr>
+    <w:rPr>
+      <w:rFonts w:ascii="Times New Roman" w:hAnsi="Times New Roman" w:eastAsia="Times New Roman" w:cs="Times New Roman"/>
+      <w:b/>
+      <w:bCs/>
+      <w:i/>
+      <w:color w:val="000000"/>
+      <w:sz w:val="24"/>
+      <w:szCs w:val="24"/>
+    </w:rPr>
+  </w:style>
+  <w:style w:type="paragraph" w:styleId="Heading6">
+    <w:name w:val="heading 6"/>
+    <w:basedOn w:val="Normal"/>
+    <w:next w:val="BodyText"/>
+    <w:link w:val="Heading6Char"/>
+    <w:uiPriority w:val="9"/>
+    <w:semiHidden/>
+    <w:unhideWhenUsed/>
+    <w:qFormat/>
+    <w:rsid w:val="00A10FD9"/>
+    <w:pPr>
+      <w:keepNext/>
+      <w:keepLines/>
+      <w:spacing w:before="40" w:after="0"/>
+      <w:outlineLvl w:val="5"/>
+    </w:pPr>
+    <w:rPr>
+      <w:rFonts w:eastAsiaTheme="majorEastAsia" w:cstheme="majorBidi"/>
+      <w:i/>
+      <w:iCs/>
+      <w:color w:val="595959" w:themeColor="text1" w:themeTint="A6"/>
+    </w:rPr>
+  </w:style>
+  <w:style w:type="paragraph" w:styleId="Heading7">
+    <w:name w:val="heading 7"/>
+    <w:basedOn w:val="Normal"/>
+    <w:next w:val="BodyText"/>
+    <w:link w:val="Heading7Char"/>
+    <w:uiPriority w:val="9"/>
+    <w:semiHidden/>
+    <w:unhideWhenUsed/>
+    <w:qFormat/>
+    <w:rsid w:val="00A10FD9"/>
+    <w:pPr>
+      <w:keepNext/>
+      <w:keepLines/>
+      <w:spacing w:before="40" w:after="0"/>
+      <w:outlineLvl w:val="6"/>
+    </w:pPr>
+    <w:rPr>
+      <w:rFonts w:eastAsiaTheme="majorEastAsia" w:cstheme="majorBidi"/>
+      <w:color w:val="595959" w:themeColor="text1" w:themeTint="A6"/>
+    </w:rPr>
+  </w:style>
+  <w:style w:type="paragraph" w:styleId="Heading8">
+    <w:name w:val="heading 8"/>
+    <w:basedOn w:val="Normal"/>
+    <w:next w:val="BodyText"/>
+    <w:link w:val="Heading8Char"/>
+    <w:uiPriority w:val="9"/>
+    <w:semiHidden/>
+    <w:unhideWhenUsed/>
+    <w:qFormat/>
+    <w:rsid w:val="00A10FD9"/>
+    <w:pPr>
+      <w:keepNext/>
+      <w:keepLines/>
+      <w:spacing w:after="0"/>
+      <w:outlineLvl w:val="7"/>
+    </w:pPr>
+    <w:rPr>
+      <w:rFonts w:eastAsiaTheme="majorEastAsia" w:cstheme="majorBidi"/>
+      <w:i/>
+      <w:iCs/>
+      <w:color w:val="272727" w:themeColor="text1" w:themeTint="D8"/>
+    </w:rPr>
+  </w:style>
+  <w:style w:type="paragraph" w:styleId="Heading9">
+    <w:name w:val="heading 9"/>
+    <w:basedOn w:val="Normal"/>
+    <w:next w:val="BodyText"/>
+    <w:link w:val="Heading9Char"/>
+    <w:uiPriority w:val="9"/>
+    <w:semiHidden/>
+    <w:unhideWhenUsed/>
+    <w:qFormat/>
+    <w:rsid w:val="00A10FD9"/>
+    <w:pPr>
+      <w:keepNext/>
+      <w:keepLines/>
+      <w:spacing w:after="0"/>
+      <w:outlineLvl w:val="8"/>
+    </w:pPr>
+    <w:rPr>
+      <w:rFonts w:eastAsiaTheme="majorEastAsia" w:cstheme="majorBidi"/>
+      <w:color w:val="272727" w:themeColor="text1" w:themeTint="D8"/>
+    </w:rPr>
+  </w:style>
+  <w:style w:type="character" w:customStyle="1" w:styleId="Heading1Char">
+    <w:name w:val="Heading 1 Char"/>
+    <w:basedOn w:val="DefaultParagraphFont"/>
+    <w:link w:val="Heading1"/>
+    <w:uiPriority w:val="9"/>
+    <w:rsid w:val="00A10FD9"/>
+    <w:rPr>
+      <w:rFonts w:asciiTheme="majorHAnsi" w:eastAsiaTheme="majorEastAsia" w:hAnsiTheme="majorHAnsi" w:cstheme="majorBidi"/>
+      <w:color w:val="0F4761" w:themeColor="accent1" w:themeShade="BF"/>
+      <w:sz w:val="40"/>
+      <w:szCs w:val="40"/>
+    </w:rPr>
+  </w:style>
+  <w:style w:type="character" w:customStyle="1" w:styleId="Heading2Char">
+    <w:name w:val="Heading 2 Char"/>
+    <w:basedOn w:val="DefaultParagraphFont"/>
+    <w:link w:val="Heading2"/>
+    <w:uiPriority w:val="9"/>
+    <w:semiHidden/>
+    <w:rsid w:val="00A10FD9"/>
+    <w:rPr>
+      <w:rFonts w:asciiTheme="majorHAnsi" w:eastAsiaTheme="majorEastAsia" w:hAnsiTheme="majorHAnsi" w:cstheme="majorBidi"/>
+      <w:color w:val="0F4761" w:themeColor="accent1" w:themeShade="BF"/>
+      <w:sz w:val="32"/>
+      <w:szCs w:val="32"/>
+    </w:rPr>
+  </w:style>
+  <w:style w:type="character" w:customStyle="1" w:styleId="Heading3Char">
+    <w:name w:val="Heading 3 Char"/>
+    <w:basedOn w:val="DefaultParagraphFont"/>
+    <w:link w:val="Heading3"/>
+    <w:uiPriority w:val="9"/>
+    <w:semiHidden/>
+    <w:rsid w:val="00A10FD9"/>
+    <w:rPr>
+      <w:rFonts w:eastAsiaTheme="majorEastAsia" w:cstheme="majorBidi"/>
+      <w:color w:val="0F4761" w:themeColor="accent1" w:themeShade="BF"/>
+      <w:sz w:val="28"/>
+      <w:szCs w:val="28"/>
+    </w:rPr>
+  </w:style>
+  <w:style w:type="character" w:customStyle="1" w:styleId="Heading4Char">
+    <w:name w:val="Heading 4 Char"/>
+    <w:basedOn w:val="DefaultParagraphFont"/>
+    <w:link w:val="Heading4"/>
+    <w:uiPriority w:val="9"/>
+    <w:semiHidden/>
+    <w:rsid w:val="00A10FD9"/>
+    <w:rPr>
+      <w:rFonts w:eastAsiaTheme="majorEastAsia" w:cstheme="majorBidi"/>
+      <w:i/>
+      <w:iCs/>
+      <w:color w:val="0F4761" w:themeColor="accent1" w:themeShade="BF"/>
+    </w:rPr>
+  </w:style>
+  <w:style w:type="character" w:customStyle="1" w:styleId="Heading5Char">
+    <w:name w:val="Heading 5 Char"/>
+    <w:basedOn w:val="DefaultParagraphFont"/>
+    <w:link w:val="Heading5"/>
+    <w:uiPriority w:val="9"/>
+    <w:semiHidden/>
+    <w:rsid w:val="00A10FD9"/>
+    <w:rPr>
+      <w:rFonts w:eastAsiaTheme="majorEastAsia" w:cstheme="majorBidi"/>
+      <w:color w:val="0F4761" w:themeColor="accent1" w:themeShade="BF"/>
+    </w:rPr>
+  </w:style>
+  <w:style w:type="character" w:customStyle="1" w:styleId="Heading6Char">
+    <w:name w:val="Heading 6 Char"/>
+    <w:basedOn w:val="DefaultParagraphFont"/>
+    <w:link w:val="Heading6"/>
+    <w:uiPriority w:val="9"/>
+    <w:semiHidden/>
+    <w:rsid w:val="00A10FD9"/>
+    <w:rPr>
+      <w:rFonts w:eastAsiaTheme="majorEastAsia" w:cstheme="majorBidi"/>
+      <w:i/>
+      <w:iCs/>
+      <w:color w:val="595959" w:themeColor="text1" w:themeTint="A6"/>
+    </w:rPr>
+  </w:style>
+  <w:style w:type="character" w:customStyle="1" w:styleId="Heading7Char">
+    <w:name w:val="Heading 7 Char"/>
+    <w:basedOn w:val="DefaultParagraphFont"/>
+    <w:link w:val="Heading7"/>
+    <w:uiPriority w:val="9"/>
+    <w:semiHidden/>
+    <w:rsid w:val="00A10FD9"/>
+    <w:rPr>
+      <w:rFonts w:eastAsiaTheme="majorEastAsia" w:cstheme="majorBidi"/>
+      <w:color w:val="595959" w:themeColor="text1" w:themeTint="A6"/>
+    </w:rPr>
+  </w:style>
+  <w:style w:type="character" w:customStyle="1" w:styleId="Heading8Char">
+    <w:name w:val="Heading 8 Char"/>
+    <w:basedOn w:val="DefaultParagraphFont"/>
+    <w:link w:val="Heading8"/>
+    <w:uiPriority w:val="9"/>
+    <w:semiHidden/>
+    <w:rsid w:val="00A10FD9"/>
+    <w:rPr>
+      <w:rFonts w:eastAsiaTheme="majorEastAsia" w:cstheme="majorBidi"/>
+      <w:i/>
+      <w:iCs/>
+      <w:color w:val="272727" w:themeColor="text1" w:themeTint="D8"/>
+    </w:rPr>
+  </w:style>
+  <w:style w:type="character" w:customStyle="1" w:styleId="Heading9Char">
+    <w:name w:val="Heading 9 Char"/>
+    <w:basedOn w:val="DefaultParagraphFont"/>
+    <w:link w:val="Heading9"/>
+    <w:uiPriority w:val="9"/>
+    <w:semiHidden/>
+    <w:rsid w:val="00A10FD9"/>
+    <w:rPr>
+      <w:rFonts w:eastAsiaTheme="majorEastAsia" w:cstheme="majorBidi"/>
+      <w:color w:val="272727" w:themeColor="text1" w:themeTint="D8"/>
+    </w:rPr>
+  </w:style>
+  <w:style w:type="paragraph" w:customStyle="1" w:styleId="ListItem">
+    <w:name w:val="List Item"/>
+    <w:basedOn w:val="BodyText"/>
+    <w:qFormat/>
+    <w:pPr>
+      <w:spacing w:before="0" w:after="0" w:line="552" w:lineRule="exact"/>
+      <w:ind w:left="720" w:hanging="720"/>
+    </w:pPr>
+  </w:style>
+  <w:style w:type="paragraph" w:styleId="BlockText">
+    <w:name w:val="Block Text"/>
+    <w:basedOn w:val="BodyText"/>
+    <w:next w:val="BodyText"/>
+    <w:uiPriority w:val="9"/>
+    <w:unhideWhenUsed/>
+    <w:qFormat/>
+    <w:pPr>
+      <w:spacing w:before="280" w:after="280" w:line="276" w:lineRule="exact"/>
+      <w:ind w:firstLine="0" w:left="720" w:right="720"/>
+    </w:pPr>
+  </w:style>
+  <w:style w:type="paragraph" w:styleId="FootnoteText">
+    <w:name w:val="Footnote Text"/>
+    <w:basedOn w:val="Normal"/>
+    <w:next w:val="FootnoteText"/>
+    <w:uiPriority w:val="9"/>
+    <w:unhideWhenUsed/>
+    <w:qFormat/>
+    <w:pPr>
+      <w:keepLines/>
+      <w:spacing w:before="0" w:after="140" w:line="276" w:lineRule="exact"/>
+    </w:pPr>
+    <w:rPr>
+      <w:sz w:val="24"/>
+      <w:szCs w:val="24"/>
+    </w:rPr>
+  </w:style>
+  <w:style w:type="paragraph" w:styleId="FootnoteBlockText">
+    <w:name w:val="Footnote Block Text"/>
+    <w:basedOn w:val="FootnoteText"/>
+    <w:next w:val="FootnoteText"/>
+    <w:uiPriority w:val="9"/>
+    <w:unhideWhenUsed/>
+    <w:qFormat/>
+    <w:pPr>
+      <w:spacing w:before="280" w:after="280"/>
+      <w:ind w:firstLine="0" w:left="720" w:right="720"/>
     </w:pPr>
   </w:style>
   <w:style w:type="character" w:default="1" w:styleId="DefaultParagraphFont">
     <w:name w:val="Default Paragraph Font"/>
-    <w:uiPriority w:val="1"/>
     <w:semiHidden/>
     <w:unhideWhenUsed/>
   </w:style>
-  <w:style w:type="table" w:default="1" w:styleId="TableNormal">
-    <w:name w:val="Normal Table"/>
-    <w:uiPriority w:val="99"/>
-    <w:semiHidden/>
-    <w:unhideWhenUsed/>
+  <w:style w:type="table" w:default="1" w:styleId="Table">
+    <w:name w:val="Table"/>
+    <w:basedOn w:val="TableNormal"/>
+    <w:qFormat/>
     <w:tblPr>
       <w:tblInd w:w="0" w:type="dxa"/>
       <w:tblCellMar>
@@ -1470,165 +7712,113 @@
         <w:right w:w="108" w:type="dxa"/>
       </w:tblCellMar>
     </w:tblPr>
+    <w:tblStylePr w:type="firstRow">
+      <w:tcPr>
+        <w:tcBorders>
+          <w:bottom w:val="single"/>
+        </w:tcBorders>
+        <w:vAlign w:val="bottom"/>
+      </w:tcPr>
+    </w:tblStylePr>
   </w:style>
-  <w:style w:type="paragraph" w:styleId="BodyText">
-    <w:name w:val="Body Text"/>
+  <w:style w:type="paragraph" w:customStyle="1" w:styleId="DefinitionTerm">
+    <w:name w:val="Definition Term"/>
     <w:basedOn w:val="Normal"/>
-    <w:qFormat/>
+    <w:next w:val="Definition"/>
     <w:pPr>
-      <w:spacing w:before="0" w:after="0" w:line="520" w:lineRule="exact"/>
-      <w:ind w:firstLine="720"/>
-    </w:pPr>
-  </w:style>
-  <w:style w:type="paragraph" w:styleId="FirstParagraph">
-    <w:name w:val="First Paragraph"/>
-    <w:basedOn w:val="BodyText"/>
-    <w:next w:val="BodyText"/>
-    <w:qFormat/>
-  </w:style>
-  <w:style w:type="paragraph" w:styleId="Compact">
-    <w:name w:val="Compact"/>
-    <w:basedOn w:val="BodyText"/>
-    <w:qFormat/>
-    <w:pPr>
-      <w:ind w:firstLine="0"/>
-    </w:pPr>
-  </w:style>
-  <w:style w:type="paragraph" w:customStyle="1" w:styleId="NumberedParagraph">
-    <w:name w:val="Numbered Paragraph"/>
-    <w:basedOn w:val="BodyText"/>
-    <w:qFormat/>
-    <w:pPr>
-      <w:numPr>
-        <w:ilvl w:val="0"/>
-        <w:numId w:val="1"/>
-      </w:numPr>
-      <w:ind w:left="0" w:firstLine="720"/>
-    </w:pPr>
-  </w:style>
-  <w:style w:type="paragraph" w:customStyle="1" w:styleId="SignatureBlock">
-    <w:name w:val="Signature Block"/>
-    <w:basedOn w:val="Normal"/>
-    <w:qFormat/>
-    <w:pPr>
+      <w:keepNext/>
       <w:keepLines/>
-      <w:spacing w:before="0" w:after="0" w:line="240" w:lineRule="auto"/>
-      <w:ind w:left="0" w:firstLine="0"/>
-    </w:pPr>
-  </w:style>
-  <w:style w:type="paragraph" w:styleId="Title">
-    <w:name w:val="Title"/>
-    <w:basedOn w:val="Normal"/>
-    <w:next w:val="BodyText"/>
-    <w:qFormat/>
-    <w:pPr>
-      <w:spacing w:before="0" w:after="280" w:line="240" w:lineRule="auto"/>
-      <w:jc w:val="center"/>
+      <w:spacing w:after="0"/>
     </w:pPr>
     <w:rPr>
       <w:b/>
-      <w:caps/>
     </w:rPr>
   </w:style>
-  <w:style w:type="paragraph" w:styleId="Heading1">
-    <w:name w:val="heading 1"/>
+  <w:style w:type="paragraph" w:customStyle="1" w:styleId="Definition">
+    <w:name w:val="Definition"/>
     <w:basedOn w:val="Normal"/>
-    <w:next w:val="BodyText"/>
-    <w:qFormat/>
+  </w:style>
+  <w:style w:type="paragraph" w:styleId="Caption">
+    <w:name w:val="Caption"/>
+    <w:basedOn w:val="Normal"/>
+    <w:link w:val="BodyTextChar"/>
     <w:pPr>
-      <w:keepNext/>
-      <w:keepLines/>
-      <w:spacing w:before="312" w:after="234" w:line="240" w:lineRule="auto"/>
-      <w:jc w:val="center"/>
-      <w:outlineLvl w:val="0"/>
-    </w:pPr>
-    <w:rPr>
-      <w:b/>
-      <w:caps/>
-      <w:sz w:val="36"/>
-      <w:szCs w:val="36"/>
-    </w:rPr>
-  </w:style>
-  <w:style w:type="paragraph" w:styleId="Heading2">
-    <w:name w:val="heading 2"/>
-    <w:basedOn w:val="Normal"/>
-    <w:next w:val="BodyText"/>
-    <w:qFormat/>
-    <w:pPr>
-      <w:keepNext/>
-      <w:keepLines/>
-      <w:spacing w:before="260" w:after="182" w:line="240" w:lineRule="auto"/>
-      <w:outlineLvl w:val="1"/>
-    </w:pPr>
-    <w:rPr>
-      <w:b/>
-      <w:sz w:val="31"/>
-      <w:szCs w:val="31"/>
-    </w:rPr>
-  </w:style>
-  <w:style w:type="paragraph" w:styleId="Heading3">
-    <w:name w:val="heading 3"/>
-    <w:basedOn w:val="Heading2"/>
-    <w:next w:val="BodyText"/>
-    <w:qFormat/>
-    <w:pPr>
-      <w:outlineLvl w:val="2"/>
+      <w:spacing w:before="0" w:after="120"/>
     </w:pPr>
     <w:rPr>
       <w:i/>
     </w:rPr>
   </w:style>
-  <w:style w:type="paragraph" w:styleId="FootnoteText">
-    <w:name w:val="footnote text"/>
+  <w:style w:type="paragraph" w:customStyle="1" w:styleId="TableCaption">
+    <w:name w:val="Table Caption"/>
+    <w:basedOn w:val="Caption"/>
+    <w:pPr>
+      <w:keepNext/>
+    </w:pPr>
+  </w:style>
+  <w:style w:type="paragraph" w:customStyle="1" w:styleId="ImageCaption">
+    <w:name w:val="Image Caption"/>
+    <w:basedOn w:val="Caption"/>
+  </w:style>
+  <w:style w:type="paragraph" w:customStyle="1" w:styleId="Figure">
+    <w:name w:val="Figure"/>
     <w:basedOn w:val="Normal"/>
-    <w:uiPriority w:val="99"/>
-    <w:unhideWhenUsed/>
+  </w:style>
+  <w:style w:type="paragraph" w:customStyle="1" w:styleId="CaptionedFigure">
+    <w:name w:val="Captioned Figure"/>
+    <w:basedOn w:val="Figure"/>
     <w:pPr>
-      <w:spacing w:before="0" w:after="60" w:line="240" w:lineRule="auto"/>
+      <w:keepNext/>
     </w:pPr>
+  </w:style>
+  <w:style w:type="character" w:customStyle="1" w:styleId="BodyTextChar">
+    <w:name w:val="Body Text Char"/>
+    <w:basedOn w:val="DefaultParagraphFont"/>
+    <w:link w:val="BodyText"/>
+  </w:style>
+  <w:style w:type="character" w:customStyle="1" w:styleId="VerbatimChar">
+    <w:name w:val="Verbatim Char"/>
+    <w:basedOn w:val="BodyTextChar"/>
     <w:rPr>
+      <w:rFonts w:ascii="Consolas" w:hAnsi="Consolas"/>
       <w:sz w:val="22"/>
-      <w:szCs w:val="22"/>
     </w:rPr>
   </w:style>
+  <w:style w:type="character" w:customStyle="1" w:styleId="SectionNumber">
+    <w:name w:val="Section Number"/>
+    <w:basedOn w:val="BodyTextChar"/>
+  </w:style>
   <w:style w:type="character" w:styleId="FootnoteReference">
-    <w:name w:val="footnote reference"/>
-    <w:uiPriority w:val="99"/>
-    <w:unhideWhenUsed/>
+    <w:name w:val="Footnote Reference"/>
+    <w:basedOn w:val="BodyTextChar"/>
     <w:rPr>
       <w:vertAlign w:val="superscript"/>
     </w:rPr>
   </w:style>
-  <w:style w:type="paragraph" w:styleId="Footer">
-    <w:name w:val="footer"/>
-    <w:basedOn w:val="Normal"/>
-    <w:uiPriority w:val="99"/>
+  <w:style w:type="character" w:styleId="Hyperlink">
+    <w:name w:val="Hyperlink"/>
+    <w:basedOn w:val="BodyTextChar"/>
+    <w:rPr>
+      <w:color w:val="000000"/>
+    </w:rPr>
+  </w:style>
+  <w:style w:type="paragraph" w:styleId="TOCHeading">
+    <w:name w:val="TOC Heading"/>
+    <w:basedOn w:val="Heading1"/>
+    <w:next w:val="BodyText"/>
+    <w:uiPriority w:val="39"/>
     <w:unhideWhenUsed/>
+    <w:qFormat/>
     <w:pPr>
-      <w:spacing w:before="0" w:after="0" w:line="240" w:lineRule="auto"/>
-      <w:jc w:val="center"/>
+      <w:spacing w:before="240" w:line="259" w:lineRule="auto"/>
+      <w:outlineLvl w:val="9"/>
     </w:pPr>
     <w:rPr>
-      <w:sz w:val="22"/>
-      <w:szCs w:val="22"/>
+      <w:rFonts w:asciiTheme="majorHAnsi" w:eastAsiaTheme="majorEastAsia" w:hAnsiTheme="majorHAnsi" w:cstheme="majorBidi"/>
+      <w:b w:val="0"/>
+      <w:bCs w:val="0"/>
+      <w:color w:val="365F91" w:themeColor="accent1" w:themeShade="BF"/>
     </w:rPr>
-  </w:style>
-  <w:style w:type="character" w:styleId="Hyperlink">
-    <w:name w:val="Hyperlink"/>
-    <w:uiPriority w:val="99"/>
-    <w:unhideWhenUsed/>
-    <w:rPr>
-      <w:color w:val="000000"/>
-      <w:u w:val="none"/>
-    </w:rPr>
-  </w:style>
-  <w:style w:type="table" w:styleId="Table">
-    <w:name w:val="Table"/>
-    <w:basedOn w:val="TableNormal"/>
-    <w:uiPriority w:val="59"/>
-    <w:pPr>
-      <w:spacing w:before="0" w:after="0" w:line="240" w:lineRule="auto"/>
-    </w:pPr>
   </w:style>
   <w:style w:type="paragraph" w:customStyle="1" w:styleId="SourceCode">
     <w:name w:val="Source Code"/>

--- a/courts/eleventh-circuit/alabama/federal/bankruptcy-southern-district/adversary-complaint/usage/OUTPUT-adversary-complaint-2.docx
+++ b/courts/eleventh-circuit/alabama/federal/bankruptcy-southern-district/adversary-complaint/usage/OUTPUT-adversary-complaint-2.docx
@@ -1378,7 +1378,7 @@
         <w:t xml:space="preserve">§§</w:t>
       </w:r>
       <w:r>
-        <w:t xml:space="preserve"> </w:t>
+        <w:t xml:space="preserve"> </w:t>
       </w:r>
       <w:r>
         <w:t xml:space="preserve">1334(b)</w:t>
@@ -1692,7 +1692,7 @@
         <w:t xml:space="preserve">§§</w:t>
       </w:r>
       <w:r>
-        <w:t xml:space="preserve"> </w:t>
+        <w:t xml:space="preserve"> </w:t>
       </w:r>
       <w:r>
         <w:t xml:space="preserve">1408</w:t>
